--- a/Grade 9/1 and 2 chapter.docx
+++ b/Grade 9/1 and 2 chapter.docx
@@ -2,15 +2,6176 @@
 <file path=word/document.xml><?xml version="1.0" encoding="utf-8"?>
 <w:document xmlns:wpc="http://schemas.microsoft.com/office/word/2010/wordprocessingCanvas" xmlns:cx="http://schemas.microsoft.com/office/drawing/2014/chartex" xmlns:cx1="http://schemas.microsoft.com/office/drawing/2015/9/8/chartex" xmlns:cx2="http://schemas.microsoft.com/office/drawing/2015/10/21/chartex" xmlns:cx3="http://schemas.microsoft.com/office/drawing/2016/5/9/chartex" xmlns:cx4="http://schemas.microsoft.com/office/drawing/2016/5/10/chartex" xmlns:cx5="http://schemas.microsoft.com/office/drawing/2016/5/11/chartex" xmlns:cx6="http://schemas.microsoft.com/office/drawing/2016/5/12/chartex" xmlns:cx7="http://schemas.microsoft.com/office/drawing/2016/5/13/chartex" xmlns:cx8="http://schemas.microsoft.com/office/drawing/2016/5/14/chartex" xmlns:mc="http://schemas.openxmlformats.org/markup-compatibility/2006" xmlns:aink="http://schemas.microsoft.com/office/drawing/2016/ink" xmlns:am3d="http://schemas.microsoft.com/office/drawing/2017/model3d" xmlns:o="urn:schemas-microsoft-com:office:office" xmlns:oel="http://schemas.microsoft.com/office/2019/extlst" xmlns:r="http://schemas.openxmlformats.org/officeDocument/2006/relationships" xmlns:m="http://schemas.openxmlformats.org/officeDocument/2006/math" xmlns:v="urn:schemas-microsoft-com:vml" xmlns:wp14="http://schemas.microsoft.com/office/word/2010/wordprocessingDrawing" xmlns:wp="http://schemas.openxmlformats.org/drawingml/2006/wordprocessingDrawing" xmlns:w10="urn:schemas-microsoft-com:office:word" xmlns:w="http://schemas.openxmlformats.org/wordprocessingml/2006/main" xmlns:w14="http://schemas.microsoft.com/office/word/2010/wordml" xmlns:w15="http://schemas.microsoft.com/office/word/2012/wordml" xmlns:w16cex="http://schemas.microsoft.com/office/word/2018/wordml/cex" xmlns:w16cid="http://schemas.microsoft.com/office/word/2016/wordml/cid" xmlns:w16="http://schemas.microsoft.com/office/word/2018/wordml" xmlns:w16du="http://schemas.microsoft.com/office/word/2023/wordml/word16du" xmlns:w16sdtdh="http://schemas.microsoft.com/office/word/2020/wordml/sdtdatahash" xmlns:w16sdtfl="http://schemas.microsoft.com/office/word/2024/wordml/sdtformatlock" xmlns:w16se="http://schemas.microsoft.com/office/word/2015/wordml/symex" xmlns:wpg="http://schemas.microsoft.com/office/word/2010/wordprocessingGroup" xmlns:wpi="http://schemas.microsoft.com/office/word/2010/wordprocessingInk" xmlns:wne="http://schemas.microsoft.com/office/word/2006/wordml" xmlns:wps="http://schemas.microsoft.com/office/word/2010/wordprocessingShape" mc:Ignorable="w14 w15 w16se w16cid w16 w16cex w16sdtdh w16sdtfl w16du wp14">
   <w:body>
+    <w:p>
+      <w:pPr>
+        <w:rPr>
+          <w:b/>
+          <w:bCs/>
+          <w:sz w:val="40"/>
+          <w:szCs w:val="40"/>
+        </w:rPr>
+      </w:pPr>
+      <w:r>
+        <w:rPr>
+          <w:b/>
+          <w:bCs/>
+          <w:sz w:val="40"/>
+          <w:szCs w:val="40"/>
+        </w:rPr>
+        <w:t xml:space="preserve">Chapter </w:t>
+      </w:r>
+      <w:proofErr w:type="gramStart"/>
+      <w:r>
+        <w:rPr>
+          <w:b/>
+          <w:bCs/>
+          <w:sz w:val="40"/>
+          <w:szCs w:val="40"/>
+        </w:rPr>
+        <w:t>1 :</w:t>
+      </w:r>
+      <w:proofErr w:type="gramEnd"/>
+      <w:r>
+        <w:rPr>
+          <w:b/>
+          <w:bCs/>
+          <w:sz w:val="40"/>
+          <w:szCs w:val="40"/>
+        </w:rPr>
+        <w:t xml:space="preserve"> </w:t>
+      </w:r>
+      <w:r>
+        <w:rPr>
+          <w:b/>
+          <w:bCs/>
+          <w:sz w:val="40"/>
+          <w:szCs w:val="40"/>
+        </w:rPr>
+        <w:t>Introduction to Arduino Programming</w:t>
+      </w:r>
+    </w:p>
+    <w:p>
+      <w:pPr>
+        <w:rPr>
+          <w:b/>
+          <w:bCs/>
+        </w:rPr>
+      </w:pPr>
+    </w:p>
+    <w:p>
+      <w:pPr>
+        <w:shd w:val="clear" w:color="auto" w:fill="FAFFFF"/>
+        <w:spacing w:after="0" w:line="240" w:lineRule="auto"/>
+        <w:jc w:val="center"/>
+        <w:rPr>
+          <w:rFonts w:ascii="Segoe UI" w:eastAsia="Times New Roman" w:hAnsi="Segoe UI" w:cs="Segoe UI"/>
+          <w:color w:val="212529"/>
+          <w:kern w:val="0"/>
+          <w:sz w:val="24"/>
+          <w:szCs w:val="24"/>
+          <w:lang w:eastAsia="en-IN"/>
+          <w14:ligatures w14:val="none"/>
+        </w:rPr>
+      </w:pPr>
+      <w:r>
+        <w:rPr>
+          <w:rFonts w:ascii="Segoe UI" w:eastAsia="Times New Roman" w:hAnsi="Segoe UI" w:cs="Segoe UI"/>
+          <w:b/>
+          <w:bCs/>
+          <w:color w:val="212529"/>
+          <w:kern w:val="0"/>
+          <w:sz w:val="24"/>
+          <w:szCs w:val="24"/>
+          <w:lang w:eastAsia="en-IN"/>
+          <w14:ligatures w14:val="none"/>
+        </w:rPr>
+        <w:t>Embedded Systems</w:t>
+      </w:r>
+    </w:p>
+    <w:p>
+      <w:pPr>
+        <w:shd w:val="clear" w:color="auto" w:fill="FAFFFF"/>
+        <w:spacing w:after="100" w:afterAutospacing="1" w:line="240" w:lineRule="auto"/>
+        <w:rPr>
+          <w:rFonts w:ascii="Segoe UI" w:eastAsia="Times New Roman" w:hAnsi="Segoe UI" w:cs="Segoe UI"/>
+          <w:color w:val="212529"/>
+          <w:kern w:val="0"/>
+          <w:sz w:val="24"/>
+          <w:szCs w:val="24"/>
+          <w:lang w:eastAsia="en-IN"/>
+          <w14:ligatures w14:val="none"/>
+        </w:rPr>
+      </w:pPr>
+      <w:r>
+        <w:rPr>
+          <w:rFonts w:ascii="Segoe UI" w:eastAsia="Times New Roman" w:hAnsi="Segoe UI" w:cs="Segoe UI"/>
+          <w:color w:val="212529"/>
+          <w:kern w:val="0"/>
+          <w:sz w:val="24"/>
+          <w:szCs w:val="24"/>
+          <w:lang w:eastAsia="en-IN"/>
+          <w14:ligatures w14:val="none"/>
+        </w:rPr>
+        <w:t>An embedded system is a tiny computer built into everyday devices, making them smarter, faster and more efficient.</w:t>
+      </w:r>
+    </w:p>
+    <w:p>
+      <w:pPr>
+        <w:shd w:val="clear" w:color="auto" w:fill="FAFFFF"/>
+        <w:spacing w:after="100" w:afterAutospacing="1" w:line="240" w:lineRule="auto"/>
+        <w:rPr>
+          <w:rFonts w:ascii="Segoe UI" w:eastAsia="Times New Roman" w:hAnsi="Segoe UI" w:cs="Segoe UI"/>
+          <w:color w:val="212529"/>
+          <w:kern w:val="0"/>
+          <w:sz w:val="24"/>
+          <w:szCs w:val="24"/>
+          <w:lang w:eastAsia="en-IN"/>
+          <w14:ligatures w14:val="none"/>
+        </w:rPr>
+      </w:pPr>
+      <w:r>
+        <w:rPr>
+          <w:rFonts w:ascii="Segoe UI" w:eastAsia="Times New Roman" w:hAnsi="Segoe UI" w:cs="Segoe UI"/>
+          <w:color w:val="212529"/>
+          <w:kern w:val="0"/>
+          <w:sz w:val="24"/>
+          <w:szCs w:val="24"/>
+          <w:lang w:eastAsia="en-IN"/>
+          <w14:ligatures w14:val="none"/>
+        </w:rPr>
+        <w:t>Few </w:t>
+      </w:r>
+      <w:r>
+        <w:rPr>
+          <w:rFonts w:ascii="Segoe UI" w:eastAsia="Times New Roman" w:hAnsi="Segoe UI" w:cs="Segoe UI"/>
+          <w:b/>
+          <w:bCs/>
+          <w:color w:val="212529"/>
+          <w:kern w:val="0"/>
+          <w:sz w:val="24"/>
+          <w:szCs w:val="24"/>
+          <w:lang w:eastAsia="en-IN"/>
+          <w14:ligatures w14:val="none"/>
+        </w:rPr>
+        <w:t>real-life applications of embedded systems</w:t>
+      </w:r>
+      <w:r>
+        <w:rPr>
+          <w:rFonts w:ascii="Segoe UI" w:eastAsia="Times New Roman" w:hAnsi="Segoe UI" w:cs="Segoe UI"/>
+          <w:color w:val="212529"/>
+          <w:kern w:val="0"/>
+          <w:sz w:val="24"/>
+          <w:szCs w:val="24"/>
+          <w:lang w:eastAsia="en-IN"/>
+          <w14:ligatures w14:val="none"/>
+        </w:rPr>
+        <w:t> are:</w:t>
+      </w:r>
+    </w:p>
+    <w:p>
+      <w:pPr>
+        <w:shd w:val="clear" w:color="auto" w:fill="FAFFFF"/>
+        <w:spacing w:after="100" w:afterAutospacing="1" w:line="240" w:lineRule="auto"/>
+        <w:rPr>
+          <w:rFonts w:ascii="Segoe UI" w:eastAsia="Times New Roman" w:hAnsi="Segoe UI" w:cs="Segoe UI"/>
+          <w:color w:val="212529"/>
+          <w:kern w:val="0"/>
+          <w:sz w:val="24"/>
+          <w:szCs w:val="24"/>
+          <w:lang w:eastAsia="en-IN"/>
+          <w14:ligatures w14:val="none"/>
+        </w:rPr>
+      </w:pPr>
+      <w:r>
+        <w:rPr>
+          <w:rFonts w:ascii="Segoe UI" w:eastAsia="Times New Roman" w:hAnsi="Segoe UI" w:cs="Segoe UI"/>
+          <w:b/>
+          <w:bCs/>
+          <w:color w:val="212529"/>
+          <w:kern w:val="0"/>
+          <w:sz w:val="24"/>
+          <w:szCs w:val="24"/>
+          <w:lang w:eastAsia="en-IN"/>
+          <w14:ligatures w14:val="none"/>
+        </w:rPr>
+        <w:t>1. Home Automation:</w:t>
+      </w:r>
+      <w:r>
+        <w:rPr>
+          <w:rFonts w:ascii="Segoe UI" w:eastAsia="Times New Roman" w:hAnsi="Segoe UI" w:cs="Segoe UI"/>
+          <w:color w:val="212529"/>
+          <w:kern w:val="0"/>
+          <w:sz w:val="24"/>
+          <w:szCs w:val="24"/>
+          <w:lang w:eastAsia="en-IN"/>
+          <w14:ligatures w14:val="none"/>
+        </w:rPr>
+        <w:t> Smart thermostats are embedded systems that control home heating and cooling systems. Also, security cameras use embedded systems to monitor and record activities.</w:t>
+      </w:r>
+    </w:p>
+    <w:p>
+      <w:pPr>
+        <w:shd w:val="clear" w:color="auto" w:fill="FAFFFF"/>
+        <w:spacing w:after="100" w:afterAutospacing="1" w:line="240" w:lineRule="auto"/>
+        <w:rPr>
+          <w:rFonts w:ascii="Segoe UI" w:eastAsia="Times New Roman" w:hAnsi="Segoe UI" w:cs="Segoe UI"/>
+          <w:color w:val="212529"/>
+          <w:kern w:val="0"/>
+          <w:sz w:val="24"/>
+          <w:szCs w:val="24"/>
+          <w:lang w:eastAsia="en-IN"/>
+          <w14:ligatures w14:val="none"/>
+        </w:rPr>
+      </w:pPr>
+      <w:r>
+        <w:rPr>
+          <w:rFonts w:ascii="Segoe UI" w:eastAsia="Times New Roman" w:hAnsi="Segoe UI" w:cs="Segoe UI"/>
+          <w:b/>
+          <w:bCs/>
+          <w:color w:val="212529"/>
+          <w:kern w:val="0"/>
+          <w:sz w:val="24"/>
+          <w:szCs w:val="24"/>
+          <w:lang w:eastAsia="en-IN"/>
+          <w14:ligatures w14:val="none"/>
+        </w:rPr>
+        <w:t>2. Flight control:</w:t>
+      </w:r>
+      <w:r>
+        <w:rPr>
+          <w:rFonts w:ascii="Segoe UI" w:eastAsia="Times New Roman" w:hAnsi="Segoe UI" w:cs="Segoe UI"/>
+          <w:color w:val="212529"/>
+          <w:kern w:val="0"/>
+          <w:sz w:val="24"/>
+          <w:szCs w:val="24"/>
+          <w:lang w:eastAsia="en-IN"/>
+          <w14:ligatures w14:val="none"/>
+        </w:rPr>
+        <w:t> Embedded system is used to manage aircraft stability and controls.</w:t>
+      </w:r>
+    </w:p>
+    <w:p>
+      <w:pPr>
+        <w:shd w:val="clear" w:color="auto" w:fill="FAFFFF"/>
+        <w:spacing w:after="100" w:afterAutospacing="1" w:line="240" w:lineRule="auto"/>
+        <w:rPr>
+          <w:rFonts w:ascii="Segoe UI" w:eastAsia="Times New Roman" w:hAnsi="Segoe UI" w:cs="Segoe UI"/>
+          <w:color w:val="212529"/>
+          <w:kern w:val="0"/>
+          <w:sz w:val="24"/>
+          <w:szCs w:val="24"/>
+          <w:lang w:eastAsia="en-IN"/>
+          <w14:ligatures w14:val="none"/>
+        </w:rPr>
+      </w:pPr>
+      <w:r>
+        <w:rPr>
+          <w:rFonts w:ascii="Segoe UI" w:eastAsia="Times New Roman" w:hAnsi="Segoe UI" w:cs="Segoe UI"/>
+          <w:b/>
+          <w:bCs/>
+          <w:color w:val="212529"/>
+          <w:kern w:val="0"/>
+          <w:sz w:val="24"/>
+          <w:szCs w:val="24"/>
+          <w:lang w:eastAsia="en-IN"/>
+          <w14:ligatures w14:val="none"/>
+        </w:rPr>
+        <w:t>3. Home appliances:</w:t>
+      </w:r>
+      <w:r>
+        <w:rPr>
+          <w:rFonts w:ascii="Segoe UI" w:eastAsia="Times New Roman" w:hAnsi="Segoe UI" w:cs="Segoe UI"/>
+          <w:color w:val="212529"/>
+          <w:kern w:val="0"/>
+          <w:sz w:val="24"/>
+          <w:szCs w:val="24"/>
+          <w:lang w:eastAsia="en-IN"/>
+          <w14:ligatures w14:val="none"/>
+        </w:rPr>
+        <w:t> Washing machines use embedded systems to manage washing cycles and settings. Microwave Ovens can control heating elements and cooking times using embedded system.</w:t>
+      </w:r>
+    </w:p>
+    <w:p>
+      <w:pPr>
+        <w:shd w:val="clear" w:color="auto" w:fill="FAFFFF"/>
+        <w:spacing w:after="100" w:afterAutospacing="1" w:line="240" w:lineRule="auto"/>
+        <w:jc w:val="center"/>
+        <w:rPr>
+          <w:rFonts w:ascii="Segoe UI" w:eastAsia="Times New Roman" w:hAnsi="Segoe UI" w:cs="Segoe UI"/>
+          <w:color w:val="212529"/>
+          <w:kern w:val="0"/>
+          <w:sz w:val="24"/>
+          <w:szCs w:val="24"/>
+          <w:lang w:eastAsia="en-IN"/>
+          <w14:ligatures w14:val="none"/>
+        </w:rPr>
+      </w:pPr>
+      <w:r>
+        <w:rPr>
+          <w:rFonts w:ascii="Segoe UI" w:eastAsia="Times New Roman" w:hAnsi="Segoe UI" w:cs="Segoe UI"/>
+          <w:noProof/>
+          <w:color w:val="212529"/>
+          <w:kern w:val="0"/>
+          <w:sz w:val="24"/>
+          <w:szCs w:val="24"/>
+          <w:lang w:eastAsia="en-IN"/>
+          <w14:ligatures w14:val="none"/>
+        </w:rPr>
+        <w:drawing>
+          <wp:inline distT="0" distB="0" distL="0" distR="0" wp14:anchorId="59CD0B1B" wp14:editId="2A2FFCA0">
+            <wp:extent cx="5454650" cy="1612900"/>
+            <wp:effectExtent l="0" t="0" r="0" b="6350"/>
+            <wp:docPr id="22" name="Picture 5"/>
+            <wp:cNvGraphicFramePr>
+              <a:graphicFrameLocks xmlns:a="http://schemas.openxmlformats.org/drawingml/2006/main" noChangeAspect="1"/>
+            </wp:cNvGraphicFramePr>
+            <a:graphic xmlns:a="http://schemas.openxmlformats.org/drawingml/2006/main">
+              <a:graphicData uri="http://schemas.openxmlformats.org/drawingml/2006/picture">
+                <pic:pic xmlns:pic="http://schemas.openxmlformats.org/drawingml/2006/picture">
+                  <pic:nvPicPr>
+                    <pic:cNvPr id="0" name="Picture 22"/>
+                    <pic:cNvPicPr>
+                      <a:picLocks noChangeAspect="1" noChangeArrowheads="1"/>
+                    </pic:cNvPicPr>
+                  </pic:nvPicPr>
+                  <pic:blipFill>
+                    <a:blip r:embed="rId5">
+                      <a:extLst>
+                        <a:ext uri="{28A0092B-C50C-407E-A947-70E740481C1C}">
+                          <a14:useLocalDpi xmlns:a14="http://schemas.microsoft.com/office/drawing/2010/main" val="0"/>
+                        </a:ext>
+                      </a:extLst>
+                    </a:blip>
+                    <a:srcRect/>
+                    <a:stretch>
+                      <a:fillRect/>
+                    </a:stretch>
+                  </pic:blipFill>
+                  <pic:spPr bwMode="auto">
+                    <a:xfrm>
+                      <a:off x="0" y="0"/>
+                      <a:ext cx="5454650" cy="1612900"/>
+                    </a:xfrm>
+                    <a:prstGeom prst="rect">
+                      <a:avLst/>
+                    </a:prstGeom>
+                    <a:noFill/>
+                    <a:ln>
+                      <a:noFill/>
+                    </a:ln>
+                  </pic:spPr>
+                </pic:pic>
+              </a:graphicData>
+            </a:graphic>
+          </wp:inline>
+        </w:drawing>
+      </w:r>
+    </w:p>
+    <w:p>
+      <w:pPr>
+        <w:shd w:val="clear" w:color="auto" w:fill="FAFFFF"/>
+        <w:spacing w:after="100" w:afterAutospacing="1" w:line="240" w:lineRule="auto"/>
+        <w:jc w:val="center"/>
+        <w:rPr>
+          <w:rFonts w:ascii="Segoe UI" w:eastAsia="Times New Roman" w:hAnsi="Segoe UI" w:cs="Segoe UI"/>
+          <w:color w:val="212529"/>
+          <w:kern w:val="0"/>
+          <w:sz w:val="24"/>
+          <w:szCs w:val="24"/>
+          <w:lang w:eastAsia="en-IN"/>
+          <w14:ligatures w14:val="none"/>
+        </w:rPr>
+      </w:pPr>
+    </w:p>
+    <w:p>
+      <w:pPr>
+        <w:shd w:val="clear" w:color="auto" w:fill="FAFFFF"/>
+        <w:spacing w:after="0" w:line="240" w:lineRule="auto"/>
+        <w:jc w:val="center"/>
+        <w:rPr>
+          <w:rFonts w:ascii="Segoe UI" w:eastAsia="Times New Roman" w:hAnsi="Segoe UI" w:cs="Segoe UI"/>
+          <w:color w:val="212529"/>
+          <w:kern w:val="0"/>
+          <w:sz w:val="24"/>
+          <w:szCs w:val="24"/>
+          <w:lang w:eastAsia="en-IN"/>
+          <w14:ligatures w14:val="none"/>
+        </w:rPr>
+      </w:pPr>
+      <w:r>
+        <w:rPr>
+          <w:rFonts w:ascii="Segoe UI" w:eastAsia="Times New Roman" w:hAnsi="Segoe UI" w:cs="Segoe UI"/>
+          <w:b/>
+          <w:bCs/>
+          <w:color w:val="212529"/>
+          <w:kern w:val="0"/>
+          <w:sz w:val="24"/>
+          <w:szCs w:val="24"/>
+          <w:lang w:eastAsia="en-IN"/>
+          <w14:ligatures w14:val="none"/>
+        </w:rPr>
+        <w:t>Structure of Embedded systems</w:t>
+      </w:r>
+    </w:p>
+    <w:p>
+      <w:pPr>
+        <w:spacing w:after="0" w:line="240" w:lineRule="auto"/>
+        <w:rPr>
+          <w:rFonts w:ascii="Times New Roman" w:eastAsia="Times New Roman" w:hAnsi="Times New Roman" w:cs="Times New Roman"/>
+          <w:kern w:val="0"/>
+          <w:sz w:val="24"/>
+          <w:szCs w:val="24"/>
+          <w:lang w:eastAsia="en-IN"/>
+          <w14:ligatures w14:val="none"/>
+        </w:rPr>
+      </w:pPr>
+      <w:r>
+        <w:rPr>
+          <w:rFonts w:ascii="Segoe UI" w:eastAsia="Times New Roman" w:hAnsi="Segoe UI" w:cs="Segoe UI"/>
+          <w:color w:val="212529"/>
+          <w:kern w:val="0"/>
+          <w:sz w:val="24"/>
+          <w:szCs w:val="24"/>
+          <w:lang w:eastAsia="en-IN"/>
+          <w14:ligatures w14:val="none"/>
+        </w:rPr>
+        <w:br/>
+      </w:r>
+      <w:r>
+        <w:rPr>
+          <w:rFonts w:ascii="Segoe UI" w:eastAsia="Times New Roman" w:hAnsi="Segoe UI" w:cs="Segoe UI"/>
+          <w:color w:val="212529"/>
+          <w:kern w:val="0"/>
+          <w:sz w:val="24"/>
+          <w:szCs w:val="24"/>
+          <w:shd w:val="clear" w:color="auto" w:fill="FAFFFF"/>
+          <w:lang w:eastAsia="en-IN"/>
+          <w14:ligatures w14:val="none"/>
+        </w:rPr>
+        <w:t>An embedded system is made up of below two main components: Hardware and Software.</w:t>
+      </w:r>
+    </w:p>
+    <w:p>
+      <w:pPr>
+        <w:shd w:val="clear" w:color="auto" w:fill="FAFFFF"/>
+        <w:spacing w:after="100" w:afterAutospacing="1" w:line="240" w:lineRule="auto"/>
+        <w:rPr>
+          <w:rFonts w:ascii="Segoe UI" w:eastAsia="Times New Roman" w:hAnsi="Segoe UI" w:cs="Segoe UI"/>
+          <w:color w:val="212529"/>
+          <w:kern w:val="0"/>
+          <w:sz w:val="24"/>
+          <w:szCs w:val="24"/>
+          <w:lang w:eastAsia="en-IN"/>
+          <w14:ligatures w14:val="none"/>
+        </w:rPr>
+      </w:pPr>
+      <w:r>
+        <w:rPr>
+          <w:rFonts w:ascii="Segoe UI" w:eastAsia="Times New Roman" w:hAnsi="Segoe UI" w:cs="Segoe UI"/>
+          <w:b/>
+          <w:bCs/>
+          <w:color w:val="212529"/>
+          <w:kern w:val="0"/>
+          <w:sz w:val="24"/>
+          <w:szCs w:val="24"/>
+          <w:lang w:eastAsia="en-IN"/>
+          <w14:ligatures w14:val="none"/>
+        </w:rPr>
+        <w:t>Hardware (Board):</w:t>
+      </w:r>
+      <w:r>
+        <w:rPr>
+          <w:rFonts w:ascii="Segoe UI" w:eastAsia="Times New Roman" w:hAnsi="Segoe UI" w:cs="Segoe UI"/>
+          <w:color w:val="212529"/>
+          <w:kern w:val="0"/>
+          <w:sz w:val="24"/>
+          <w:szCs w:val="24"/>
+          <w:lang w:eastAsia="en-IN"/>
+          <w14:ligatures w14:val="none"/>
+        </w:rPr>
+        <w:t> This is the physical part hardware of an embedded system containing a microcontroller board that can be programmed to sense and control objects in the physical world.</w:t>
+      </w:r>
+    </w:p>
+    <w:p>
+      <w:pPr>
+        <w:shd w:val="clear" w:color="auto" w:fill="FAFFFF"/>
+        <w:spacing w:after="0" w:line="240" w:lineRule="auto"/>
+        <w:jc w:val="center"/>
+        <w:rPr>
+          <w:rFonts w:ascii="Segoe UI" w:eastAsia="Times New Roman" w:hAnsi="Segoe UI" w:cs="Segoe UI"/>
+          <w:color w:val="212529"/>
+          <w:kern w:val="0"/>
+          <w:sz w:val="24"/>
+          <w:szCs w:val="24"/>
+          <w:lang w:eastAsia="en-IN"/>
+          <w14:ligatures w14:val="none"/>
+        </w:rPr>
+      </w:pPr>
+      <w:r>
+        <w:rPr>
+          <w:rFonts w:ascii="Segoe UI" w:eastAsia="Times New Roman" w:hAnsi="Segoe UI" w:cs="Segoe UI"/>
+          <w:noProof/>
+          <w:color w:val="212529"/>
+          <w:kern w:val="0"/>
+          <w:sz w:val="24"/>
+          <w:szCs w:val="24"/>
+          <w:lang w:eastAsia="en-IN"/>
+          <w14:ligatures w14:val="none"/>
+        </w:rPr>
+        <w:drawing>
+          <wp:inline distT="0" distB="0" distL="0" distR="0" wp14:anchorId="066A7BA1" wp14:editId="3E1587AF">
+            <wp:extent cx="4648200" cy="2266950"/>
+            <wp:effectExtent l="0" t="0" r="0" b="0"/>
+            <wp:docPr id="29" name="Picture 8" descr="image"/>
+            <wp:cNvGraphicFramePr>
+              <a:graphicFrameLocks xmlns:a="http://schemas.openxmlformats.org/drawingml/2006/main" noChangeAspect="1"/>
+            </wp:cNvGraphicFramePr>
+            <a:graphic xmlns:a="http://schemas.openxmlformats.org/drawingml/2006/main">
+              <a:graphicData uri="http://schemas.openxmlformats.org/drawingml/2006/picture">
+                <pic:pic xmlns:pic="http://schemas.openxmlformats.org/drawingml/2006/picture">
+                  <pic:nvPicPr>
+                    <pic:cNvPr id="0" name="Picture 29" descr="image"/>
+                    <pic:cNvPicPr>
+                      <a:picLocks noChangeAspect="1" noChangeArrowheads="1"/>
+                    </pic:cNvPicPr>
+                  </pic:nvPicPr>
+                  <pic:blipFill>
+                    <a:blip r:embed="rId6">
+                      <a:extLst>
+                        <a:ext uri="{28A0092B-C50C-407E-A947-70E740481C1C}">
+                          <a14:useLocalDpi xmlns:a14="http://schemas.microsoft.com/office/drawing/2010/main" val="0"/>
+                        </a:ext>
+                      </a:extLst>
+                    </a:blip>
+                    <a:srcRect/>
+                    <a:stretch>
+                      <a:fillRect/>
+                    </a:stretch>
+                  </pic:blipFill>
+                  <pic:spPr bwMode="auto">
+                    <a:xfrm>
+                      <a:off x="0" y="0"/>
+                      <a:ext cx="4648200" cy="2266950"/>
+                    </a:xfrm>
+                    <a:prstGeom prst="rect">
+                      <a:avLst/>
+                    </a:prstGeom>
+                    <a:noFill/>
+                    <a:ln>
+                      <a:noFill/>
+                    </a:ln>
+                  </pic:spPr>
+                </pic:pic>
+              </a:graphicData>
+            </a:graphic>
+          </wp:inline>
+        </w:drawing>
+      </w:r>
+    </w:p>
+    <w:p>
+      <w:pPr>
+        <w:spacing w:after="0" w:line="240" w:lineRule="auto"/>
+        <w:rPr>
+          <w:rFonts w:ascii="Times New Roman" w:eastAsia="Times New Roman" w:hAnsi="Times New Roman" w:cs="Times New Roman"/>
+          <w:kern w:val="0"/>
+          <w:sz w:val="24"/>
+          <w:szCs w:val="24"/>
+          <w:lang w:eastAsia="en-IN"/>
+          <w14:ligatures w14:val="none"/>
+        </w:rPr>
+      </w:pPr>
+      <w:r>
+        <w:rPr>
+          <w:rFonts w:ascii="Segoe UI" w:eastAsia="Times New Roman" w:hAnsi="Segoe UI" w:cs="Segoe UI"/>
+          <w:color w:val="212529"/>
+          <w:kern w:val="0"/>
+          <w:sz w:val="24"/>
+          <w:szCs w:val="24"/>
+          <w:lang w:eastAsia="en-IN"/>
+          <w14:ligatures w14:val="none"/>
+        </w:rPr>
+        <w:br/>
+      </w:r>
+    </w:p>
+    <w:p>
+      <w:pPr>
+        <w:shd w:val="clear" w:color="auto" w:fill="FAFFFF"/>
+        <w:spacing w:after="0" w:line="240" w:lineRule="auto"/>
+        <w:jc w:val="center"/>
+        <w:rPr>
+          <w:rFonts w:ascii="Segoe UI" w:eastAsia="Times New Roman" w:hAnsi="Segoe UI" w:cs="Segoe UI"/>
+          <w:color w:val="212529"/>
+          <w:kern w:val="0"/>
+          <w:sz w:val="24"/>
+          <w:szCs w:val="24"/>
+          <w:lang w:eastAsia="en-IN"/>
+          <w14:ligatures w14:val="none"/>
+        </w:rPr>
+      </w:pPr>
+      <w:r>
+        <w:rPr>
+          <w:rFonts w:ascii="Segoe UI" w:eastAsia="Times New Roman" w:hAnsi="Segoe UI" w:cs="Segoe UI"/>
+          <w:b/>
+          <w:bCs/>
+          <w:color w:val="212529"/>
+          <w:kern w:val="0"/>
+          <w:sz w:val="24"/>
+          <w:szCs w:val="24"/>
+          <w:lang w:eastAsia="en-IN"/>
+          <w14:ligatures w14:val="none"/>
+        </w:rPr>
+        <w:lastRenderedPageBreak/>
+        <w:t>Hardware (Microcontroller board)</w:t>
+      </w:r>
+    </w:p>
+    <w:p>
+      <w:pPr>
+        <w:spacing w:after="0" w:line="240" w:lineRule="auto"/>
+        <w:rPr>
+          <w:rFonts w:ascii="Times New Roman" w:eastAsia="Times New Roman" w:hAnsi="Times New Roman" w:cs="Times New Roman"/>
+          <w:kern w:val="0"/>
+          <w:sz w:val="24"/>
+          <w:szCs w:val="24"/>
+          <w:lang w:eastAsia="en-IN"/>
+          <w14:ligatures w14:val="none"/>
+        </w:rPr>
+      </w:pPr>
+      <w:r>
+        <w:rPr>
+          <w:rFonts w:ascii="Segoe UI" w:eastAsia="Times New Roman" w:hAnsi="Segoe UI" w:cs="Segoe UI"/>
+          <w:color w:val="212529"/>
+          <w:kern w:val="0"/>
+          <w:sz w:val="24"/>
+          <w:szCs w:val="24"/>
+          <w:lang w:eastAsia="en-IN"/>
+          <w14:ligatures w14:val="none"/>
+        </w:rPr>
+        <w:br/>
+      </w:r>
+      <w:r>
+        <w:rPr>
+          <w:rFonts w:ascii="Segoe UI" w:eastAsia="Times New Roman" w:hAnsi="Segoe UI" w:cs="Segoe UI"/>
+          <w:b/>
+          <w:bCs/>
+          <w:color w:val="212529"/>
+          <w:kern w:val="0"/>
+          <w:sz w:val="24"/>
+          <w:szCs w:val="24"/>
+          <w:shd w:val="clear" w:color="auto" w:fill="FAFFFF"/>
+          <w:lang w:eastAsia="en-IN"/>
+          <w14:ligatures w14:val="none"/>
+        </w:rPr>
+        <w:t>Software:</w:t>
+      </w:r>
+      <w:r>
+        <w:rPr>
+          <w:rFonts w:ascii="Segoe UI" w:eastAsia="Times New Roman" w:hAnsi="Segoe UI" w:cs="Segoe UI"/>
+          <w:color w:val="212529"/>
+          <w:kern w:val="0"/>
+          <w:sz w:val="24"/>
+          <w:szCs w:val="24"/>
+          <w:shd w:val="clear" w:color="auto" w:fill="FAFFFF"/>
+          <w:lang w:eastAsia="en-IN"/>
+          <w14:ligatures w14:val="none"/>
+        </w:rPr>
+        <w:t> This is the program written and uploaded to the hardware. It tells the system what to do based on inputs and how to control outputs. We need a tool to write the code and known as IDE.</w:t>
+      </w:r>
+      <w:r>
+        <w:rPr>
+          <w:rFonts w:ascii="Segoe UI" w:eastAsia="Times New Roman" w:hAnsi="Segoe UI" w:cs="Segoe UI"/>
+          <w:color w:val="212529"/>
+          <w:kern w:val="0"/>
+          <w:sz w:val="24"/>
+          <w:szCs w:val="24"/>
+          <w:lang w:eastAsia="en-IN"/>
+          <w14:ligatures w14:val="none"/>
+        </w:rPr>
+        <w:br/>
+      </w:r>
+      <w:r>
+        <w:rPr>
+          <w:rFonts w:ascii="Segoe UI" w:eastAsia="Times New Roman" w:hAnsi="Segoe UI" w:cs="Segoe UI"/>
+          <w:color w:val="212529"/>
+          <w:kern w:val="0"/>
+          <w:sz w:val="24"/>
+          <w:szCs w:val="24"/>
+          <w:shd w:val="clear" w:color="auto" w:fill="FAFFFF"/>
+          <w:lang w:eastAsia="en-IN"/>
+          <w14:ligatures w14:val="none"/>
+        </w:rPr>
+        <w:t>IDE stands for </w:t>
+      </w:r>
+      <w:r>
+        <w:rPr>
+          <w:rFonts w:ascii="Segoe UI" w:eastAsia="Times New Roman" w:hAnsi="Segoe UI" w:cs="Segoe UI"/>
+          <w:b/>
+          <w:bCs/>
+          <w:color w:val="212529"/>
+          <w:kern w:val="0"/>
+          <w:sz w:val="24"/>
+          <w:szCs w:val="24"/>
+          <w:shd w:val="clear" w:color="auto" w:fill="FAFFFF"/>
+          <w:lang w:eastAsia="en-IN"/>
+          <w14:ligatures w14:val="none"/>
+        </w:rPr>
+        <w:t>Integrated Development Environment</w:t>
+      </w:r>
+      <w:r>
+        <w:rPr>
+          <w:rFonts w:ascii="Segoe UI" w:eastAsia="Times New Roman" w:hAnsi="Segoe UI" w:cs="Segoe UI"/>
+          <w:color w:val="212529"/>
+          <w:kern w:val="0"/>
+          <w:sz w:val="24"/>
+          <w:szCs w:val="24"/>
+          <w:shd w:val="clear" w:color="auto" w:fill="FAFFFF"/>
+          <w:lang w:eastAsia="en-IN"/>
+          <w14:ligatures w14:val="none"/>
+        </w:rPr>
+        <w:t> that is used to interact with hardware elements. There are different types of IDE available, however, Arduino IDE is best suited for our requirements, and it is user-friendly.</w:t>
+      </w:r>
+      <w:r>
+        <w:rPr>
+          <w:rFonts w:ascii="Segoe UI" w:eastAsia="Times New Roman" w:hAnsi="Segoe UI" w:cs="Segoe UI"/>
+          <w:color w:val="212529"/>
+          <w:kern w:val="0"/>
+          <w:sz w:val="24"/>
+          <w:szCs w:val="24"/>
+          <w:lang w:eastAsia="en-IN"/>
+          <w14:ligatures w14:val="none"/>
+        </w:rPr>
+        <w:br/>
+      </w:r>
+    </w:p>
+    <w:p>
+      <w:pPr>
+        <w:shd w:val="clear" w:color="auto" w:fill="FAFFFF"/>
+        <w:spacing w:after="0" w:line="240" w:lineRule="auto"/>
+        <w:jc w:val="center"/>
+        <w:rPr>
+          <w:rFonts w:ascii="Segoe UI" w:eastAsia="Times New Roman" w:hAnsi="Segoe UI" w:cs="Segoe UI"/>
+          <w:color w:val="212529"/>
+          <w:kern w:val="0"/>
+          <w:sz w:val="24"/>
+          <w:szCs w:val="24"/>
+          <w:lang w:eastAsia="en-IN"/>
+          <w14:ligatures w14:val="none"/>
+        </w:rPr>
+      </w:pPr>
+      <w:r>
+        <w:rPr>
+          <w:rFonts w:ascii="Segoe UI" w:eastAsia="Times New Roman" w:hAnsi="Segoe UI" w:cs="Segoe UI"/>
+          <w:noProof/>
+          <w:color w:val="212529"/>
+          <w:kern w:val="0"/>
+          <w:sz w:val="24"/>
+          <w:szCs w:val="24"/>
+          <w:lang w:eastAsia="en-IN"/>
+          <w14:ligatures w14:val="none"/>
+        </w:rPr>
+        <w:drawing>
+          <wp:inline distT="0" distB="0" distL="0" distR="0" wp14:anchorId="5B032741" wp14:editId="2305CAEC">
+            <wp:extent cx="2946400" cy="2463800"/>
+            <wp:effectExtent l="0" t="0" r="6350" b="0"/>
+            <wp:docPr id="30" name="Picture 7" descr="image"/>
+            <wp:cNvGraphicFramePr>
+              <a:graphicFrameLocks xmlns:a="http://schemas.openxmlformats.org/drawingml/2006/main" noChangeAspect="1"/>
+            </wp:cNvGraphicFramePr>
+            <a:graphic xmlns:a="http://schemas.openxmlformats.org/drawingml/2006/main">
+              <a:graphicData uri="http://schemas.openxmlformats.org/drawingml/2006/picture">
+                <pic:pic xmlns:pic="http://schemas.openxmlformats.org/drawingml/2006/picture">
+                  <pic:nvPicPr>
+                    <pic:cNvPr id="0" name="Picture 30" descr="image"/>
+                    <pic:cNvPicPr>
+                      <a:picLocks noChangeAspect="1" noChangeArrowheads="1"/>
+                    </pic:cNvPicPr>
+                  </pic:nvPicPr>
+                  <pic:blipFill>
+                    <a:blip r:embed="rId7">
+                      <a:extLst>
+                        <a:ext uri="{28A0092B-C50C-407E-A947-70E740481C1C}">
+                          <a14:useLocalDpi xmlns:a14="http://schemas.microsoft.com/office/drawing/2010/main" val="0"/>
+                        </a:ext>
+                      </a:extLst>
+                    </a:blip>
+                    <a:srcRect/>
+                    <a:stretch>
+                      <a:fillRect/>
+                    </a:stretch>
+                  </pic:blipFill>
+                  <pic:spPr bwMode="auto">
+                    <a:xfrm>
+                      <a:off x="0" y="0"/>
+                      <a:ext cx="2946400" cy="2463800"/>
+                    </a:xfrm>
+                    <a:prstGeom prst="rect">
+                      <a:avLst/>
+                    </a:prstGeom>
+                    <a:noFill/>
+                    <a:ln>
+                      <a:noFill/>
+                    </a:ln>
+                  </pic:spPr>
+                </pic:pic>
+              </a:graphicData>
+            </a:graphic>
+          </wp:inline>
+        </w:drawing>
+      </w:r>
+    </w:p>
+    <w:p>
+      <w:pPr>
+        <w:spacing w:after="0" w:line="240" w:lineRule="auto"/>
+        <w:rPr>
+          <w:rFonts w:ascii="Times New Roman" w:eastAsia="Times New Roman" w:hAnsi="Times New Roman" w:cs="Times New Roman"/>
+          <w:kern w:val="0"/>
+          <w:sz w:val="24"/>
+          <w:szCs w:val="24"/>
+          <w:lang w:eastAsia="en-IN"/>
+          <w14:ligatures w14:val="none"/>
+        </w:rPr>
+      </w:pPr>
+      <w:r>
+        <w:rPr>
+          <w:rFonts w:ascii="Segoe UI" w:eastAsia="Times New Roman" w:hAnsi="Segoe UI" w:cs="Segoe UI"/>
+          <w:color w:val="212529"/>
+          <w:kern w:val="0"/>
+          <w:sz w:val="24"/>
+          <w:szCs w:val="24"/>
+          <w:lang w:eastAsia="en-IN"/>
+          <w14:ligatures w14:val="none"/>
+        </w:rPr>
+        <w:br/>
+      </w:r>
+    </w:p>
+    <w:p>
+      <w:pPr>
+        <w:shd w:val="clear" w:color="auto" w:fill="FAFFFF"/>
+        <w:spacing w:after="0" w:line="240" w:lineRule="auto"/>
+        <w:jc w:val="center"/>
+        <w:rPr>
+          <w:rFonts w:ascii="Segoe UI" w:eastAsia="Times New Roman" w:hAnsi="Segoe UI" w:cs="Segoe UI"/>
+          <w:color w:val="212529"/>
+          <w:kern w:val="0"/>
+          <w:sz w:val="24"/>
+          <w:szCs w:val="24"/>
+          <w:lang w:eastAsia="en-IN"/>
+          <w14:ligatures w14:val="none"/>
+        </w:rPr>
+      </w:pPr>
+      <w:r>
+        <w:rPr>
+          <w:rFonts w:ascii="Segoe UI" w:eastAsia="Times New Roman" w:hAnsi="Segoe UI" w:cs="Segoe UI"/>
+          <w:b/>
+          <w:bCs/>
+          <w:color w:val="212529"/>
+          <w:kern w:val="0"/>
+          <w:sz w:val="24"/>
+          <w:szCs w:val="24"/>
+          <w:lang w:eastAsia="en-IN"/>
+          <w14:ligatures w14:val="none"/>
+        </w:rPr>
+        <w:t>Arduino IDE</w:t>
+      </w:r>
+    </w:p>
+    <w:p>
+      <w:pPr>
+        <w:shd w:val="clear" w:color="auto" w:fill="FAFFFF"/>
+        <w:spacing w:after="100" w:afterAutospacing="1" w:line="240" w:lineRule="auto"/>
+        <w:rPr>
+          <w:rFonts w:ascii="Segoe UI" w:eastAsia="Times New Roman" w:hAnsi="Segoe UI" w:cs="Segoe UI"/>
+          <w:color w:val="212529"/>
+          <w:kern w:val="0"/>
+          <w:sz w:val="24"/>
+          <w:szCs w:val="24"/>
+          <w:lang w:eastAsia="en-IN"/>
+          <w14:ligatures w14:val="none"/>
+        </w:rPr>
+      </w:pPr>
+      <w:r>
+        <w:rPr>
+          <w:rFonts w:ascii="Segoe UI" w:eastAsia="Times New Roman" w:hAnsi="Segoe UI" w:cs="Segoe UI"/>
+          <w:b/>
+          <w:bCs/>
+          <w:color w:val="212529"/>
+          <w:kern w:val="0"/>
+          <w:sz w:val="24"/>
+          <w:szCs w:val="24"/>
+          <w:lang w:eastAsia="en-IN"/>
+          <w14:ligatures w14:val="none"/>
+        </w:rPr>
+        <w:t>Example of an embedded system: Remote-controlled car.</w:t>
+      </w:r>
+      <w:r>
+        <w:rPr>
+          <w:rFonts w:ascii="Segoe UI" w:eastAsia="Times New Roman" w:hAnsi="Segoe UI" w:cs="Segoe UI"/>
+          <w:color w:val="212529"/>
+          <w:kern w:val="0"/>
+          <w:sz w:val="24"/>
+          <w:szCs w:val="24"/>
+          <w:lang w:eastAsia="en-IN"/>
+          <w14:ligatures w14:val="none"/>
+        </w:rPr>
+        <w:br/>
+        <w:t>Hardware → The car (wheels, motor, battery, body).</w:t>
+      </w:r>
+      <w:r>
+        <w:rPr>
+          <w:rFonts w:ascii="Segoe UI" w:eastAsia="Times New Roman" w:hAnsi="Segoe UI" w:cs="Segoe UI"/>
+          <w:color w:val="212529"/>
+          <w:kern w:val="0"/>
+          <w:sz w:val="24"/>
+          <w:szCs w:val="24"/>
+          <w:lang w:eastAsia="en-IN"/>
+          <w14:ligatures w14:val="none"/>
+        </w:rPr>
+        <w:br/>
+        <w:t>Software → The remote’s instructions (when to move forward, turn left, or stop).</w:t>
+      </w:r>
+      <w:r>
+        <w:rPr>
+          <w:rFonts w:ascii="Segoe UI" w:eastAsia="Times New Roman" w:hAnsi="Segoe UI" w:cs="Segoe UI"/>
+          <w:color w:val="212529"/>
+          <w:kern w:val="0"/>
+          <w:sz w:val="24"/>
+          <w:szCs w:val="24"/>
+          <w:lang w:eastAsia="en-IN"/>
+          <w14:ligatures w14:val="none"/>
+        </w:rPr>
+        <w:br/>
+        <w:t>Without the remote’s instructions, the car wouldn’t move. Without the car, the remote is useless!</w:t>
+      </w:r>
+    </w:p>
+    <w:p>
+      <w:pPr>
+        <w:shd w:val="clear" w:color="auto" w:fill="FAFFFF"/>
+        <w:spacing w:after="0" w:line="240" w:lineRule="auto"/>
+        <w:jc w:val="center"/>
+        <w:rPr>
+          <w:rFonts w:ascii="Segoe UI" w:eastAsia="Times New Roman" w:hAnsi="Segoe UI" w:cs="Segoe UI"/>
+          <w:color w:val="212529"/>
+          <w:kern w:val="0"/>
+          <w:sz w:val="24"/>
+          <w:szCs w:val="24"/>
+          <w:lang w:eastAsia="en-IN"/>
+          <w14:ligatures w14:val="none"/>
+        </w:rPr>
+      </w:pPr>
+      <w:r>
+        <w:rPr>
+          <w:rFonts w:ascii="Segoe UI" w:eastAsia="Times New Roman" w:hAnsi="Segoe UI" w:cs="Segoe UI"/>
+          <w:noProof/>
+          <w:color w:val="212529"/>
+          <w:kern w:val="0"/>
+          <w:sz w:val="24"/>
+          <w:szCs w:val="24"/>
+          <w:lang w:eastAsia="en-IN"/>
+          <w14:ligatures w14:val="none"/>
+        </w:rPr>
+        <w:drawing>
+          <wp:inline distT="0" distB="0" distL="0" distR="0" wp14:anchorId="30467F33" wp14:editId="1B8A9B99">
+            <wp:extent cx="2362200" cy="2362200"/>
+            <wp:effectExtent l="0" t="0" r="0" b="0"/>
+            <wp:docPr id="31" name="Picture 6" descr="image"/>
+            <wp:cNvGraphicFramePr>
+              <a:graphicFrameLocks xmlns:a="http://schemas.openxmlformats.org/drawingml/2006/main" noChangeAspect="1"/>
+            </wp:cNvGraphicFramePr>
+            <a:graphic xmlns:a="http://schemas.openxmlformats.org/drawingml/2006/main">
+              <a:graphicData uri="http://schemas.openxmlformats.org/drawingml/2006/picture">
+                <pic:pic xmlns:pic="http://schemas.openxmlformats.org/drawingml/2006/picture">
+                  <pic:nvPicPr>
+                    <pic:cNvPr id="0" name="Picture 31" descr="image"/>
+                    <pic:cNvPicPr>
+                      <a:picLocks noChangeAspect="1" noChangeArrowheads="1"/>
+                    </pic:cNvPicPr>
+                  </pic:nvPicPr>
+                  <pic:blipFill>
+                    <a:blip r:embed="rId8">
+                      <a:extLst>
+                        <a:ext uri="{28A0092B-C50C-407E-A947-70E740481C1C}">
+                          <a14:useLocalDpi xmlns:a14="http://schemas.microsoft.com/office/drawing/2010/main" val="0"/>
+                        </a:ext>
+                      </a:extLst>
+                    </a:blip>
+                    <a:srcRect/>
+                    <a:stretch>
+                      <a:fillRect/>
+                    </a:stretch>
+                  </pic:blipFill>
+                  <pic:spPr bwMode="auto">
+                    <a:xfrm>
+                      <a:off x="0" y="0"/>
+                      <a:ext cx="2362200" cy="2362200"/>
+                    </a:xfrm>
+                    <a:prstGeom prst="rect">
+                      <a:avLst/>
+                    </a:prstGeom>
+                    <a:noFill/>
+                    <a:ln>
+                      <a:noFill/>
+                    </a:ln>
+                  </pic:spPr>
+                </pic:pic>
+              </a:graphicData>
+            </a:graphic>
+          </wp:inline>
+        </w:drawing>
+      </w:r>
+    </w:p>
+    <w:p>
+      <w:pPr>
+        <w:shd w:val="clear" w:color="auto" w:fill="FAFFFF"/>
+        <w:spacing w:after="0" w:line="240" w:lineRule="auto"/>
+        <w:jc w:val="center"/>
+        <w:rPr>
+          <w:rFonts w:ascii="Segoe UI" w:eastAsia="Times New Roman" w:hAnsi="Segoe UI" w:cs="Segoe UI"/>
+          <w:color w:val="212529"/>
+          <w:kern w:val="0"/>
+          <w:sz w:val="24"/>
+          <w:szCs w:val="24"/>
+          <w:lang w:eastAsia="en-IN"/>
+          <w14:ligatures w14:val="none"/>
+        </w:rPr>
+      </w:pPr>
+      <w:r>
+        <w:rPr>
+          <w:rFonts w:ascii="Segoe UI" w:eastAsia="Times New Roman" w:hAnsi="Segoe UI" w:cs="Segoe UI"/>
+          <w:b/>
+          <w:bCs/>
+          <w:color w:val="212529"/>
+          <w:kern w:val="0"/>
+          <w:sz w:val="24"/>
+          <w:szCs w:val="24"/>
+          <w:lang w:eastAsia="en-IN"/>
+          <w14:ligatures w14:val="none"/>
+        </w:rPr>
+        <w:t>Remote-controlled car</w:t>
+      </w:r>
+    </w:p>
+    <w:p>
+      <w:pPr>
+        <w:shd w:val="clear" w:color="auto" w:fill="FAFFFF"/>
+        <w:spacing w:after="100" w:afterAutospacing="1" w:line="240" w:lineRule="auto"/>
+        <w:rPr>
+          <w:rFonts w:ascii="Segoe UI" w:eastAsia="Times New Roman" w:hAnsi="Segoe UI" w:cs="Segoe UI"/>
+          <w:color w:val="212529"/>
+          <w:kern w:val="0"/>
+          <w:sz w:val="24"/>
+          <w:szCs w:val="24"/>
+          <w:lang w:eastAsia="en-IN"/>
+          <w14:ligatures w14:val="none"/>
+        </w:rPr>
+      </w:pPr>
+    </w:p>
+    <w:p/>
+    <w:p>
+      <w:pPr>
+        <w:shd w:val="clear" w:color="auto" w:fill="FAFFFF"/>
+        <w:spacing w:after="0" w:line="240" w:lineRule="auto"/>
+        <w:jc w:val="center"/>
+        <w:rPr>
+          <w:rFonts w:ascii="Segoe UI" w:eastAsia="Times New Roman" w:hAnsi="Segoe UI" w:cs="Segoe UI"/>
+          <w:b/>
+          <w:bCs/>
+          <w:color w:val="212529"/>
+          <w:kern w:val="0"/>
+          <w:sz w:val="24"/>
+          <w:szCs w:val="24"/>
+          <w:lang w:eastAsia="en-IN"/>
+          <w14:ligatures w14:val="none"/>
+        </w:rPr>
+      </w:pPr>
+      <w:r>
+        <w:rPr>
+          <w:rFonts w:ascii="Segoe UI" w:eastAsia="Times New Roman" w:hAnsi="Segoe UI" w:cs="Segoe UI"/>
+          <w:b/>
+          <w:bCs/>
+          <w:color w:val="212529"/>
+          <w:kern w:val="0"/>
+          <w:sz w:val="24"/>
+          <w:szCs w:val="24"/>
+          <w:lang w:eastAsia="en-IN"/>
+          <w14:ligatures w14:val="none"/>
+        </w:rPr>
+        <w:t>Various IDEs used for microcontroller board programming are as follows:</w:t>
+      </w:r>
+    </w:p>
+    <w:p>
+      <w:pPr>
+        <w:shd w:val="clear" w:color="auto" w:fill="FAFFFF"/>
+        <w:spacing w:after="0" w:line="240" w:lineRule="auto"/>
+        <w:jc w:val="center"/>
+        <w:rPr>
+          <w:rFonts w:ascii="Segoe UI" w:eastAsia="Times New Roman" w:hAnsi="Segoe UI" w:cs="Segoe UI"/>
+          <w:color w:val="212529"/>
+          <w:kern w:val="0"/>
+          <w:sz w:val="24"/>
+          <w:szCs w:val="24"/>
+          <w:lang w:eastAsia="en-IN"/>
+          <w14:ligatures w14:val="none"/>
+        </w:rPr>
+      </w:pPr>
+    </w:p>
+    <w:p>
+      <w:pPr>
+        <w:shd w:val="clear" w:color="auto" w:fill="FAFFFF"/>
+        <w:spacing w:after="100" w:afterAutospacing="1" w:line="240" w:lineRule="auto"/>
+        <w:rPr>
+          <w:rFonts w:ascii="Segoe UI" w:eastAsia="Times New Roman" w:hAnsi="Segoe UI" w:cs="Segoe UI"/>
+          <w:color w:val="212529"/>
+          <w:kern w:val="0"/>
+          <w:sz w:val="24"/>
+          <w:szCs w:val="24"/>
+          <w:lang w:eastAsia="en-IN"/>
+          <w14:ligatures w14:val="none"/>
+        </w:rPr>
+      </w:pPr>
+      <w:r>
+        <w:rPr>
+          <w:rFonts w:ascii="Segoe UI" w:eastAsia="Times New Roman" w:hAnsi="Segoe UI" w:cs="Segoe UI"/>
+          <w:color w:val="212529"/>
+          <w:kern w:val="0"/>
+          <w:sz w:val="24"/>
+          <w:szCs w:val="24"/>
+          <w:lang w:eastAsia="en-IN"/>
+          <w14:ligatures w14:val="none"/>
+        </w:rPr>
+        <w:t xml:space="preserve">Arduino IDE, </w:t>
+      </w:r>
+      <w:proofErr w:type="spellStart"/>
+      <w:r>
+        <w:rPr>
+          <w:rFonts w:ascii="Segoe UI" w:eastAsia="Times New Roman" w:hAnsi="Segoe UI" w:cs="Segoe UI"/>
+          <w:color w:val="212529"/>
+          <w:kern w:val="0"/>
+          <w:sz w:val="24"/>
+          <w:szCs w:val="24"/>
+          <w:lang w:eastAsia="en-IN"/>
+          <w14:ligatures w14:val="none"/>
+        </w:rPr>
+        <w:t>PlatformIO</w:t>
+      </w:r>
+      <w:proofErr w:type="spellEnd"/>
+      <w:r>
+        <w:rPr>
+          <w:rFonts w:ascii="Segoe UI" w:eastAsia="Times New Roman" w:hAnsi="Segoe UI" w:cs="Segoe UI"/>
+          <w:color w:val="212529"/>
+          <w:kern w:val="0"/>
+          <w:sz w:val="24"/>
+          <w:szCs w:val="24"/>
+          <w:lang w:eastAsia="en-IN"/>
+          <w14:ligatures w14:val="none"/>
+        </w:rPr>
+        <w:t>, Visual Studio Code (VS Code), Microchip MPLAB X IDE, Atmel Studio, and MATLAB/Simulink.</w:t>
+      </w:r>
+    </w:p>
+    <w:p>
+      <w:pPr>
+        <w:shd w:val="clear" w:color="auto" w:fill="FAFFFF"/>
+        <w:spacing w:after="100" w:afterAutospacing="1" w:line="240" w:lineRule="auto"/>
+        <w:jc w:val="center"/>
+        <w:rPr>
+          <w:rFonts w:ascii="Segoe UI" w:eastAsia="Times New Roman" w:hAnsi="Segoe UI" w:cs="Segoe UI"/>
+          <w:color w:val="212529"/>
+          <w:kern w:val="0"/>
+          <w:sz w:val="24"/>
+          <w:szCs w:val="24"/>
+          <w:lang w:eastAsia="en-IN"/>
+          <w14:ligatures w14:val="none"/>
+        </w:rPr>
+      </w:pPr>
+      <w:r>
+        <w:rPr>
+          <w:rFonts w:ascii="Segoe UI" w:eastAsia="Times New Roman" w:hAnsi="Segoe UI" w:cs="Segoe UI"/>
+          <w:noProof/>
+          <w:color w:val="212529"/>
+          <w:kern w:val="0"/>
+          <w:sz w:val="24"/>
+          <w:szCs w:val="24"/>
+          <w:lang w:eastAsia="en-IN"/>
+          <w14:ligatures w14:val="none"/>
+        </w:rPr>
+        <w:lastRenderedPageBreak/>
+        <w:drawing>
+          <wp:inline distT="0" distB="0" distL="0" distR="0" wp14:anchorId="6E2059F1" wp14:editId="6A27729A">
+            <wp:extent cx="3136900" cy="2514600"/>
+            <wp:effectExtent l="0" t="0" r="6350" b="0"/>
+            <wp:docPr id="34" name="Picture 9"/>
+            <wp:cNvGraphicFramePr>
+              <a:graphicFrameLocks xmlns:a="http://schemas.openxmlformats.org/drawingml/2006/main" noChangeAspect="1"/>
+            </wp:cNvGraphicFramePr>
+            <a:graphic xmlns:a="http://schemas.openxmlformats.org/drawingml/2006/main">
+              <a:graphicData uri="http://schemas.openxmlformats.org/drawingml/2006/picture">
+                <pic:pic xmlns:pic="http://schemas.openxmlformats.org/drawingml/2006/picture">
+                  <pic:nvPicPr>
+                    <pic:cNvPr id="0" name="Picture 34"/>
+                    <pic:cNvPicPr>
+                      <a:picLocks noChangeAspect="1" noChangeArrowheads="1"/>
+                    </pic:cNvPicPr>
+                  </pic:nvPicPr>
+                  <pic:blipFill>
+                    <a:blip r:embed="rId9">
+                      <a:extLst>
+                        <a:ext uri="{28A0092B-C50C-407E-A947-70E740481C1C}">
+                          <a14:useLocalDpi xmlns:a14="http://schemas.microsoft.com/office/drawing/2010/main" val="0"/>
+                        </a:ext>
+                      </a:extLst>
+                    </a:blip>
+                    <a:srcRect/>
+                    <a:stretch>
+                      <a:fillRect/>
+                    </a:stretch>
+                  </pic:blipFill>
+                  <pic:spPr bwMode="auto">
+                    <a:xfrm>
+                      <a:off x="0" y="0"/>
+                      <a:ext cx="3136900" cy="2514600"/>
+                    </a:xfrm>
+                    <a:prstGeom prst="rect">
+                      <a:avLst/>
+                    </a:prstGeom>
+                    <a:noFill/>
+                    <a:ln>
+                      <a:noFill/>
+                    </a:ln>
+                  </pic:spPr>
+                </pic:pic>
+              </a:graphicData>
+            </a:graphic>
+          </wp:inline>
+        </w:drawing>
+      </w:r>
+    </w:p>
+    <w:p>
+      <w:pPr>
+        <w:shd w:val="clear" w:color="auto" w:fill="FAFFFF"/>
+        <w:spacing w:after="100" w:afterAutospacing="1" w:line="240" w:lineRule="auto"/>
+        <w:rPr>
+          <w:rFonts w:ascii="Segoe UI" w:eastAsia="Times New Roman" w:hAnsi="Segoe UI" w:cs="Segoe UI"/>
+          <w:color w:val="212529"/>
+          <w:kern w:val="0"/>
+          <w:sz w:val="24"/>
+          <w:szCs w:val="24"/>
+          <w:lang w:eastAsia="en-IN"/>
+          <w14:ligatures w14:val="none"/>
+        </w:rPr>
+      </w:pPr>
+      <w:r>
+        <w:rPr>
+          <w:rFonts w:ascii="Segoe UI" w:eastAsia="Times New Roman" w:hAnsi="Segoe UI" w:cs="Segoe UI"/>
+          <w:color w:val="212529"/>
+          <w:kern w:val="0"/>
+          <w:sz w:val="24"/>
+          <w:szCs w:val="24"/>
+          <w:lang w:eastAsia="en-IN"/>
+          <w14:ligatures w14:val="none"/>
+        </w:rPr>
+        <w:t>However, </w:t>
+      </w:r>
+      <w:r>
+        <w:rPr>
+          <w:rFonts w:ascii="Segoe UI" w:eastAsia="Times New Roman" w:hAnsi="Segoe UI" w:cs="Segoe UI"/>
+          <w:b/>
+          <w:bCs/>
+          <w:color w:val="212529"/>
+          <w:kern w:val="0"/>
+          <w:sz w:val="24"/>
+          <w:szCs w:val="24"/>
+          <w:lang w:eastAsia="en-IN"/>
+          <w14:ligatures w14:val="none"/>
+        </w:rPr>
+        <w:t>Arduino IDE is widely used for microcontroller board programming, </w:t>
+      </w:r>
+      <w:r>
+        <w:rPr>
+          <w:rFonts w:ascii="Segoe UI" w:eastAsia="Times New Roman" w:hAnsi="Segoe UI" w:cs="Segoe UI"/>
+          <w:color w:val="212529"/>
+          <w:kern w:val="0"/>
+          <w:sz w:val="24"/>
+          <w:szCs w:val="24"/>
+          <w:lang w:eastAsia="en-IN"/>
+          <w14:ligatures w14:val="none"/>
+        </w:rPr>
+        <w:t>because it is easy to use, provides built-in libraries, and supports a wide range of microcontroller boards.</w:t>
+      </w:r>
+    </w:p>
+    <w:p>
+      <w:pPr>
+        <w:shd w:val="clear" w:color="auto" w:fill="FAFFFF"/>
+        <w:spacing w:after="100" w:afterAutospacing="1" w:line="240" w:lineRule="auto"/>
+        <w:rPr>
+          <w:rFonts w:ascii="Segoe UI" w:eastAsia="Times New Roman" w:hAnsi="Segoe UI" w:cs="Segoe UI"/>
+          <w:color w:val="212529"/>
+          <w:kern w:val="0"/>
+          <w:sz w:val="24"/>
+          <w:szCs w:val="24"/>
+          <w:lang w:eastAsia="en-IN"/>
+          <w14:ligatures w14:val="none"/>
+        </w:rPr>
+      </w:pPr>
+    </w:p>
+    <w:p>
+      <w:pPr>
+        <w:shd w:val="clear" w:color="auto" w:fill="FAFFFF"/>
+        <w:spacing w:after="100" w:afterAutospacing="1" w:line="240" w:lineRule="auto"/>
+        <w:rPr>
+          <w:rFonts w:ascii="Segoe UI" w:eastAsia="Times New Roman" w:hAnsi="Segoe UI" w:cs="Segoe UI"/>
+          <w:color w:val="212529"/>
+          <w:kern w:val="0"/>
+          <w:sz w:val="24"/>
+          <w:szCs w:val="24"/>
+          <w:lang w:eastAsia="en-IN"/>
+          <w14:ligatures w14:val="none"/>
+        </w:rPr>
+      </w:pPr>
+    </w:p>
+    <w:p>
+      <w:pPr>
+        <w:shd w:val="clear" w:color="auto" w:fill="FAFFFF"/>
+        <w:spacing w:after="0" w:line="240" w:lineRule="auto"/>
+        <w:jc w:val="center"/>
+        <w:rPr>
+          <w:rFonts w:ascii="Segoe UI" w:eastAsia="Times New Roman" w:hAnsi="Segoe UI" w:cs="Segoe UI"/>
+          <w:color w:val="212529"/>
+          <w:kern w:val="0"/>
+          <w:sz w:val="24"/>
+          <w:szCs w:val="24"/>
+          <w:lang w:eastAsia="en-IN"/>
+          <w14:ligatures w14:val="none"/>
+        </w:rPr>
+      </w:pPr>
+      <w:r>
+        <w:rPr>
+          <w:rFonts w:ascii="Segoe UI" w:eastAsia="Times New Roman" w:hAnsi="Segoe UI" w:cs="Segoe UI"/>
+          <w:b/>
+          <w:bCs/>
+          <w:color w:val="212529"/>
+          <w:kern w:val="0"/>
+          <w:sz w:val="24"/>
+          <w:szCs w:val="24"/>
+          <w:lang w:eastAsia="en-IN"/>
+          <w14:ligatures w14:val="none"/>
+        </w:rPr>
+        <w:t>Basic structure of Arduino program</w:t>
+      </w:r>
+    </w:p>
+    <w:p>
+      <w:pPr>
+        <w:shd w:val="clear" w:color="auto" w:fill="FAFFFF"/>
+        <w:spacing w:after="100" w:afterAutospacing="1" w:line="240" w:lineRule="auto"/>
+        <w:rPr>
+          <w:rFonts w:ascii="Segoe UI" w:eastAsia="Times New Roman" w:hAnsi="Segoe UI" w:cs="Segoe UI"/>
+          <w:color w:val="212529"/>
+          <w:kern w:val="0"/>
+          <w:sz w:val="24"/>
+          <w:szCs w:val="24"/>
+          <w:lang w:eastAsia="en-IN"/>
+          <w14:ligatures w14:val="none"/>
+        </w:rPr>
+      </w:pPr>
+      <w:r>
+        <w:rPr>
+          <w:rFonts w:ascii="Segoe UI" w:eastAsia="Times New Roman" w:hAnsi="Segoe UI" w:cs="Segoe UI"/>
+          <w:color w:val="212529"/>
+          <w:kern w:val="0"/>
+          <w:sz w:val="24"/>
+          <w:szCs w:val="24"/>
+          <w:lang w:eastAsia="en-IN"/>
+          <w14:ligatures w14:val="none"/>
+        </w:rPr>
+        <w:t>Arduino programming uses a mix of C and C++ languages, with most of it is based on C++, which is widely used in computing.</w:t>
+      </w:r>
+    </w:p>
+    <w:p>
+      <w:pPr>
+        <w:shd w:val="clear" w:color="auto" w:fill="FAFFFF"/>
+        <w:spacing w:after="100" w:afterAutospacing="1" w:line="240" w:lineRule="auto"/>
+        <w:rPr>
+          <w:rFonts w:ascii="Segoe UI" w:eastAsia="Times New Roman" w:hAnsi="Segoe UI" w:cs="Segoe UI"/>
+          <w:color w:val="212529"/>
+          <w:kern w:val="0"/>
+          <w:sz w:val="24"/>
+          <w:szCs w:val="24"/>
+          <w:lang w:eastAsia="en-IN"/>
+          <w14:ligatures w14:val="none"/>
+        </w:rPr>
+      </w:pPr>
+      <w:r>
+        <w:rPr>
+          <w:rFonts w:ascii="Segoe UI" w:eastAsia="Times New Roman" w:hAnsi="Segoe UI" w:cs="Segoe UI"/>
+          <w:color w:val="212529"/>
+          <w:kern w:val="0"/>
+          <w:sz w:val="24"/>
+          <w:szCs w:val="24"/>
+          <w:lang w:eastAsia="en-IN"/>
+          <w14:ligatures w14:val="none"/>
+        </w:rPr>
+        <w:br/>
+        <w:t>The basic functions of the Arduino program are as follows.</w:t>
+      </w:r>
+    </w:p>
+    <w:p>
+      <w:pPr>
+        <w:shd w:val="clear" w:color="auto" w:fill="FAFFFF"/>
+        <w:spacing w:after="100" w:afterAutospacing="1" w:line="240" w:lineRule="auto"/>
+        <w:jc w:val="center"/>
+        <w:rPr>
+          <w:rFonts w:ascii="Segoe UI" w:eastAsia="Times New Roman" w:hAnsi="Segoe UI" w:cs="Segoe UI"/>
+          <w:color w:val="212529"/>
+          <w:kern w:val="0"/>
+          <w:sz w:val="24"/>
+          <w:szCs w:val="24"/>
+          <w:lang w:eastAsia="en-IN"/>
+          <w14:ligatures w14:val="none"/>
+        </w:rPr>
+      </w:pPr>
+      <w:r>
+        <w:rPr>
+          <w:rFonts w:ascii="Segoe UI" w:eastAsia="Times New Roman" w:hAnsi="Segoe UI" w:cs="Segoe UI"/>
+          <w:color w:val="212529"/>
+          <w:kern w:val="0"/>
+          <w:sz w:val="24"/>
+          <w:szCs w:val="24"/>
+          <w:lang w:eastAsia="en-IN"/>
+          <w14:ligatures w14:val="none"/>
+        </w:rPr>
+        <w:t>void setup () {</w:t>
+      </w:r>
+    </w:p>
+    <w:p>
+      <w:pPr>
+        <w:shd w:val="clear" w:color="auto" w:fill="FAFFFF"/>
+        <w:spacing w:after="100" w:afterAutospacing="1" w:line="240" w:lineRule="auto"/>
+        <w:jc w:val="center"/>
+        <w:rPr>
+          <w:rFonts w:ascii="Segoe UI" w:eastAsia="Times New Roman" w:hAnsi="Segoe UI" w:cs="Segoe UI"/>
+          <w:color w:val="212529"/>
+          <w:kern w:val="0"/>
+          <w:sz w:val="24"/>
+          <w:szCs w:val="24"/>
+          <w:lang w:eastAsia="en-IN"/>
+          <w14:ligatures w14:val="none"/>
+        </w:rPr>
+      </w:pPr>
+      <w:r>
+        <w:rPr>
+          <w:rFonts w:ascii="Segoe UI" w:eastAsia="Times New Roman" w:hAnsi="Segoe UI" w:cs="Segoe UI"/>
+          <w:color w:val="212529"/>
+          <w:kern w:val="0"/>
+          <w:sz w:val="24"/>
+          <w:szCs w:val="24"/>
+          <w:lang w:eastAsia="en-IN"/>
+          <w14:ligatures w14:val="none"/>
+        </w:rPr>
+        <w:t>}</w:t>
+      </w:r>
+    </w:p>
+    <w:p>
+      <w:pPr>
+        <w:shd w:val="clear" w:color="auto" w:fill="FAFFFF"/>
+        <w:spacing w:after="100" w:afterAutospacing="1" w:line="240" w:lineRule="auto"/>
+        <w:jc w:val="center"/>
+        <w:rPr>
+          <w:rFonts w:ascii="Segoe UI" w:eastAsia="Times New Roman" w:hAnsi="Segoe UI" w:cs="Segoe UI"/>
+          <w:color w:val="212529"/>
+          <w:kern w:val="0"/>
+          <w:sz w:val="24"/>
+          <w:szCs w:val="24"/>
+          <w:lang w:eastAsia="en-IN"/>
+          <w14:ligatures w14:val="none"/>
+        </w:rPr>
+      </w:pPr>
+      <w:r>
+        <w:rPr>
+          <w:rFonts w:ascii="Segoe UI" w:eastAsia="Times New Roman" w:hAnsi="Segoe UI" w:cs="Segoe UI"/>
+          <w:color w:val="212529"/>
+          <w:kern w:val="0"/>
+          <w:sz w:val="24"/>
+          <w:szCs w:val="24"/>
+          <w:lang w:eastAsia="en-IN"/>
+          <w14:ligatures w14:val="none"/>
+        </w:rPr>
+        <w:t xml:space="preserve">void </w:t>
+      </w:r>
+      <w:proofErr w:type="gramStart"/>
+      <w:r>
+        <w:rPr>
+          <w:rFonts w:ascii="Segoe UI" w:eastAsia="Times New Roman" w:hAnsi="Segoe UI" w:cs="Segoe UI"/>
+          <w:color w:val="212529"/>
+          <w:kern w:val="0"/>
+          <w:sz w:val="24"/>
+          <w:szCs w:val="24"/>
+          <w:lang w:eastAsia="en-IN"/>
+          <w14:ligatures w14:val="none"/>
+        </w:rPr>
+        <w:t>loop(</w:t>
+      </w:r>
+      <w:proofErr w:type="gramEnd"/>
+      <w:r>
+        <w:rPr>
+          <w:rFonts w:ascii="Segoe UI" w:eastAsia="Times New Roman" w:hAnsi="Segoe UI" w:cs="Segoe UI"/>
+          <w:color w:val="212529"/>
+          <w:kern w:val="0"/>
+          <w:sz w:val="24"/>
+          <w:szCs w:val="24"/>
+          <w:lang w:eastAsia="en-IN"/>
+          <w14:ligatures w14:val="none"/>
+        </w:rPr>
+        <w:t>) {</w:t>
+      </w:r>
+    </w:p>
+    <w:p>
+      <w:pPr>
+        <w:shd w:val="clear" w:color="auto" w:fill="FAFFFF"/>
+        <w:spacing w:after="100" w:afterAutospacing="1" w:line="240" w:lineRule="auto"/>
+        <w:jc w:val="center"/>
+        <w:rPr>
+          <w:rFonts w:ascii="Segoe UI" w:eastAsia="Times New Roman" w:hAnsi="Segoe UI" w:cs="Segoe UI"/>
+          <w:color w:val="212529"/>
+          <w:kern w:val="0"/>
+          <w:sz w:val="24"/>
+          <w:szCs w:val="24"/>
+          <w:lang w:eastAsia="en-IN"/>
+          <w14:ligatures w14:val="none"/>
+        </w:rPr>
+      </w:pPr>
+      <w:r>
+        <w:rPr>
+          <w:rFonts w:ascii="Segoe UI" w:eastAsia="Times New Roman" w:hAnsi="Segoe UI" w:cs="Segoe UI"/>
+          <w:color w:val="212529"/>
+          <w:kern w:val="0"/>
+          <w:sz w:val="24"/>
+          <w:szCs w:val="24"/>
+          <w:lang w:eastAsia="en-IN"/>
+          <w14:ligatures w14:val="none"/>
+        </w:rPr>
+        <w:t>// Main code runs repeatedly</w:t>
+      </w:r>
+    </w:p>
+    <w:p>
+      <w:pPr>
+        <w:shd w:val="clear" w:color="auto" w:fill="FAFFFF"/>
+        <w:spacing w:after="100" w:afterAutospacing="1" w:line="240" w:lineRule="auto"/>
+        <w:jc w:val="center"/>
+        <w:rPr>
+          <w:rFonts w:ascii="Segoe UI" w:eastAsia="Times New Roman" w:hAnsi="Segoe UI" w:cs="Segoe UI"/>
+          <w:color w:val="212529"/>
+          <w:kern w:val="0"/>
+          <w:sz w:val="24"/>
+          <w:szCs w:val="24"/>
+          <w:lang w:eastAsia="en-IN"/>
+          <w14:ligatures w14:val="none"/>
+        </w:rPr>
+      </w:pPr>
+      <w:r>
+        <w:rPr>
+          <w:rFonts w:ascii="Segoe UI" w:eastAsia="Times New Roman" w:hAnsi="Segoe UI" w:cs="Segoe UI"/>
+          <w:color w:val="212529"/>
+          <w:kern w:val="0"/>
+          <w:sz w:val="24"/>
+          <w:szCs w:val="24"/>
+          <w:lang w:eastAsia="en-IN"/>
+          <w14:ligatures w14:val="none"/>
+        </w:rPr>
+        <w:t>}</w:t>
+      </w:r>
+    </w:p>
+    <w:p>
+      <w:pPr>
+        <w:shd w:val="clear" w:color="auto" w:fill="FAFFFF"/>
+        <w:spacing w:after="100" w:afterAutospacing="1" w:line="240" w:lineRule="auto"/>
+        <w:rPr>
+          <w:rFonts w:ascii="Segoe UI" w:eastAsia="Times New Roman" w:hAnsi="Segoe UI" w:cs="Segoe UI"/>
+          <w:color w:val="212529"/>
+          <w:kern w:val="0"/>
+          <w:sz w:val="24"/>
+          <w:szCs w:val="24"/>
+          <w:lang w:eastAsia="en-IN"/>
+          <w14:ligatures w14:val="none"/>
+        </w:rPr>
+      </w:pPr>
+      <w:r>
+        <w:rPr>
+          <w:rFonts w:ascii="Segoe UI" w:eastAsia="Times New Roman" w:hAnsi="Segoe UI" w:cs="Segoe UI"/>
+          <w:b/>
+          <w:bCs/>
+          <w:color w:val="212529"/>
+          <w:kern w:val="0"/>
+          <w:sz w:val="24"/>
+          <w:szCs w:val="24"/>
+          <w:lang w:eastAsia="en-IN"/>
+          <w14:ligatures w14:val="none"/>
+        </w:rPr>
+        <w:t xml:space="preserve">void </w:t>
+      </w:r>
+      <w:proofErr w:type="gramStart"/>
+      <w:r>
+        <w:rPr>
+          <w:rFonts w:ascii="Segoe UI" w:eastAsia="Times New Roman" w:hAnsi="Segoe UI" w:cs="Segoe UI"/>
+          <w:b/>
+          <w:bCs/>
+          <w:color w:val="212529"/>
+          <w:kern w:val="0"/>
+          <w:sz w:val="24"/>
+          <w:szCs w:val="24"/>
+          <w:lang w:eastAsia="en-IN"/>
+          <w14:ligatures w14:val="none"/>
+        </w:rPr>
+        <w:t>setup(</w:t>
+      </w:r>
+      <w:proofErr w:type="gramEnd"/>
+      <w:r>
+        <w:rPr>
+          <w:rFonts w:ascii="Segoe UI" w:eastAsia="Times New Roman" w:hAnsi="Segoe UI" w:cs="Segoe UI"/>
+          <w:b/>
+          <w:bCs/>
+          <w:color w:val="212529"/>
+          <w:kern w:val="0"/>
+          <w:sz w:val="24"/>
+          <w:szCs w:val="24"/>
+          <w:lang w:eastAsia="en-IN"/>
+          <w14:ligatures w14:val="none"/>
+        </w:rPr>
+        <w:t>): </w:t>
+      </w:r>
+      <w:r>
+        <w:rPr>
+          <w:rFonts w:ascii="Segoe UI" w:eastAsia="Times New Roman" w:hAnsi="Segoe UI" w:cs="Segoe UI"/>
+          <w:color w:val="212529"/>
+          <w:kern w:val="0"/>
+          <w:sz w:val="24"/>
+          <w:szCs w:val="24"/>
+          <w:lang w:eastAsia="en-IN"/>
+          <w14:ligatures w14:val="none"/>
+        </w:rPr>
+        <w:t>It</w:t>
+      </w:r>
+      <w:r>
+        <w:rPr>
+          <w:rFonts w:ascii="Segoe UI" w:eastAsia="Times New Roman" w:hAnsi="Segoe UI" w:cs="Segoe UI"/>
+          <w:b/>
+          <w:bCs/>
+          <w:color w:val="212529"/>
+          <w:kern w:val="0"/>
+          <w:sz w:val="24"/>
+          <w:szCs w:val="24"/>
+          <w:lang w:eastAsia="en-IN"/>
+          <w14:ligatures w14:val="none"/>
+        </w:rPr>
+        <w:t> </w:t>
+      </w:r>
+      <w:r>
+        <w:rPr>
+          <w:rFonts w:ascii="Segoe UI" w:eastAsia="Times New Roman" w:hAnsi="Segoe UI" w:cs="Segoe UI"/>
+          <w:color w:val="212529"/>
+          <w:kern w:val="0"/>
+          <w:sz w:val="24"/>
+          <w:szCs w:val="24"/>
+          <w:lang w:eastAsia="en-IN"/>
+          <w14:ligatures w14:val="none"/>
+        </w:rPr>
+        <w:t>sets things up that must be done once and then don’t happen again. The important features of setup functions are.</w:t>
+      </w:r>
+    </w:p>
+    <w:p>
+      <w:pPr>
+        <w:numPr>
+          <w:ilvl w:val="0"/>
+          <w:numId w:val="2"/>
+        </w:numPr>
+        <w:shd w:val="clear" w:color="auto" w:fill="FAFFFF"/>
+        <w:spacing w:before="100" w:beforeAutospacing="1" w:after="100" w:afterAutospacing="1" w:line="240" w:lineRule="auto"/>
+        <w:rPr>
+          <w:rFonts w:ascii="Segoe UI" w:eastAsia="Times New Roman" w:hAnsi="Segoe UI" w:cs="Segoe UI"/>
+          <w:color w:val="212529"/>
+          <w:kern w:val="0"/>
+          <w:sz w:val="24"/>
+          <w:szCs w:val="24"/>
+          <w:lang w:eastAsia="en-IN"/>
+          <w14:ligatures w14:val="none"/>
+        </w:rPr>
+      </w:pPr>
+      <w:proofErr w:type="gramStart"/>
+      <w:r>
+        <w:rPr>
+          <w:rFonts w:ascii="Segoe UI" w:eastAsia="Times New Roman" w:hAnsi="Segoe UI" w:cs="Segoe UI"/>
+          <w:color w:val="212529"/>
+          <w:kern w:val="0"/>
+          <w:sz w:val="24"/>
+          <w:szCs w:val="24"/>
+          <w:lang w:eastAsia="en-IN"/>
+          <w14:ligatures w14:val="none"/>
+        </w:rPr>
+        <w:t>setup(</w:t>
+      </w:r>
+      <w:proofErr w:type="gramEnd"/>
+      <w:r>
+        <w:rPr>
+          <w:rFonts w:ascii="Segoe UI" w:eastAsia="Times New Roman" w:hAnsi="Segoe UI" w:cs="Segoe UI"/>
+          <w:color w:val="212529"/>
+          <w:kern w:val="0"/>
+          <w:sz w:val="24"/>
+          <w:szCs w:val="24"/>
+          <w:lang w:eastAsia="en-IN"/>
+          <w14:ligatures w14:val="none"/>
+        </w:rPr>
+        <w:t>) only runs once.</w:t>
+      </w:r>
+    </w:p>
+    <w:p>
+      <w:pPr>
+        <w:numPr>
+          <w:ilvl w:val="0"/>
+          <w:numId w:val="2"/>
+        </w:numPr>
+        <w:shd w:val="clear" w:color="auto" w:fill="FAFFFF"/>
+        <w:spacing w:before="100" w:beforeAutospacing="1" w:after="100" w:afterAutospacing="1" w:line="240" w:lineRule="auto"/>
+        <w:rPr>
+          <w:rFonts w:ascii="Segoe UI" w:eastAsia="Times New Roman" w:hAnsi="Segoe UI" w:cs="Segoe UI"/>
+          <w:color w:val="212529"/>
+          <w:kern w:val="0"/>
+          <w:sz w:val="24"/>
+          <w:szCs w:val="24"/>
+          <w:lang w:eastAsia="en-IN"/>
+          <w14:ligatures w14:val="none"/>
+        </w:rPr>
+      </w:pPr>
+      <w:proofErr w:type="gramStart"/>
+      <w:r>
+        <w:rPr>
+          <w:rFonts w:ascii="Segoe UI" w:eastAsia="Times New Roman" w:hAnsi="Segoe UI" w:cs="Segoe UI"/>
+          <w:color w:val="212529"/>
+          <w:kern w:val="0"/>
+          <w:sz w:val="24"/>
+          <w:szCs w:val="24"/>
+          <w:lang w:eastAsia="en-IN"/>
+          <w14:ligatures w14:val="none"/>
+        </w:rPr>
+        <w:t>setup(</w:t>
+      </w:r>
+      <w:proofErr w:type="gramEnd"/>
+      <w:r>
+        <w:rPr>
+          <w:rFonts w:ascii="Segoe UI" w:eastAsia="Times New Roman" w:hAnsi="Segoe UI" w:cs="Segoe UI"/>
+          <w:color w:val="212529"/>
+          <w:kern w:val="0"/>
+          <w:sz w:val="24"/>
+          <w:szCs w:val="24"/>
+          <w:lang w:eastAsia="en-IN"/>
+          <w14:ligatures w14:val="none"/>
+        </w:rPr>
+        <w:t>) needs to be the first function in your Arduino sketch.</w:t>
+      </w:r>
+    </w:p>
+    <w:p>
+      <w:pPr>
+        <w:numPr>
+          <w:ilvl w:val="0"/>
+          <w:numId w:val="2"/>
+        </w:numPr>
+        <w:shd w:val="clear" w:color="auto" w:fill="FAFFFF"/>
+        <w:spacing w:before="100" w:beforeAutospacing="1" w:after="100" w:afterAutospacing="1" w:line="240" w:lineRule="auto"/>
+        <w:rPr>
+          <w:rFonts w:ascii="Segoe UI" w:eastAsia="Times New Roman" w:hAnsi="Segoe UI" w:cs="Segoe UI"/>
+          <w:color w:val="212529"/>
+          <w:kern w:val="0"/>
+          <w:sz w:val="24"/>
+          <w:szCs w:val="24"/>
+          <w:lang w:eastAsia="en-IN"/>
+          <w14:ligatures w14:val="none"/>
+        </w:rPr>
+      </w:pPr>
+      <w:proofErr w:type="gramStart"/>
+      <w:r>
+        <w:rPr>
+          <w:rFonts w:ascii="Segoe UI" w:eastAsia="Times New Roman" w:hAnsi="Segoe UI" w:cs="Segoe UI"/>
+          <w:color w:val="212529"/>
+          <w:kern w:val="0"/>
+          <w:sz w:val="24"/>
+          <w:szCs w:val="24"/>
+          <w:lang w:eastAsia="en-IN"/>
+          <w14:ligatures w14:val="none"/>
+        </w:rPr>
+        <w:t>setup(</w:t>
+      </w:r>
+      <w:proofErr w:type="gramEnd"/>
+      <w:r>
+        <w:rPr>
+          <w:rFonts w:ascii="Segoe UI" w:eastAsia="Times New Roman" w:hAnsi="Segoe UI" w:cs="Segoe UI"/>
+          <w:color w:val="212529"/>
+          <w:kern w:val="0"/>
+          <w:sz w:val="24"/>
+          <w:szCs w:val="24"/>
+          <w:lang w:eastAsia="en-IN"/>
+          <w14:ligatures w14:val="none"/>
+        </w:rPr>
+        <w:t xml:space="preserve">) must have </w:t>
+      </w:r>
+      <w:proofErr w:type="gramStart"/>
+      <w:r>
+        <w:rPr>
+          <w:rFonts w:ascii="Segoe UI" w:eastAsia="Times New Roman" w:hAnsi="Segoe UI" w:cs="Segoe UI"/>
+          <w:color w:val="212529"/>
+          <w:kern w:val="0"/>
+          <w:sz w:val="24"/>
+          <w:szCs w:val="24"/>
+          <w:lang w:eastAsia="en-IN"/>
+          <w14:ligatures w14:val="none"/>
+        </w:rPr>
+        <w:t>opening</w:t>
+      </w:r>
+      <w:proofErr w:type="gramEnd"/>
+      <w:r>
+        <w:rPr>
+          <w:rFonts w:ascii="Segoe UI" w:eastAsia="Times New Roman" w:hAnsi="Segoe UI" w:cs="Segoe UI"/>
+          <w:color w:val="212529"/>
+          <w:kern w:val="0"/>
+          <w:sz w:val="24"/>
+          <w:szCs w:val="24"/>
+          <w:lang w:eastAsia="en-IN"/>
+          <w14:ligatures w14:val="none"/>
+        </w:rPr>
+        <w:t xml:space="preserve"> and closing curly braces.</w:t>
+      </w:r>
+    </w:p>
+    <w:p>
+      <w:pPr>
+        <w:shd w:val="clear" w:color="auto" w:fill="FAFFFF"/>
+        <w:spacing w:after="100" w:afterAutospacing="1" w:line="240" w:lineRule="auto"/>
+        <w:rPr>
+          <w:rFonts w:ascii="Segoe UI" w:eastAsia="Times New Roman" w:hAnsi="Segoe UI" w:cs="Segoe UI"/>
+          <w:color w:val="212529"/>
+          <w:kern w:val="0"/>
+          <w:sz w:val="24"/>
+          <w:szCs w:val="24"/>
+          <w:lang w:eastAsia="en-IN"/>
+          <w14:ligatures w14:val="none"/>
+        </w:rPr>
+      </w:pPr>
+      <w:r>
+        <w:rPr>
+          <w:rFonts w:ascii="Segoe UI" w:eastAsia="Times New Roman" w:hAnsi="Segoe UI" w:cs="Segoe UI"/>
+          <w:b/>
+          <w:bCs/>
+          <w:color w:val="212529"/>
+          <w:kern w:val="0"/>
+          <w:sz w:val="24"/>
+          <w:szCs w:val="24"/>
+          <w:lang w:eastAsia="en-IN"/>
+          <w14:ligatures w14:val="none"/>
+        </w:rPr>
+        <w:t xml:space="preserve">void </w:t>
+      </w:r>
+      <w:proofErr w:type="gramStart"/>
+      <w:r>
+        <w:rPr>
+          <w:rFonts w:ascii="Segoe UI" w:eastAsia="Times New Roman" w:hAnsi="Segoe UI" w:cs="Segoe UI"/>
+          <w:b/>
+          <w:bCs/>
+          <w:color w:val="212529"/>
+          <w:kern w:val="0"/>
+          <w:sz w:val="24"/>
+          <w:szCs w:val="24"/>
+          <w:lang w:eastAsia="en-IN"/>
+          <w14:ligatures w14:val="none"/>
+        </w:rPr>
+        <w:t>loop(</w:t>
+      </w:r>
+      <w:proofErr w:type="gramEnd"/>
+      <w:r>
+        <w:rPr>
+          <w:rFonts w:ascii="Segoe UI" w:eastAsia="Times New Roman" w:hAnsi="Segoe UI" w:cs="Segoe UI"/>
+          <w:b/>
+          <w:bCs/>
+          <w:color w:val="212529"/>
+          <w:kern w:val="0"/>
+          <w:sz w:val="24"/>
+          <w:szCs w:val="24"/>
+          <w:lang w:eastAsia="en-IN"/>
+          <w14:ligatures w14:val="none"/>
+        </w:rPr>
+        <w:t>):</w:t>
+      </w:r>
+      <w:r>
+        <w:rPr>
+          <w:rFonts w:ascii="Segoe UI" w:eastAsia="Times New Roman" w:hAnsi="Segoe UI" w:cs="Segoe UI"/>
+          <w:color w:val="212529"/>
+          <w:kern w:val="0"/>
+          <w:sz w:val="24"/>
+          <w:szCs w:val="24"/>
+          <w:lang w:eastAsia="en-IN"/>
+          <w14:ligatures w14:val="none"/>
+        </w:rPr>
+        <w:t xml:space="preserve"> It contains the instructions that get repeated </w:t>
+      </w:r>
+      <w:proofErr w:type="gramStart"/>
+      <w:r>
+        <w:rPr>
+          <w:rFonts w:ascii="Segoe UI" w:eastAsia="Times New Roman" w:hAnsi="Segoe UI" w:cs="Segoe UI"/>
+          <w:color w:val="212529"/>
+          <w:kern w:val="0"/>
+          <w:sz w:val="24"/>
+          <w:szCs w:val="24"/>
+          <w:lang w:eastAsia="en-IN"/>
+          <w14:ligatures w14:val="none"/>
+        </w:rPr>
+        <w:t>over and over</w:t>
+      </w:r>
+      <w:proofErr w:type="gramEnd"/>
+      <w:r>
+        <w:rPr>
+          <w:rFonts w:ascii="Segoe UI" w:eastAsia="Times New Roman" w:hAnsi="Segoe UI" w:cs="Segoe UI"/>
+          <w:color w:val="212529"/>
+          <w:kern w:val="0"/>
+          <w:sz w:val="24"/>
+          <w:szCs w:val="24"/>
+          <w:lang w:eastAsia="en-IN"/>
+          <w14:ligatures w14:val="none"/>
+        </w:rPr>
+        <w:t xml:space="preserve"> until the board is turned off.</w:t>
+      </w:r>
+    </w:p>
+    <w:p>
+      <w:pPr>
+        <w:shd w:val="clear" w:color="auto" w:fill="FAFFFF"/>
+        <w:spacing w:after="0" w:line="240" w:lineRule="auto"/>
+        <w:jc w:val="center"/>
+        <w:rPr>
+          <w:rFonts w:ascii="Segoe UI" w:eastAsia="Times New Roman" w:hAnsi="Segoe UI" w:cs="Segoe UI"/>
+          <w:color w:val="212529"/>
+          <w:kern w:val="0"/>
+          <w:sz w:val="24"/>
+          <w:szCs w:val="24"/>
+          <w:lang w:eastAsia="en-IN"/>
+          <w14:ligatures w14:val="none"/>
+        </w:rPr>
+      </w:pPr>
+      <w:r>
+        <w:rPr>
+          <w:rFonts w:ascii="Segoe UI" w:eastAsia="Times New Roman" w:hAnsi="Segoe UI" w:cs="Segoe UI"/>
+          <w:noProof/>
+          <w:color w:val="212529"/>
+          <w:kern w:val="0"/>
+          <w:sz w:val="24"/>
+          <w:szCs w:val="24"/>
+          <w:lang w:eastAsia="en-IN"/>
+          <w14:ligatures w14:val="none"/>
+        </w:rPr>
+        <w:lastRenderedPageBreak/>
+        <w:drawing>
+          <wp:inline distT="0" distB="0" distL="0" distR="0" wp14:anchorId="162B7952" wp14:editId="1CD9F783">
+            <wp:extent cx="3733800" cy="2362200"/>
+            <wp:effectExtent l="0" t="0" r="0" b="0"/>
+            <wp:docPr id="37" name="Picture 10"/>
+            <wp:cNvGraphicFramePr>
+              <a:graphicFrameLocks xmlns:a="http://schemas.openxmlformats.org/drawingml/2006/main" noChangeAspect="1"/>
+            </wp:cNvGraphicFramePr>
+            <a:graphic xmlns:a="http://schemas.openxmlformats.org/drawingml/2006/main">
+              <a:graphicData uri="http://schemas.openxmlformats.org/drawingml/2006/picture">
+                <pic:pic xmlns:pic="http://schemas.openxmlformats.org/drawingml/2006/picture">
+                  <pic:nvPicPr>
+                    <pic:cNvPr id="0" name="Picture 37"/>
+                    <pic:cNvPicPr>
+                      <a:picLocks noChangeAspect="1" noChangeArrowheads="1"/>
+                    </pic:cNvPicPr>
+                  </pic:nvPicPr>
+                  <pic:blipFill>
+                    <a:blip r:embed="rId10">
+                      <a:extLst>
+                        <a:ext uri="{28A0092B-C50C-407E-A947-70E740481C1C}">
+                          <a14:useLocalDpi xmlns:a14="http://schemas.microsoft.com/office/drawing/2010/main" val="0"/>
+                        </a:ext>
+                      </a:extLst>
+                    </a:blip>
+                    <a:srcRect/>
+                    <a:stretch>
+                      <a:fillRect/>
+                    </a:stretch>
+                  </pic:blipFill>
+                  <pic:spPr bwMode="auto">
+                    <a:xfrm>
+                      <a:off x="0" y="0"/>
+                      <a:ext cx="3733800" cy="2362200"/>
+                    </a:xfrm>
+                    <a:prstGeom prst="rect">
+                      <a:avLst/>
+                    </a:prstGeom>
+                    <a:noFill/>
+                    <a:ln>
+                      <a:noFill/>
+                    </a:ln>
+                  </pic:spPr>
+                </pic:pic>
+              </a:graphicData>
+            </a:graphic>
+          </wp:inline>
+        </w:drawing>
+      </w:r>
+    </w:p>
+    <w:p>
+      <w:pPr>
+        <w:shd w:val="clear" w:color="auto" w:fill="FAFFFF"/>
+        <w:spacing w:after="100" w:afterAutospacing="1" w:line="240" w:lineRule="auto"/>
+        <w:rPr>
+          <w:rFonts w:ascii="Segoe UI" w:eastAsia="Times New Roman" w:hAnsi="Segoe UI" w:cs="Segoe UI"/>
+          <w:color w:val="212529"/>
+          <w:kern w:val="0"/>
+          <w:sz w:val="24"/>
+          <w:szCs w:val="24"/>
+          <w:lang w:eastAsia="en-IN"/>
+          <w14:ligatures w14:val="none"/>
+        </w:rPr>
+      </w:pPr>
+      <w:r>
+        <w:rPr>
+          <w:rFonts w:ascii="Segoe UI" w:eastAsia="Times New Roman" w:hAnsi="Segoe UI" w:cs="Segoe UI"/>
+          <w:b/>
+          <w:bCs/>
+          <w:color w:val="212529"/>
+          <w:kern w:val="0"/>
+          <w:sz w:val="24"/>
+          <w:szCs w:val="24"/>
+          <w:lang w:eastAsia="en-IN"/>
+          <w14:ligatures w14:val="none"/>
+        </w:rPr>
+        <w:t>Summary:</w:t>
+      </w:r>
+    </w:p>
+    <w:p>
+      <w:pPr>
+        <w:numPr>
+          <w:ilvl w:val="0"/>
+          <w:numId w:val="5"/>
+        </w:numPr>
+        <w:shd w:val="clear" w:color="auto" w:fill="FAFFFF"/>
+        <w:spacing w:before="100" w:beforeAutospacing="1" w:after="100" w:afterAutospacing="1" w:line="240" w:lineRule="auto"/>
+        <w:rPr>
+          <w:rFonts w:ascii="Segoe UI" w:eastAsia="Times New Roman" w:hAnsi="Segoe UI" w:cs="Segoe UI"/>
+          <w:color w:val="212529"/>
+          <w:kern w:val="0"/>
+          <w:sz w:val="24"/>
+          <w:szCs w:val="24"/>
+          <w:lang w:eastAsia="en-IN"/>
+          <w14:ligatures w14:val="none"/>
+        </w:rPr>
+      </w:pPr>
+      <w:r>
+        <w:rPr>
+          <w:rFonts w:ascii="Segoe UI" w:eastAsia="Times New Roman" w:hAnsi="Segoe UI" w:cs="Segoe UI"/>
+          <w:color w:val="212529"/>
+          <w:kern w:val="0"/>
+          <w:sz w:val="24"/>
+          <w:szCs w:val="24"/>
+          <w:lang w:eastAsia="en-IN"/>
+          <w14:ligatures w14:val="none"/>
+        </w:rPr>
+        <w:t xml:space="preserve">Embedded systems are a </w:t>
+      </w:r>
+      <w:proofErr w:type="gramStart"/>
+      <w:r>
+        <w:rPr>
+          <w:rFonts w:ascii="Segoe UI" w:eastAsia="Times New Roman" w:hAnsi="Segoe UI" w:cs="Segoe UI"/>
+          <w:color w:val="212529"/>
+          <w:kern w:val="0"/>
+          <w:sz w:val="24"/>
+          <w:szCs w:val="24"/>
+          <w:lang w:eastAsia="en-IN"/>
+          <w14:ligatures w14:val="none"/>
+        </w:rPr>
+        <w:t>mini-computer</w:t>
+      </w:r>
+      <w:proofErr w:type="gramEnd"/>
+      <w:r>
+        <w:rPr>
+          <w:rFonts w:ascii="Segoe UI" w:eastAsia="Times New Roman" w:hAnsi="Segoe UI" w:cs="Segoe UI"/>
+          <w:color w:val="212529"/>
+          <w:kern w:val="0"/>
+          <w:sz w:val="24"/>
+          <w:szCs w:val="24"/>
+          <w:lang w:eastAsia="en-IN"/>
+          <w14:ligatures w14:val="none"/>
+        </w:rPr>
+        <w:t>, specially designed to perform only dedicated functions.</w:t>
+      </w:r>
+    </w:p>
+    <w:p>
+      <w:pPr>
+        <w:numPr>
+          <w:ilvl w:val="0"/>
+          <w:numId w:val="5"/>
+        </w:numPr>
+        <w:shd w:val="clear" w:color="auto" w:fill="FAFFFF"/>
+        <w:spacing w:before="100" w:beforeAutospacing="1" w:after="100" w:afterAutospacing="1" w:line="240" w:lineRule="auto"/>
+        <w:rPr>
+          <w:rFonts w:ascii="Segoe UI" w:eastAsia="Times New Roman" w:hAnsi="Segoe UI" w:cs="Segoe UI"/>
+          <w:color w:val="212529"/>
+          <w:kern w:val="0"/>
+          <w:sz w:val="24"/>
+          <w:szCs w:val="24"/>
+          <w:lang w:eastAsia="en-IN"/>
+          <w14:ligatures w14:val="none"/>
+        </w:rPr>
+      </w:pPr>
+      <w:r>
+        <w:rPr>
+          <w:rFonts w:ascii="Segoe UI" w:eastAsia="Times New Roman" w:hAnsi="Segoe UI" w:cs="Segoe UI"/>
+          <w:color w:val="212529"/>
+          <w:kern w:val="0"/>
+          <w:sz w:val="24"/>
+          <w:szCs w:val="24"/>
+          <w:lang w:eastAsia="en-IN"/>
+          <w14:ligatures w14:val="none"/>
+        </w:rPr>
+        <w:t>The hardware of an embedded system is called a microcontroller board.</w:t>
+      </w:r>
+    </w:p>
+    <w:p>
+      <w:pPr>
+        <w:numPr>
+          <w:ilvl w:val="0"/>
+          <w:numId w:val="5"/>
+        </w:numPr>
+        <w:shd w:val="clear" w:color="auto" w:fill="FAFFFF"/>
+        <w:spacing w:before="100" w:beforeAutospacing="1" w:after="100" w:afterAutospacing="1" w:line="240" w:lineRule="auto"/>
+        <w:rPr>
+          <w:rFonts w:ascii="Segoe UI" w:eastAsia="Times New Roman" w:hAnsi="Segoe UI" w:cs="Segoe UI"/>
+          <w:color w:val="212529"/>
+          <w:kern w:val="0"/>
+          <w:sz w:val="24"/>
+          <w:szCs w:val="24"/>
+          <w:lang w:eastAsia="en-IN"/>
+          <w14:ligatures w14:val="none"/>
+        </w:rPr>
+      </w:pPr>
+      <w:r>
+        <w:rPr>
+          <w:rFonts w:ascii="Segoe UI" w:eastAsia="Times New Roman" w:hAnsi="Segoe UI" w:cs="Segoe UI"/>
+          <w:color w:val="212529"/>
+          <w:kern w:val="0"/>
+          <w:sz w:val="24"/>
+          <w:szCs w:val="24"/>
+          <w:lang w:eastAsia="en-IN"/>
+          <w14:ligatures w14:val="none"/>
+        </w:rPr>
+        <w:t>The Arduino IDE is used to interact with the microcontroller board.</w:t>
+      </w:r>
+    </w:p>
+    <w:p>
+      <w:pPr>
+        <w:numPr>
+          <w:ilvl w:val="0"/>
+          <w:numId w:val="5"/>
+        </w:numPr>
+        <w:shd w:val="clear" w:color="auto" w:fill="FAFFFF"/>
+        <w:spacing w:before="100" w:beforeAutospacing="1" w:after="100" w:afterAutospacing="1" w:line="240" w:lineRule="auto"/>
+        <w:rPr>
+          <w:rFonts w:ascii="Segoe UI" w:eastAsia="Times New Roman" w:hAnsi="Segoe UI" w:cs="Segoe UI"/>
+          <w:color w:val="212529"/>
+          <w:kern w:val="0"/>
+          <w:sz w:val="24"/>
+          <w:szCs w:val="24"/>
+          <w:lang w:eastAsia="en-IN"/>
+          <w14:ligatures w14:val="none"/>
+        </w:rPr>
+      </w:pPr>
+      <w:r>
+        <w:rPr>
+          <w:rFonts w:ascii="Segoe UI" w:eastAsia="Times New Roman" w:hAnsi="Segoe UI" w:cs="Segoe UI"/>
+          <w:color w:val="212529"/>
+          <w:kern w:val="0"/>
+          <w:sz w:val="24"/>
+          <w:szCs w:val="24"/>
+          <w:lang w:eastAsia="en-IN"/>
+          <w14:ligatures w14:val="none"/>
+        </w:rPr>
+        <w:t>A microcontroller is a mini computing device on a single chip.</w:t>
+      </w:r>
+    </w:p>
+    <w:p>
+      <w:pPr>
+        <w:numPr>
+          <w:ilvl w:val="0"/>
+          <w:numId w:val="5"/>
+        </w:numPr>
+        <w:shd w:val="clear" w:color="auto" w:fill="FAFFFF"/>
+        <w:spacing w:before="100" w:beforeAutospacing="1" w:after="100" w:afterAutospacing="1" w:line="240" w:lineRule="auto"/>
+        <w:rPr>
+          <w:rFonts w:ascii="Segoe UI" w:eastAsia="Times New Roman" w:hAnsi="Segoe UI" w:cs="Segoe UI"/>
+          <w:color w:val="212529"/>
+          <w:kern w:val="0"/>
+          <w:sz w:val="24"/>
+          <w:szCs w:val="24"/>
+          <w:lang w:eastAsia="en-IN"/>
+          <w14:ligatures w14:val="none"/>
+        </w:rPr>
+      </w:pPr>
+      <w:r>
+        <w:rPr>
+          <w:rFonts w:ascii="Segoe UI" w:eastAsia="Times New Roman" w:hAnsi="Segoe UI" w:cs="Segoe UI"/>
+          <w:color w:val="212529"/>
+          <w:kern w:val="0"/>
+          <w:sz w:val="24"/>
+          <w:szCs w:val="24"/>
+          <w:lang w:eastAsia="en-IN"/>
+          <w14:ligatures w14:val="none"/>
+        </w:rPr>
+        <w:t>The Arduino IDE offers easy text editor and features to write, compile, and upload code.</w:t>
+      </w:r>
+    </w:p>
+    <w:p>
+      <w:pPr>
+        <w:numPr>
+          <w:ilvl w:val="0"/>
+          <w:numId w:val="5"/>
+        </w:numPr>
+        <w:shd w:val="clear" w:color="auto" w:fill="FAFFFF"/>
+        <w:spacing w:before="100" w:beforeAutospacing="1" w:after="100" w:afterAutospacing="1" w:line="240" w:lineRule="auto"/>
+        <w:rPr>
+          <w:rFonts w:ascii="Segoe UI" w:eastAsia="Times New Roman" w:hAnsi="Segoe UI" w:cs="Segoe UI"/>
+          <w:color w:val="212529"/>
+          <w:kern w:val="0"/>
+          <w:sz w:val="24"/>
+          <w:szCs w:val="24"/>
+          <w:lang w:eastAsia="en-IN"/>
+          <w14:ligatures w14:val="none"/>
+        </w:rPr>
+      </w:pPr>
+      <w:r>
+        <w:rPr>
+          <w:rFonts w:ascii="Segoe UI" w:eastAsia="Times New Roman" w:hAnsi="Segoe UI" w:cs="Segoe UI"/>
+          <w:color w:val="212529"/>
+          <w:kern w:val="0"/>
+          <w:sz w:val="24"/>
+          <w:szCs w:val="24"/>
+          <w:lang w:eastAsia="en-IN"/>
+          <w14:ligatures w14:val="none"/>
+        </w:rPr>
+        <w:t xml:space="preserve">Primary functions of Arduino program are </w:t>
+      </w:r>
+      <w:proofErr w:type="gramStart"/>
+      <w:r>
+        <w:rPr>
+          <w:rFonts w:ascii="Segoe UI" w:eastAsia="Times New Roman" w:hAnsi="Segoe UI" w:cs="Segoe UI"/>
+          <w:color w:val="212529"/>
+          <w:kern w:val="0"/>
+          <w:sz w:val="24"/>
+          <w:szCs w:val="24"/>
+          <w:lang w:eastAsia="en-IN"/>
+          <w14:ligatures w14:val="none"/>
+        </w:rPr>
+        <w:t>setup(</w:t>
+      </w:r>
+      <w:proofErr w:type="gramEnd"/>
+      <w:r>
+        <w:rPr>
+          <w:rFonts w:ascii="Segoe UI" w:eastAsia="Times New Roman" w:hAnsi="Segoe UI" w:cs="Segoe UI"/>
+          <w:color w:val="212529"/>
+          <w:kern w:val="0"/>
+          <w:sz w:val="24"/>
+          <w:szCs w:val="24"/>
+          <w:lang w:eastAsia="en-IN"/>
+          <w14:ligatures w14:val="none"/>
+        </w:rPr>
+        <w:t xml:space="preserve">) and </w:t>
+      </w:r>
+      <w:proofErr w:type="gramStart"/>
+      <w:r>
+        <w:rPr>
+          <w:rFonts w:ascii="Segoe UI" w:eastAsia="Times New Roman" w:hAnsi="Segoe UI" w:cs="Segoe UI"/>
+          <w:color w:val="212529"/>
+          <w:kern w:val="0"/>
+          <w:sz w:val="24"/>
+          <w:szCs w:val="24"/>
+          <w:lang w:eastAsia="en-IN"/>
+          <w14:ligatures w14:val="none"/>
+        </w:rPr>
+        <w:t>loop(</w:t>
+      </w:r>
+      <w:proofErr w:type="gramEnd"/>
+      <w:r>
+        <w:rPr>
+          <w:rFonts w:ascii="Segoe UI" w:eastAsia="Times New Roman" w:hAnsi="Segoe UI" w:cs="Segoe UI"/>
+          <w:color w:val="212529"/>
+          <w:kern w:val="0"/>
+          <w:sz w:val="24"/>
+          <w:szCs w:val="24"/>
+          <w:lang w:eastAsia="en-IN"/>
+          <w14:ligatures w14:val="none"/>
+        </w:rPr>
+        <w:t>).</w:t>
+      </w:r>
+    </w:p>
+    <w:p>
+      <w:pPr>
+        <w:shd w:val="clear" w:color="auto" w:fill="FAFFFF"/>
+        <w:spacing w:after="0" w:line="240" w:lineRule="auto"/>
+        <w:jc w:val="center"/>
+        <w:rPr>
+          <w:rFonts w:ascii="Segoe UI" w:eastAsia="Times New Roman" w:hAnsi="Segoe UI" w:cs="Segoe UI"/>
+          <w:color w:val="212529"/>
+          <w:kern w:val="0"/>
+          <w:sz w:val="24"/>
+          <w:szCs w:val="24"/>
+          <w:lang w:eastAsia="en-IN"/>
+          <w14:ligatures w14:val="none"/>
+        </w:rPr>
+      </w:pPr>
+    </w:p>
+    <w:p>
+      <w:pPr>
+        <w:shd w:val="clear" w:color="auto" w:fill="FAFFFF"/>
+        <w:spacing w:after="100" w:afterAutospacing="1" w:line="240" w:lineRule="auto"/>
+        <w:rPr>
+          <w:rFonts w:ascii="Segoe UI" w:eastAsia="Times New Roman" w:hAnsi="Segoe UI" w:cs="Segoe UI"/>
+          <w:color w:val="212529"/>
+          <w:kern w:val="0"/>
+          <w:sz w:val="24"/>
+          <w:szCs w:val="24"/>
+          <w:lang w:eastAsia="en-IN"/>
+          <w14:ligatures w14:val="none"/>
+        </w:rPr>
+      </w:pPr>
+    </w:p>
+    <w:p>
+      <w:pPr>
+        <w:shd w:val="clear" w:color="auto" w:fill="FAFFFF"/>
+        <w:spacing w:after="100" w:afterAutospacing="1" w:line="240" w:lineRule="auto"/>
+        <w:rPr>
+          <w:rFonts w:ascii="Segoe UI" w:eastAsia="Times New Roman" w:hAnsi="Segoe UI" w:cs="Segoe UI"/>
+          <w:b/>
+          <w:bCs/>
+          <w:color w:val="212529"/>
+          <w:kern w:val="0"/>
+          <w:sz w:val="32"/>
+          <w:szCs w:val="32"/>
+          <w:lang w:eastAsia="en-IN"/>
+          <w14:ligatures w14:val="none"/>
+        </w:rPr>
+      </w:pPr>
+      <w:r>
+        <w:rPr>
+          <w:rFonts w:ascii="Segoe UI" w:eastAsia="Times New Roman" w:hAnsi="Segoe UI" w:cs="Segoe UI"/>
+          <w:b/>
+          <w:bCs/>
+          <w:color w:val="212529"/>
+          <w:kern w:val="0"/>
+          <w:sz w:val="32"/>
+          <w:szCs w:val="32"/>
+          <w:lang w:eastAsia="en-IN"/>
+          <w14:ligatures w14:val="none"/>
+        </w:rPr>
+        <w:t xml:space="preserve">Chapter </w:t>
+      </w:r>
+      <w:proofErr w:type="gramStart"/>
+      <w:r>
+        <w:rPr>
+          <w:rFonts w:ascii="Segoe UI" w:eastAsia="Times New Roman" w:hAnsi="Segoe UI" w:cs="Segoe UI"/>
+          <w:b/>
+          <w:bCs/>
+          <w:color w:val="212529"/>
+          <w:kern w:val="0"/>
+          <w:sz w:val="32"/>
+          <w:szCs w:val="32"/>
+          <w:lang w:eastAsia="en-IN"/>
+          <w14:ligatures w14:val="none"/>
+        </w:rPr>
+        <w:t>2 :</w:t>
+      </w:r>
+      <w:proofErr w:type="gramEnd"/>
+      <w:r>
+        <w:rPr>
+          <w:b/>
+          <w:bCs/>
+          <w:sz w:val="28"/>
+          <w:szCs w:val="28"/>
+        </w:rPr>
+        <w:t xml:space="preserve"> </w:t>
+      </w:r>
+      <w:proofErr w:type="spellStart"/>
+      <w:r>
+        <w:rPr>
+          <w:rFonts w:ascii="Segoe UI" w:eastAsia="Times New Roman" w:hAnsi="Segoe UI" w:cs="Segoe UI"/>
+          <w:b/>
+          <w:bCs/>
+          <w:color w:val="212529"/>
+          <w:kern w:val="0"/>
+          <w:sz w:val="32"/>
+          <w:szCs w:val="32"/>
+          <w:lang w:eastAsia="en-IN"/>
+          <w14:ligatures w14:val="none"/>
+        </w:rPr>
+        <w:t>Wizgear</w:t>
+      </w:r>
+      <w:proofErr w:type="spellEnd"/>
+      <w:r>
+        <w:rPr>
+          <w:rFonts w:ascii="Segoe UI" w:eastAsia="Times New Roman" w:hAnsi="Segoe UI" w:cs="Segoe UI"/>
+          <w:b/>
+          <w:bCs/>
+          <w:color w:val="212529"/>
+          <w:kern w:val="0"/>
+          <w:sz w:val="32"/>
+          <w:szCs w:val="32"/>
+          <w:lang w:eastAsia="en-IN"/>
+          <w14:ligatures w14:val="none"/>
+        </w:rPr>
+        <w:t xml:space="preserve"> </w:t>
+      </w:r>
+      <w:proofErr w:type="spellStart"/>
+      <w:r>
+        <w:rPr>
+          <w:rFonts w:ascii="Segoe UI" w:eastAsia="Times New Roman" w:hAnsi="Segoe UI" w:cs="Segoe UI"/>
+          <w:b/>
+          <w:bCs/>
+          <w:color w:val="212529"/>
+          <w:kern w:val="0"/>
+          <w:sz w:val="32"/>
+          <w:szCs w:val="32"/>
+          <w:lang w:eastAsia="en-IN"/>
+          <w14:ligatures w14:val="none"/>
+        </w:rPr>
+        <w:t>Iot</w:t>
+      </w:r>
+      <w:proofErr w:type="spellEnd"/>
+      <w:r>
+        <w:rPr>
+          <w:rFonts w:ascii="Segoe UI" w:eastAsia="Times New Roman" w:hAnsi="Segoe UI" w:cs="Segoe UI"/>
+          <w:b/>
+          <w:bCs/>
+          <w:color w:val="212529"/>
+          <w:kern w:val="0"/>
+          <w:sz w:val="32"/>
+          <w:szCs w:val="32"/>
+          <w:lang w:eastAsia="en-IN"/>
+          <w14:ligatures w14:val="none"/>
+        </w:rPr>
+        <w:t xml:space="preserve"> Bridge: The Brain </w:t>
+      </w:r>
+      <w:proofErr w:type="gramStart"/>
+      <w:r>
+        <w:rPr>
+          <w:rFonts w:ascii="Segoe UI" w:eastAsia="Times New Roman" w:hAnsi="Segoe UI" w:cs="Segoe UI"/>
+          <w:b/>
+          <w:bCs/>
+          <w:color w:val="212529"/>
+          <w:kern w:val="0"/>
+          <w:sz w:val="32"/>
+          <w:szCs w:val="32"/>
+          <w:lang w:eastAsia="en-IN"/>
+          <w14:ligatures w14:val="none"/>
+        </w:rPr>
+        <w:t>Of</w:t>
+      </w:r>
+      <w:proofErr w:type="gramEnd"/>
+      <w:r>
+        <w:rPr>
+          <w:rFonts w:ascii="Segoe UI" w:eastAsia="Times New Roman" w:hAnsi="Segoe UI" w:cs="Segoe UI"/>
+          <w:b/>
+          <w:bCs/>
+          <w:color w:val="212529"/>
+          <w:kern w:val="0"/>
+          <w:sz w:val="32"/>
+          <w:szCs w:val="32"/>
+          <w:lang w:eastAsia="en-IN"/>
+          <w14:ligatures w14:val="none"/>
+        </w:rPr>
+        <w:t xml:space="preserve"> </w:t>
+      </w:r>
+      <w:proofErr w:type="gramStart"/>
+      <w:r>
+        <w:rPr>
+          <w:rFonts w:ascii="Segoe UI" w:eastAsia="Times New Roman" w:hAnsi="Segoe UI" w:cs="Segoe UI"/>
+          <w:b/>
+          <w:bCs/>
+          <w:color w:val="212529"/>
+          <w:kern w:val="0"/>
+          <w:sz w:val="32"/>
+          <w:szCs w:val="32"/>
+          <w:lang w:eastAsia="en-IN"/>
+          <w14:ligatures w14:val="none"/>
+        </w:rPr>
+        <w:t>The</w:t>
+      </w:r>
+      <w:proofErr w:type="gramEnd"/>
+      <w:r>
+        <w:rPr>
+          <w:rFonts w:ascii="Segoe UI" w:eastAsia="Times New Roman" w:hAnsi="Segoe UI" w:cs="Segoe UI"/>
+          <w:b/>
+          <w:bCs/>
+          <w:color w:val="212529"/>
+          <w:kern w:val="0"/>
+          <w:sz w:val="32"/>
+          <w:szCs w:val="32"/>
+          <w:lang w:eastAsia="en-IN"/>
+          <w14:ligatures w14:val="none"/>
+        </w:rPr>
+        <w:t xml:space="preserve"> Arduino Program</w:t>
+      </w:r>
+    </w:p>
+    <w:p>
+      <w:pPr>
+        <w:shd w:val="clear" w:color="auto" w:fill="FAFFFF"/>
+        <w:spacing w:after="100" w:afterAutospacing="1" w:line="240" w:lineRule="auto"/>
+        <w:rPr>
+          <w:rFonts w:ascii="Segoe UI" w:eastAsia="Times New Roman" w:hAnsi="Segoe UI" w:cs="Segoe UI"/>
+          <w:color w:val="212529"/>
+          <w:kern w:val="0"/>
+          <w:sz w:val="24"/>
+          <w:szCs w:val="24"/>
+          <w:lang w:eastAsia="en-IN"/>
+          <w14:ligatures w14:val="none"/>
+        </w:rPr>
+      </w:pPr>
+    </w:p>
+    <w:p>
+      <w:pPr>
+        <w:spacing w:after="100" w:afterAutospacing="1" w:line="240" w:lineRule="auto"/>
+        <w:jc w:val="center"/>
+        <w:rPr>
+          <w:rFonts w:ascii="Segoe UI" w:eastAsia="Times New Roman" w:hAnsi="Segoe UI" w:cs="Segoe UI"/>
+          <w:color w:val="212529"/>
+          <w:kern w:val="0"/>
+          <w:sz w:val="24"/>
+          <w:szCs w:val="24"/>
+          <w:lang w:eastAsia="en-IN"/>
+          <w14:ligatures w14:val="none"/>
+        </w:rPr>
+      </w:pPr>
+      <w:r>
+        <w:rPr>
+          <w:rFonts w:ascii="Segoe UI" w:eastAsia="Times New Roman" w:hAnsi="Segoe UI" w:cs="Segoe UI"/>
+          <w:color w:val="212529"/>
+          <w:kern w:val="0"/>
+          <w:sz w:val="24"/>
+          <w:szCs w:val="24"/>
+          <w:lang w:eastAsia="en-IN"/>
+          <w14:ligatures w14:val="none"/>
+        </w:rPr>
+        <w:t>Functions are blocks of code that perform specific tasks. In Arduino, some commonly used functions are already built into the IDE system to make programming easier. Let’s check out a few of these important functions.</w:t>
+      </w:r>
+    </w:p>
+    <w:p>
+      <w:pPr>
+        <w:spacing w:after="0" w:line="240" w:lineRule="auto"/>
+        <w:jc w:val="center"/>
+        <w:rPr>
+          <w:rFonts w:ascii="Segoe UI" w:eastAsia="Times New Roman" w:hAnsi="Segoe UI" w:cs="Segoe UI"/>
+          <w:color w:val="212529"/>
+          <w:kern w:val="0"/>
+          <w:sz w:val="24"/>
+          <w:szCs w:val="24"/>
+          <w:lang w:eastAsia="en-IN"/>
+          <w14:ligatures w14:val="none"/>
+        </w:rPr>
+      </w:pPr>
+      <w:r>
+        <w:rPr>
+          <w:rFonts w:ascii="Segoe UI" w:eastAsia="Times New Roman" w:hAnsi="Segoe UI" w:cs="Segoe UI"/>
+          <w:b/>
+          <w:bCs/>
+          <w:color w:val="212529"/>
+          <w:kern w:val="0"/>
+          <w:sz w:val="24"/>
+          <w:szCs w:val="24"/>
+          <w:lang w:eastAsia="en-IN"/>
+          <w14:ligatures w14:val="none"/>
+        </w:rPr>
+        <w:t>Built-in functions of Arduino</w:t>
+      </w:r>
+    </w:p>
+    <w:p>
+      <w:pPr>
+        <w:spacing w:after="0" w:line="240" w:lineRule="auto"/>
+        <w:jc w:val="center"/>
+        <w:rPr>
+          <w:rFonts w:ascii="Segoe UI" w:eastAsia="Times New Roman" w:hAnsi="Segoe UI" w:cs="Segoe UI"/>
+          <w:color w:val="212529"/>
+          <w:kern w:val="0"/>
+          <w:sz w:val="24"/>
+          <w:szCs w:val="24"/>
+          <w:lang w:eastAsia="en-IN"/>
+          <w14:ligatures w14:val="none"/>
+        </w:rPr>
+      </w:pPr>
+      <w:r>
+        <w:rPr>
+          <w:rFonts w:ascii="Segoe UI" w:eastAsia="Times New Roman" w:hAnsi="Segoe UI" w:cs="Segoe UI"/>
+          <w:noProof/>
+          <w:color w:val="212529"/>
+          <w:kern w:val="0"/>
+          <w:sz w:val="24"/>
+          <w:szCs w:val="24"/>
+          <w:lang w:eastAsia="en-IN"/>
+          <w14:ligatures w14:val="none"/>
+        </w:rPr>
+        <w:lastRenderedPageBreak/>
+        <w:drawing>
+          <wp:inline distT="0" distB="0" distL="0" distR="0" wp14:anchorId="2F13162F" wp14:editId="0A46D92D">
+            <wp:extent cx="5054600" cy="4959350"/>
+            <wp:effectExtent l="0" t="0" r="0" b="0"/>
+            <wp:docPr id="40" name="Picture 11"/>
+            <wp:cNvGraphicFramePr>
+              <a:graphicFrameLocks xmlns:a="http://schemas.openxmlformats.org/drawingml/2006/main" noChangeAspect="1"/>
+            </wp:cNvGraphicFramePr>
+            <a:graphic xmlns:a="http://schemas.openxmlformats.org/drawingml/2006/main">
+              <a:graphicData uri="http://schemas.openxmlformats.org/drawingml/2006/picture">
+                <pic:pic xmlns:pic="http://schemas.openxmlformats.org/drawingml/2006/picture">
+                  <pic:nvPicPr>
+                    <pic:cNvPr id="0" name="Picture 40"/>
+                    <pic:cNvPicPr>
+                      <a:picLocks noChangeAspect="1" noChangeArrowheads="1"/>
+                    </pic:cNvPicPr>
+                  </pic:nvPicPr>
+                  <pic:blipFill>
+                    <a:blip r:embed="rId11">
+                      <a:extLst>
+                        <a:ext uri="{28A0092B-C50C-407E-A947-70E740481C1C}">
+                          <a14:useLocalDpi xmlns:a14="http://schemas.microsoft.com/office/drawing/2010/main" val="0"/>
+                        </a:ext>
+                      </a:extLst>
+                    </a:blip>
+                    <a:srcRect/>
+                    <a:stretch>
+                      <a:fillRect/>
+                    </a:stretch>
+                  </pic:blipFill>
+                  <pic:spPr bwMode="auto">
+                    <a:xfrm>
+                      <a:off x="0" y="0"/>
+                      <a:ext cx="5054600" cy="4959350"/>
+                    </a:xfrm>
+                    <a:prstGeom prst="rect">
+                      <a:avLst/>
+                    </a:prstGeom>
+                    <a:noFill/>
+                    <a:ln>
+                      <a:noFill/>
+                    </a:ln>
+                  </pic:spPr>
+                </pic:pic>
+              </a:graphicData>
+            </a:graphic>
+          </wp:inline>
+        </w:drawing>
+      </w:r>
+    </w:p>
+    <w:p>
+      <w:pPr>
+        <w:shd w:val="clear" w:color="auto" w:fill="FAFFFF"/>
+        <w:spacing w:after="100" w:afterAutospacing="1" w:line="240" w:lineRule="auto"/>
+        <w:rPr>
+          <w:rFonts w:ascii="Segoe UI" w:eastAsia="Times New Roman" w:hAnsi="Segoe UI" w:cs="Segoe UI"/>
+          <w:color w:val="212529"/>
+          <w:kern w:val="0"/>
+          <w:sz w:val="24"/>
+          <w:szCs w:val="24"/>
+          <w:lang w:eastAsia="en-IN"/>
+          <w14:ligatures w14:val="none"/>
+        </w:rPr>
+      </w:pPr>
+    </w:p>
+    <w:p>
+      <w:pPr>
+        <w:shd w:val="clear" w:color="auto" w:fill="FAFFFF"/>
+        <w:spacing w:after="0" w:line="240" w:lineRule="auto"/>
+        <w:jc w:val="center"/>
+        <w:rPr>
+          <w:rFonts w:ascii="Segoe UI" w:eastAsia="Times New Roman" w:hAnsi="Segoe UI" w:cs="Segoe UI"/>
+          <w:color w:val="212529"/>
+          <w:kern w:val="0"/>
+          <w:sz w:val="24"/>
+          <w:szCs w:val="24"/>
+          <w:lang w:eastAsia="en-IN"/>
+          <w14:ligatures w14:val="none"/>
+        </w:rPr>
+      </w:pPr>
+      <w:proofErr w:type="spellStart"/>
+      <w:r>
+        <w:rPr>
+          <w:rFonts w:ascii="Segoe UI" w:eastAsia="Times New Roman" w:hAnsi="Segoe UI" w:cs="Segoe UI"/>
+          <w:b/>
+          <w:bCs/>
+          <w:color w:val="212529"/>
+          <w:kern w:val="0"/>
+          <w:sz w:val="24"/>
+          <w:szCs w:val="24"/>
+          <w:lang w:eastAsia="en-IN"/>
+          <w14:ligatures w14:val="none"/>
+        </w:rPr>
+        <w:t>WizGear</w:t>
+      </w:r>
+      <w:proofErr w:type="spellEnd"/>
+      <w:r>
+        <w:rPr>
+          <w:rFonts w:ascii="Segoe UI" w:eastAsia="Times New Roman" w:hAnsi="Segoe UI" w:cs="Segoe UI"/>
+          <w:b/>
+          <w:bCs/>
+          <w:color w:val="212529"/>
+          <w:kern w:val="0"/>
+          <w:sz w:val="24"/>
+          <w:szCs w:val="24"/>
+          <w:lang w:eastAsia="en-IN"/>
+          <w14:ligatures w14:val="none"/>
+        </w:rPr>
+        <w:t xml:space="preserve"> IoT Bridge</w:t>
+      </w:r>
+    </w:p>
+    <w:p>
+      <w:pPr>
+        <w:spacing w:after="0" w:line="240" w:lineRule="auto"/>
+        <w:rPr>
+          <w:rFonts w:ascii="Times New Roman" w:eastAsia="Times New Roman" w:hAnsi="Times New Roman" w:cs="Times New Roman"/>
+          <w:kern w:val="0"/>
+          <w:sz w:val="24"/>
+          <w:szCs w:val="24"/>
+          <w:lang w:eastAsia="en-IN"/>
+          <w14:ligatures w14:val="none"/>
+        </w:rPr>
+      </w:pPr>
+      <w:r>
+        <w:rPr>
+          <w:rFonts w:ascii="Segoe UI" w:eastAsia="Times New Roman" w:hAnsi="Segoe UI" w:cs="Segoe UI"/>
+          <w:color w:val="212529"/>
+          <w:kern w:val="0"/>
+          <w:sz w:val="24"/>
+          <w:szCs w:val="24"/>
+          <w:lang w:eastAsia="en-IN"/>
+          <w14:ligatures w14:val="none"/>
+        </w:rPr>
+        <w:br/>
+      </w:r>
+      <w:proofErr w:type="spellStart"/>
+      <w:r>
+        <w:rPr>
+          <w:rFonts w:ascii="Segoe UI" w:eastAsia="Times New Roman" w:hAnsi="Segoe UI" w:cs="Segoe UI"/>
+          <w:color w:val="212529"/>
+          <w:kern w:val="0"/>
+          <w:sz w:val="24"/>
+          <w:szCs w:val="24"/>
+          <w:shd w:val="clear" w:color="auto" w:fill="FAFFFF"/>
+          <w:lang w:eastAsia="en-IN"/>
+          <w14:ligatures w14:val="none"/>
+        </w:rPr>
+        <w:t>WizGear</w:t>
+      </w:r>
+      <w:proofErr w:type="spellEnd"/>
+      <w:r>
+        <w:rPr>
+          <w:rFonts w:ascii="Segoe UI" w:eastAsia="Times New Roman" w:hAnsi="Segoe UI" w:cs="Segoe UI"/>
+          <w:color w:val="212529"/>
+          <w:kern w:val="0"/>
+          <w:sz w:val="24"/>
+          <w:szCs w:val="24"/>
+          <w:shd w:val="clear" w:color="auto" w:fill="FAFFFF"/>
+          <w:lang w:eastAsia="en-IN"/>
+          <w14:ligatures w14:val="none"/>
+        </w:rPr>
+        <w:t xml:space="preserve"> IoT Bridge is a circular device with multiple connectors. It has number of connectors as shown below. The connectors present in the inner circle are for data transfer (CO) and outer circle are connectors for power connection (PC).</w:t>
+      </w:r>
+    </w:p>
+    <w:p>
+      <w:pPr>
+        <w:shd w:val="clear" w:color="auto" w:fill="FAFFFF"/>
+        <w:spacing w:after="0" w:line="240" w:lineRule="auto"/>
+        <w:jc w:val="center"/>
+        <w:rPr>
+          <w:rFonts w:ascii="Segoe UI" w:eastAsia="Times New Roman" w:hAnsi="Segoe UI" w:cs="Segoe UI"/>
+          <w:b/>
+          <w:bCs/>
+          <w:color w:val="212529"/>
+          <w:kern w:val="0"/>
+          <w:sz w:val="24"/>
+          <w:szCs w:val="24"/>
+          <w:lang w:eastAsia="en-IN"/>
+          <w14:ligatures w14:val="none"/>
+        </w:rPr>
+      </w:pPr>
+      <w:r>
+        <w:rPr>
+          <w:rFonts w:ascii="Segoe UI" w:eastAsia="Times New Roman" w:hAnsi="Segoe UI" w:cs="Segoe UI"/>
+          <w:noProof/>
+          <w:color w:val="212529"/>
+          <w:kern w:val="0"/>
+          <w:sz w:val="24"/>
+          <w:szCs w:val="24"/>
+          <w:lang w:eastAsia="en-IN"/>
+          <w14:ligatures w14:val="none"/>
+        </w:rPr>
+        <w:drawing>
+          <wp:inline distT="0" distB="0" distL="0" distR="0" wp14:anchorId="46BA80EA" wp14:editId="7BF066CC">
+            <wp:extent cx="3473450" cy="2317750"/>
+            <wp:effectExtent l="0" t="0" r="0" b="6350"/>
+            <wp:docPr id="45" name="Picture 13" descr="image"/>
+            <wp:cNvGraphicFramePr>
+              <a:graphicFrameLocks xmlns:a="http://schemas.openxmlformats.org/drawingml/2006/main" noChangeAspect="1"/>
+            </wp:cNvGraphicFramePr>
+            <a:graphic xmlns:a="http://schemas.openxmlformats.org/drawingml/2006/main">
+              <a:graphicData uri="http://schemas.openxmlformats.org/drawingml/2006/picture">
+                <pic:pic xmlns:pic="http://schemas.openxmlformats.org/drawingml/2006/picture">
+                  <pic:nvPicPr>
+                    <pic:cNvPr id="0" name="Picture 45" descr="image"/>
+                    <pic:cNvPicPr>
+                      <a:picLocks noChangeAspect="1" noChangeArrowheads="1"/>
+                    </pic:cNvPicPr>
+                  </pic:nvPicPr>
+                  <pic:blipFill>
+                    <a:blip r:embed="rId12">
+                      <a:extLst>
+                        <a:ext uri="{28A0092B-C50C-407E-A947-70E740481C1C}">
+                          <a14:useLocalDpi xmlns:a14="http://schemas.microsoft.com/office/drawing/2010/main" val="0"/>
+                        </a:ext>
+                      </a:extLst>
+                    </a:blip>
+                    <a:srcRect/>
+                    <a:stretch>
+                      <a:fillRect/>
+                    </a:stretch>
+                  </pic:blipFill>
+                  <pic:spPr bwMode="auto">
+                    <a:xfrm>
+                      <a:off x="0" y="0"/>
+                      <a:ext cx="3473450" cy="2317750"/>
+                    </a:xfrm>
+                    <a:prstGeom prst="rect">
+                      <a:avLst/>
+                    </a:prstGeom>
+                    <a:noFill/>
+                    <a:ln>
+                      <a:noFill/>
+                    </a:ln>
+                  </pic:spPr>
+                </pic:pic>
+              </a:graphicData>
+            </a:graphic>
+          </wp:inline>
+        </w:drawing>
+      </w:r>
+    </w:p>
+    <w:p>
+      <w:pPr>
+        <w:shd w:val="clear" w:color="auto" w:fill="FAFFFF"/>
+        <w:spacing w:after="0" w:line="240" w:lineRule="auto"/>
+        <w:jc w:val="center"/>
+        <w:rPr>
+          <w:rFonts w:ascii="Segoe UI" w:eastAsia="Times New Roman" w:hAnsi="Segoe UI" w:cs="Segoe UI"/>
+          <w:b/>
+          <w:bCs/>
+          <w:color w:val="212529"/>
+          <w:kern w:val="0"/>
+          <w:sz w:val="24"/>
+          <w:szCs w:val="24"/>
+          <w:lang w:eastAsia="en-IN"/>
+          <w14:ligatures w14:val="none"/>
+        </w:rPr>
+      </w:pPr>
+      <w:r>
+        <w:rPr>
+          <w:rFonts w:ascii="Segoe UI" w:eastAsia="Times New Roman" w:hAnsi="Segoe UI" w:cs="Segoe UI"/>
+          <w:color w:val="212529"/>
+          <w:kern w:val="0"/>
+          <w:sz w:val="24"/>
+          <w:szCs w:val="24"/>
+          <w:lang w:eastAsia="en-IN"/>
+          <w14:ligatures w14:val="none"/>
+        </w:rPr>
+        <w:br/>
+      </w:r>
+      <w:proofErr w:type="spellStart"/>
+      <w:r>
+        <w:rPr>
+          <w:rFonts w:ascii="Segoe UI" w:eastAsia="Times New Roman" w:hAnsi="Segoe UI" w:cs="Segoe UI"/>
+          <w:b/>
+          <w:bCs/>
+          <w:color w:val="212529"/>
+          <w:kern w:val="0"/>
+          <w:sz w:val="24"/>
+          <w:szCs w:val="24"/>
+          <w:lang w:eastAsia="en-IN"/>
+          <w14:ligatures w14:val="none"/>
+        </w:rPr>
+        <w:t>WizGear</w:t>
+      </w:r>
+      <w:proofErr w:type="spellEnd"/>
+      <w:r>
+        <w:rPr>
+          <w:rFonts w:ascii="Segoe UI" w:eastAsia="Times New Roman" w:hAnsi="Segoe UI" w:cs="Segoe UI"/>
+          <w:b/>
+          <w:bCs/>
+          <w:color w:val="212529"/>
+          <w:kern w:val="0"/>
+          <w:sz w:val="24"/>
+          <w:szCs w:val="24"/>
+          <w:lang w:eastAsia="en-IN"/>
+          <w14:ligatures w14:val="none"/>
+        </w:rPr>
+        <w:t xml:space="preserve"> IoT Bridge</w:t>
+      </w:r>
+    </w:p>
+    <w:p>
+      <w:pPr>
+        <w:shd w:val="clear" w:color="auto" w:fill="FAFFFF"/>
+        <w:spacing w:after="0" w:line="240" w:lineRule="auto"/>
+        <w:jc w:val="center"/>
+        <w:rPr>
+          <w:rFonts w:ascii="Segoe UI" w:eastAsia="Times New Roman" w:hAnsi="Segoe UI" w:cs="Segoe UI"/>
+          <w:color w:val="212529"/>
+          <w:kern w:val="0"/>
+          <w:sz w:val="24"/>
+          <w:szCs w:val="24"/>
+          <w:lang w:eastAsia="en-IN"/>
+          <w14:ligatures w14:val="none"/>
+        </w:rPr>
+      </w:pPr>
+    </w:p>
+    <w:p>
+      <w:pPr>
+        <w:shd w:val="clear" w:color="auto" w:fill="FAFFFF"/>
+        <w:spacing w:after="100" w:afterAutospacing="1" w:line="240" w:lineRule="auto"/>
+        <w:rPr>
+          <w:rFonts w:ascii="Segoe UI" w:eastAsia="Times New Roman" w:hAnsi="Segoe UI" w:cs="Segoe UI"/>
+          <w:color w:val="212529"/>
+          <w:kern w:val="0"/>
+          <w:sz w:val="24"/>
+          <w:szCs w:val="24"/>
+          <w:lang w:eastAsia="en-IN"/>
+          <w14:ligatures w14:val="none"/>
+        </w:rPr>
+      </w:pPr>
+      <w:r>
+        <w:rPr>
+          <w:rFonts w:ascii="Segoe UI" w:eastAsia="Times New Roman" w:hAnsi="Segoe UI" w:cs="Segoe UI"/>
+          <w:b/>
+          <w:bCs/>
+          <w:color w:val="212529"/>
+          <w:kern w:val="0"/>
+          <w:sz w:val="24"/>
+          <w:szCs w:val="24"/>
+          <w:lang w:eastAsia="en-IN"/>
+          <w14:ligatures w14:val="none"/>
+        </w:rPr>
+        <w:t xml:space="preserve">How to power on the </w:t>
+      </w:r>
+      <w:proofErr w:type="spellStart"/>
+      <w:r>
+        <w:rPr>
+          <w:rFonts w:ascii="Segoe UI" w:eastAsia="Times New Roman" w:hAnsi="Segoe UI" w:cs="Segoe UI"/>
+          <w:b/>
+          <w:bCs/>
+          <w:color w:val="212529"/>
+          <w:kern w:val="0"/>
+          <w:sz w:val="24"/>
+          <w:szCs w:val="24"/>
+          <w:lang w:eastAsia="en-IN"/>
+          <w14:ligatures w14:val="none"/>
+        </w:rPr>
+        <w:t>WizGear</w:t>
+      </w:r>
+      <w:proofErr w:type="spellEnd"/>
+      <w:r>
+        <w:rPr>
+          <w:rFonts w:ascii="Segoe UI" w:eastAsia="Times New Roman" w:hAnsi="Segoe UI" w:cs="Segoe UI"/>
+          <w:b/>
+          <w:bCs/>
+          <w:color w:val="212529"/>
+          <w:kern w:val="0"/>
+          <w:sz w:val="24"/>
+          <w:szCs w:val="24"/>
+          <w:lang w:eastAsia="en-IN"/>
+          <w14:ligatures w14:val="none"/>
+        </w:rPr>
+        <w:t xml:space="preserve"> IoT Bridge?</w:t>
+      </w:r>
+      <w:r>
+        <w:rPr>
+          <w:rFonts w:ascii="Segoe UI" w:eastAsia="Times New Roman" w:hAnsi="Segoe UI" w:cs="Segoe UI"/>
+          <w:color w:val="212529"/>
+          <w:kern w:val="0"/>
+          <w:sz w:val="24"/>
+          <w:szCs w:val="24"/>
+          <w:lang w:eastAsia="en-IN"/>
+          <w14:ligatures w14:val="none"/>
+        </w:rPr>
+        <w:br/>
+        <w:t xml:space="preserve">The IoT bridge requires a power connection to operate and can be powered using its USB ports as </w:t>
+      </w:r>
+      <w:r>
+        <w:rPr>
+          <w:rFonts w:ascii="Segoe UI" w:eastAsia="Times New Roman" w:hAnsi="Segoe UI" w:cs="Segoe UI"/>
+          <w:color w:val="212529"/>
+          <w:kern w:val="0"/>
+          <w:sz w:val="24"/>
+          <w:szCs w:val="24"/>
+          <w:lang w:eastAsia="en-IN"/>
+          <w14:ligatures w14:val="none"/>
+        </w:rPr>
+        <w:lastRenderedPageBreak/>
+        <w:t>shown below. There are three of them.</w:t>
+      </w:r>
+      <w:r>
+        <w:rPr>
+          <w:rFonts w:ascii="Segoe UI" w:eastAsia="Times New Roman" w:hAnsi="Segoe UI" w:cs="Segoe UI"/>
+          <w:color w:val="212529"/>
+          <w:kern w:val="0"/>
+          <w:sz w:val="24"/>
+          <w:szCs w:val="24"/>
+          <w:lang w:eastAsia="en-IN"/>
+          <w14:ligatures w14:val="none"/>
+        </w:rPr>
+        <w:br/>
+        <w:t>• USB ‘</w:t>
+      </w:r>
+      <w:proofErr w:type="gramStart"/>
+      <w:r>
+        <w:rPr>
+          <w:rFonts w:ascii="Segoe UI" w:eastAsia="Times New Roman" w:hAnsi="Segoe UI" w:cs="Segoe UI"/>
+          <w:color w:val="212529"/>
+          <w:kern w:val="0"/>
+          <w:sz w:val="24"/>
+          <w:szCs w:val="24"/>
+          <w:lang w:eastAsia="en-IN"/>
+          <w14:ligatures w14:val="none"/>
+        </w:rPr>
+        <w:t>A‘ port</w:t>
+      </w:r>
+      <w:proofErr w:type="gramEnd"/>
+      <w:r>
+        <w:rPr>
+          <w:rFonts w:ascii="Segoe UI" w:eastAsia="Times New Roman" w:hAnsi="Segoe UI" w:cs="Segoe UI"/>
+          <w:color w:val="212529"/>
+          <w:kern w:val="0"/>
+          <w:sz w:val="24"/>
+          <w:szCs w:val="24"/>
+          <w:lang w:eastAsia="en-IN"/>
+          <w14:ligatures w14:val="none"/>
+        </w:rPr>
+        <w:t>: A black cable is connected here.</w:t>
+      </w:r>
+      <w:r>
+        <w:rPr>
+          <w:rFonts w:ascii="Segoe UI" w:eastAsia="Times New Roman" w:hAnsi="Segoe UI" w:cs="Segoe UI"/>
+          <w:color w:val="212529"/>
+          <w:kern w:val="0"/>
+          <w:sz w:val="24"/>
+          <w:szCs w:val="24"/>
+          <w:lang w:eastAsia="en-IN"/>
+          <w14:ligatures w14:val="none"/>
+        </w:rPr>
+        <w:br/>
+        <w:t>• Micro–USB ‘</w:t>
+      </w:r>
+      <w:proofErr w:type="gramStart"/>
+      <w:r>
+        <w:rPr>
+          <w:rFonts w:ascii="Segoe UI" w:eastAsia="Times New Roman" w:hAnsi="Segoe UI" w:cs="Segoe UI"/>
+          <w:color w:val="212529"/>
+          <w:kern w:val="0"/>
+          <w:sz w:val="24"/>
+          <w:szCs w:val="24"/>
+          <w:lang w:eastAsia="en-IN"/>
+          <w14:ligatures w14:val="none"/>
+        </w:rPr>
+        <w:t>B‘ port</w:t>
+      </w:r>
+      <w:proofErr w:type="gramEnd"/>
+      <w:r>
+        <w:rPr>
+          <w:rFonts w:ascii="Segoe UI" w:eastAsia="Times New Roman" w:hAnsi="Segoe UI" w:cs="Segoe UI"/>
+          <w:color w:val="212529"/>
+          <w:kern w:val="0"/>
+          <w:sz w:val="24"/>
+          <w:szCs w:val="24"/>
+          <w:lang w:eastAsia="en-IN"/>
+          <w14:ligatures w14:val="none"/>
+        </w:rPr>
+        <w:t>: A white cable is connected here.</w:t>
+      </w:r>
+      <w:r>
+        <w:rPr>
+          <w:rFonts w:ascii="Segoe UI" w:eastAsia="Times New Roman" w:hAnsi="Segoe UI" w:cs="Segoe UI"/>
+          <w:color w:val="212529"/>
+          <w:kern w:val="0"/>
+          <w:sz w:val="24"/>
+          <w:szCs w:val="24"/>
+          <w:lang w:eastAsia="en-IN"/>
+          <w14:ligatures w14:val="none"/>
+        </w:rPr>
+        <w:br/>
+        <w:t>• One more port for extra functions.</w:t>
+      </w:r>
+    </w:p>
+    <w:p>
+      <w:pPr>
+        <w:shd w:val="clear" w:color="auto" w:fill="FAFFFF"/>
+        <w:spacing w:after="0" w:line="240" w:lineRule="auto"/>
+        <w:jc w:val="center"/>
+        <w:rPr>
+          <w:rFonts w:ascii="Segoe UI" w:eastAsia="Times New Roman" w:hAnsi="Segoe UI" w:cs="Segoe UI"/>
+          <w:color w:val="212529"/>
+          <w:kern w:val="0"/>
+          <w:sz w:val="24"/>
+          <w:szCs w:val="24"/>
+          <w:lang w:eastAsia="en-IN"/>
+          <w14:ligatures w14:val="none"/>
+        </w:rPr>
+      </w:pPr>
+      <w:r>
+        <w:rPr>
+          <w:rFonts w:ascii="Segoe UI" w:eastAsia="Times New Roman" w:hAnsi="Segoe UI" w:cs="Segoe UI"/>
+          <w:noProof/>
+          <w:color w:val="212529"/>
+          <w:kern w:val="0"/>
+          <w:sz w:val="24"/>
+          <w:szCs w:val="24"/>
+          <w:lang w:eastAsia="en-IN"/>
+          <w14:ligatures w14:val="none"/>
+        </w:rPr>
+        <w:drawing>
+          <wp:inline distT="0" distB="0" distL="0" distR="0" wp14:anchorId="50A49F7D" wp14:editId="56875028">
+            <wp:extent cx="4845050" cy="1073150"/>
+            <wp:effectExtent l="0" t="0" r="0" b="0"/>
+            <wp:docPr id="46" name="Picture 12" descr="image"/>
+            <wp:cNvGraphicFramePr>
+              <a:graphicFrameLocks xmlns:a="http://schemas.openxmlformats.org/drawingml/2006/main" noChangeAspect="1"/>
+            </wp:cNvGraphicFramePr>
+            <a:graphic xmlns:a="http://schemas.openxmlformats.org/drawingml/2006/main">
+              <a:graphicData uri="http://schemas.openxmlformats.org/drawingml/2006/picture">
+                <pic:pic xmlns:pic="http://schemas.openxmlformats.org/drawingml/2006/picture">
+                  <pic:nvPicPr>
+                    <pic:cNvPr id="0" name="Picture 46" descr="image"/>
+                    <pic:cNvPicPr>
+                      <a:picLocks noChangeAspect="1" noChangeArrowheads="1"/>
+                    </pic:cNvPicPr>
+                  </pic:nvPicPr>
+                  <pic:blipFill>
+                    <a:blip r:embed="rId13">
+                      <a:extLst>
+                        <a:ext uri="{28A0092B-C50C-407E-A947-70E740481C1C}">
+                          <a14:useLocalDpi xmlns:a14="http://schemas.microsoft.com/office/drawing/2010/main" val="0"/>
+                        </a:ext>
+                      </a:extLst>
+                    </a:blip>
+                    <a:srcRect/>
+                    <a:stretch>
+                      <a:fillRect/>
+                    </a:stretch>
+                  </pic:blipFill>
+                  <pic:spPr bwMode="auto">
+                    <a:xfrm>
+                      <a:off x="0" y="0"/>
+                      <a:ext cx="4845050" cy="1073150"/>
+                    </a:xfrm>
+                    <a:prstGeom prst="rect">
+                      <a:avLst/>
+                    </a:prstGeom>
+                    <a:noFill/>
+                    <a:ln>
+                      <a:noFill/>
+                    </a:ln>
+                  </pic:spPr>
+                </pic:pic>
+              </a:graphicData>
+            </a:graphic>
+          </wp:inline>
+        </w:drawing>
+      </w:r>
+      <w:r>
+        <w:rPr>
+          <w:rFonts w:ascii="Segoe UI" w:eastAsia="Times New Roman" w:hAnsi="Segoe UI" w:cs="Segoe UI"/>
+          <w:color w:val="212529"/>
+          <w:kern w:val="0"/>
+          <w:sz w:val="24"/>
+          <w:szCs w:val="24"/>
+          <w:lang w:eastAsia="en-IN"/>
+          <w14:ligatures w14:val="none"/>
+        </w:rPr>
+        <w:br/>
+      </w:r>
+      <w:proofErr w:type="spellStart"/>
+      <w:r>
+        <w:rPr>
+          <w:rFonts w:ascii="Segoe UI" w:eastAsia="Times New Roman" w:hAnsi="Segoe UI" w:cs="Segoe UI"/>
+          <w:b/>
+          <w:bCs/>
+          <w:color w:val="212529"/>
+          <w:kern w:val="0"/>
+          <w:sz w:val="24"/>
+          <w:szCs w:val="24"/>
+          <w:lang w:eastAsia="en-IN"/>
+          <w14:ligatures w14:val="none"/>
+        </w:rPr>
+        <w:t>WizGear</w:t>
+      </w:r>
+      <w:proofErr w:type="spellEnd"/>
+      <w:r>
+        <w:rPr>
+          <w:rFonts w:ascii="Segoe UI" w:eastAsia="Times New Roman" w:hAnsi="Segoe UI" w:cs="Segoe UI"/>
+          <w:b/>
+          <w:bCs/>
+          <w:color w:val="212529"/>
+          <w:kern w:val="0"/>
+          <w:sz w:val="24"/>
+          <w:szCs w:val="24"/>
+          <w:lang w:eastAsia="en-IN"/>
+          <w14:ligatures w14:val="none"/>
+        </w:rPr>
+        <w:t xml:space="preserve"> IoT Bridge Ports</w:t>
+      </w:r>
+    </w:p>
+    <w:p>
+      <w:pPr>
+        <w:shd w:val="clear" w:color="auto" w:fill="FAFFFF"/>
+        <w:spacing w:after="100" w:afterAutospacing="1" w:line="240" w:lineRule="auto"/>
+        <w:jc w:val="center"/>
+        <w:rPr>
+          <w:rFonts w:ascii="Segoe UI" w:eastAsia="Times New Roman" w:hAnsi="Segoe UI" w:cs="Segoe UI"/>
+          <w:color w:val="212529"/>
+          <w:kern w:val="0"/>
+          <w:sz w:val="24"/>
+          <w:szCs w:val="24"/>
+          <w:lang w:eastAsia="en-IN"/>
+          <w14:ligatures w14:val="none"/>
+        </w:rPr>
+      </w:pPr>
+      <w:r>
+        <w:rPr>
+          <w:rFonts w:ascii="Segoe UI" w:eastAsia="Times New Roman" w:hAnsi="Segoe UI" w:cs="Segoe UI"/>
+          <w:color w:val="212529"/>
+          <w:kern w:val="0"/>
+          <w:sz w:val="24"/>
+          <w:szCs w:val="24"/>
+          <w:lang w:eastAsia="en-IN"/>
+          <w14:ligatures w14:val="none"/>
+        </w:rPr>
+        <w:t>(Watch the video)</w:t>
+      </w:r>
+    </w:p>
+    <w:p/>
+    <w:p/>
+    <w:p>
+      <w:pPr>
+        <w:shd w:val="clear" w:color="auto" w:fill="FAFFFF"/>
+        <w:spacing w:after="0" w:line="240" w:lineRule="auto"/>
+        <w:jc w:val="center"/>
+        <w:rPr>
+          <w:rFonts w:ascii="Segoe UI" w:eastAsia="Times New Roman" w:hAnsi="Segoe UI" w:cs="Segoe UI"/>
+          <w:color w:val="212529"/>
+          <w:kern w:val="0"/>
+          <w:sz w:val="24"/>
+          <w:szCs w:val="24"/>
+          <w:lang w:eastAsia="en-IN"/>
+          <w14:ligatures w14:val="none"/>
+        </w:rPr>
+      </w:pPr>
+      <w:r>
+        <w:rPr>
+          <w:rFonts w:ascii="Segoe UI" w:eastAsia="Times New Roman" w:hAnsi="Segoe UI" w:cs="Segoe UI"/>
+          <w:b/>
+          <w:bCs/>
+          <w:color w:val="212529"/>
+          <w:kern w:val="0"/>
+          <w:sz w:val="24"/>
+          <w:szCs w:val="24"/>
+          <w:lang w:eastAsia="en-IN"/>
+          <w14:ligatures w14:val="none"/>
+        </w:rPr>
+        <w:t>IoT (Internet of Things)</w:t>
+      </w:r>
+    </w:p>
+    <w:p>
+      <w:pPr>
+        <w:shd w:val="clear" w:color="auto" w:fill="FAFFFF"/>
+        <w:spacing w:after="100" w:afterAutospacing="1" w:line="240" w:lineRule="auto"/>
+        <w:rPr>
+          <w:rFonts w:ascii="Segoe UI" w:eastAsia="Times New Roman" w:hAnsi="Segoe UI" w:cs="Segoe UI"/>
+          <w:color w:val="212529"/>
+          <w:kern w:val="0"/>
+          <w:sz w:val="24"/>
+          <w:szCs w:val="24"/>
+          <w:lang w:eastAsia="en-IN"/>
+          <w14:ligatures w14:val="none"/>
+        </w:rPr>
+      </w:pPr>
+      <w:r>
+        <w:rPr>
+          <w:rFonts w:ascii="Segoe UI" w:eastAsia="Times New Roman" w:hAnsi="Segoe UI" w:cs="Segoe UI"/>
+          <w:color w:val="212529"/>
+          <w:kern w:val="0"/>
+          <w:sz w:val="24"/>
+          <w:szCs w:val="24"/>
+          <w:lang w:eastAsia="en-IN"/>
+          <w14:ligatures w14:val="none"/>
+        </w:rPr>
+        <w:t>IoT (Internet of Things), where things (devices) are connected to the internet. Hence, they communicate with each other and work together to make our daily lives smarter and more comfortable.</w:t>
+      </w:r>
+    </w:p>
+    <w:p>
+      <w:pPr>
+        <w:shd w:val="clear" w:color="auto" w:fill="FAFFFF"/>
+        <w:spacing w:after="100" w:afterAutospacing="1" w:line="240" w:lineRule="auto"/>
+        <w:rPr>
+          <w:rFonts w:ascii="Segoe UI" w:eastAsia="Times New Roman" w:hAnsi="Segoe UI" w:cs="Segoe UI"/>
+          <w:color w:val="212529"/>
+          <w:kern w:val="0"/>
+          <w:sz w:val="24"/>
+          <w:szCs w:val="24"/>
+          <w:lang w:eastAsia="en-IN"/>
+          <w14:ligatures w14:val="none"/>
+        </w:rPr>
+      </w:pPr>
+      <w:r>
+        <w:rPr>
+          <w:rFonts w:ascii="Segoe UI" w:eastAsia="Times New Roman" w:hAnsi="Segoe UI" w:cs="Segoe UI"/>
+          <w:color w:val="212529"/>
+          <w:kern w:val="0"/>
+          <w:sz w:val="24"/>
+          <w:szCs w:val="24"/>
+          <w:lang w:eastAsia="en-IN"/>
+          <w14:ligatures w14:val="none"/>
+        </w:rPr>
+        <w:t>With IoT, things like lights, fans, watches, washing machines, and toys, etc., can talk to each other, share information and execute work by themselves.</w:t>
+      </w:r>
+    </w:p>
+    <w:p>
+      <w:pPr>
+        <w:shd w:val="clear" w:color="auto" w:fill="FAFFFF"/>
+        <w:spacing w:after="100" w:afterAutospacing="1" w:line="240" w:lineRule="auto"/>
+        <w:rPr>
+          <w:rFonts w:ascii="Segoe UI" w:eastAsia="Times New Roman" w:hAnsi="Segoe UI" w:cs="Segoe UI"/>
+          <w:color w:val="212529"/>
+          <w:kern w:val="0"/>
+          <w:sz w:val="24"/>
+          <w:szCs w:val="24"/>
+          <w:lang w:eastAsia="en-IN"/>
+          <w14:ligatures w14:val="none"/>
+        </w:rPr>
+      </w:pPr>
+      <w:r>
+        <w:rPr>
+          <w:rFonts w:ascii="Segoe UI" w:eastAsia="Times New Roman" w:hAnsi="Segoe UI" w:cs="Segoe UI"/>
+          <w:color w:val="212529"/>
+          <w:kern w:val="0"/>
+          <w:sz w:val="24"/>
+          <w:szCs w:val="24"/>
+          <w:lang w:eastAsia="en-IN"/>
+          <w14:ligatures w14:val="none"/>
+        </w:rPr>
+        <w:t>Example, A smart home uses IoT to automatically control lights, fans, and other home appliances through the internet using a mobile app or voice commands.</w:t>
+      </w:r>
+    </w:p>
+    <w:p>
+      <w:pPr>
+        <w:shd w:val="clear" w:color="auto" w:fill="FAFFFF"/>
+        <w:spacing w:after="100" w:afterAutospacing="1" w:line="240" w:lineRule="auto"/>
+        <w:rPr>
+          <w:rFonts w:ascii="Segoe UI" w:eastAsia="Times New Roman" w:hAnsi="Segoe UI" w:cs="Segoe UI"/>
+          <w:color w:val="212529"/>
+          <w:kern w:val="0"/>
+          <w:sz w:val="24"/>
+          <w:szCs w:val="24"/>
+          <w:lang w:eastAsia="en-IN"/>
+          <w14:ligatures w14:val="none"/>
+        </w:rPr>
+      </w:pPr>
+      <w:r>
+        <w:rPr>
+          <w:rFonts w:ascii="Segoe UI" w:eastAsia="Times New Roman" w:hAnsi="Segoe UI" w:cs="Segoe UI"/>
+          <w:color w:val="212529"/>
+          <w:kern w:val="0"/>
+          <w:sz w:val="24"/>
+          <w:szCs w:val="24"/>
+          <w:lang w:eastAsia="en-IN"/>
+          <w14:ligatures w14:val="none"/>
+        </w:rPr>
+        <w:t xml:space="preserve">Now you understand that the </w:t>
+      </w:r>
+      <w:proofErr w:type="spellStart"/>
+      <w:r>
+        <w:rPr>
+          <w:rFonts w:ascii="Segoe UI" w:eastAsia="Times New Roman" w:hAnsi="Segoe UI" w:cs="Segoe UI"/>
+          <w:color w:val="212529"/>
+          <w:kern w:val="0"/>
+          <w:sz w:val="24"/>
+          <w:szCs w:val="24"/>
+          <w:lang w:eastAsia="en-IN"/>
+          <w14:ligatures w14:val="none"/>
+        </w:rPr>
+        <w:t>WizGear</w:t>
+      </w:r>
+      <w:proofErr w:type="spellEnd"/>
+      <w:r>
+        <w:rPr>
+          <w:rFonts w:ascii="Segoe UI" w:eastAsia="Times New Roman" w:hAnsi="Segoe UI" w:cs="Segoe UI"/>
+          <w:color w:val="212529"/>
+          <w:kern w:val="0"/>
+          <w:sz w:val="24"/>
+          <w:szCs w:val="24"/>
+          <w:lang w:eastAsia="en-IN"/>
+          <w14:ligatures w14:val="none"/>
+        </w:rPr>
+        <w:t xml:space="preserve"> IoT Bridge is an IoT device that connects to the internet.</w:t>
+      </w:r>
+    </w:p>
+    <w:p>
+      <w:pPr>
+        <w:shd w:val="clear" w:color="auto" w:fill="FAFFFF"/>
+        <w:spacing w:after="100" w:afterAutospacing="1" w:line="240" w:lineRule="auto"/>
+        <w:jc w:val="center"/>
+        <w:rPr>
+          <w:rFonts w:ascii="Segoe UI" w:eastAsia="Times New Roman" w:hAnsi="Segoe UI" w:cs="Segoe UI"/>
+          <w:color w:val="212529"/>
+          <w:kern w:val="0"/>
+          <w:sz w:val="24"/>
+          <w:szCs w:val="24"/>
+          <w:lang w:eastAsia="en-IN"/>
+          <w14:ligatures w14:val="none"/>
+        </w:rPr>
+      </w:pPr>
+      <w:r>
+        <w:rPr>
+          <w:rFonts w:ascii="Segoe UI" w:eastAsia="Times New Roman" w:hAnsi="Segoe UI" w:cs="Segoe UI"/>
+          <w:noProof/>
+          <w:color w:val="212529"/>
+          <w:kern w:val="0"/>
+          <w:sz w:val="24"/>
+          <w:szCs w:val="24"/>
+          <w:lang w:eastAsia="en-IN"/>
+          <w14:ligatures w14:val="none"/>
+        </w:rPr>
+        <w:drawing>
+          <wp:inline distT="0" distB="0" distL="0" distR="0" wp14:anchorId="7DBFCC31" wp14:editId="420969E3">
+            <wp:extent cx="4445000" cy="2806700"/>
+            <wp:effectExtent l="0" t="0" r="0" b="0"/>
+            <wp:docPr id="49" name="Picture 14"/>
+            <wp:cNvGraphicFramePr>
+              <a:graphicFrameLocks xmlns:a="http://schemas.openxmlformats.org/drawingml/2006/main" noChangeAspect="1"/>
+            </wp:cNvGraphicFramePr>
+            <a:graphic xmlns:a="http://schemas.openxmlformats.org/drawingml/2006/main">
+              <a:graphicData uri="http://schemas.openxmlformats.org/drawingml/2006/picture">
+                <pic:pic xmlns:pic="http://schemas.openxmlformats.org/drawingml/2006/picture">
+                  <pic:nvPicPr>
+                    <pic:cNvPr id="0" name="Picture 49"/>
+                    <pic:cNvPicPr>
+                      <a:picLocks noChangeAspect="1" noChangeArrowheads="1"/>
+                    </pic:cNvPicPr>
+                  </pic:nvPicPr>
+                  <pic:blipFill>
+                    <a:blip r:embed="rId14">
+                      <a:extLst>
+                        <a:ext uri="{28A0092B-C50C-407E-A947-70E740481C1C}">
+                          <a14:useLocalDpi xmlns:a14="http://schemas.microsoft.com/office/drawing/2010/main" val="0"/>
+                        </a:ext>
+                      </a:extLst>
+                    </a:blip>
+                    <a:srcRect/>
+                    <a:stretch>
+                      <a:fillRect/>
+                    </a:stretch>
+                  </pic:blipFill>
+                  <pic:spPr bwMode="auto">
+                    <a:xfrm>
+                      <a:off x="0" y="0"/>
+                      <a:ext cx="4445000" cy="2806700"/>
+                    </a:xfrm>
+                    <a:prstGeom prst="rect">
+                      <a:avLst/>
+                    </a:prstGeom>
+                    <a:noFill/>
+                    <a:ln>
+                      <a:noFill/>
+                    </a:ln>
+                  </pic:spPr>
+                </pic:pic>
+              </a:graphicData>
+            </a:graphic>
+          </wp:inline>
+        </w:drawing>
+      </w:r>
+    </w:p>
+    <w:p/>
+    <w:p>
+      <w:pPr>
+        <w:shd w:val="clear" w:color="auto" w:fill="FAFFFF"/>
+        <w:spacing w:after="0" w:line="240" w:lineRule="auto"/>
+        <w:jc w:val="center"/>
+        <w:rPr>
+          <w:rFonts w:ascii="Segoe UI" w:eastAsia="Times New Roman" w:hAnsi="Segoe UI" w:cs="Segoe UI"/>
+          <w:color w:val="212529"/>
+          <w:kern w:val="0"/>
+          <w:sz w:val="24"/>
+          <w:szCs w:val="24"/>
+          <w:lang w:eastAsia="en-IN"/>
+          <w14:ligatures w14:val="none"/>
+        </w:rPr>
+      </w:pPr>
+      <w:r>
+        <w:rPr>
+          <w:rFonts w:ascii="Segoe UI" w:eastAsia="Times New Roman" w:hAnsi="Segoe UI" w:cs="Segoe UI"/>
+          <w:b/>
+          <w:bCs/>
+          <w:color w:val="212529"/>
+          <w:kern w:val="0"/>
+          <w:sz w:val="24"/>
+          <w:szCs w:val="24"/>
+          <w:lang w:eastAsia="en-IN"/>
+          <w14:ligatures w14:val="none"/>
+        </w:rPr>
+        <w:t>ESP32 microcontroller board</w:t>
+      </w:r>
+    </w:p>
+    <w:p>
+      <w:pPr>
+        <w:shd w:val="clear" w:color="auto" w:fill="FAFFFF"/>
+        <w:spacing w:after="100" w:afterAutospacing="1" w:line="240" w:lineRule="auto"/>
+        <w:rPr>
+          <w:rFonts w:ascii="Segoe UI" w:eastAsia="Times New Roman" w:hAnsi="Segoe UI" w:cs="Segoe UI"/>
+          <w:color w:val="212529"/>
+          <w:kern w:val="0"/>
+          <w:sz w:val="24"/>
+          <w:szCs w:val="24"/>
+          <w:lang w:eastAsia="en-IN"/>
+          <w14:ligatures w14:val="none"/>
+        </w:rPr>
+      </w:pPr>
+      <w:r>
+        <w:rPr>
+          <w:rFonts w:ascii="Segoe UI" w:eastAsia="Times New Roman" w:hAnsi="Segoe UI" w:cs="Segoe UI"/>
+          <w:color w:val="212529"/>
+          <w:kern w:val="0"/>
+          <w:sz w:val="24"/>
+          <w:szCs w:val="24"/>
+          <w:lang w:eastAsia="en-IN"/>
+          <w14:ligatures w14:val="none"/>
+        </w:rPr>
+        <w:t xml:space="preserve">ESP32 is a small chip made up of 32-bit microcontroller with integrated Wi-Fi feature. It is a low-power and low-cost board developed by </w:t>
+      </w:r>
+      <w:proofErr w:type="spellStart"/>
+      <w:r>
+        <w:rPr>
+          <w:rFonts w:ascii="Segoe UI" w:eastAsia="Times New Roman" w:hAnsi="Segoe UI" w:cs="Segoe UI"/>
+          <w:color w:val="212529"/>
+          <w:kern w:val="0"/>
+          <w:sz w:val="24"/>
+          <w:szCs w:val="24"/>
+          <w:lang w:eastAsia="en-IN"/>
+          <w14:ligatures w14:val="none"/>
+        </w:rPr>
+        <w:t>Espressif</w:t>
+      </w:r>
+      <w:proofErr w:type="spellEnd"/>
+      <w:r>
+        <w:rPr>
+          <w:rFonts w:ascii="Segoe UI" w:eastAsia="Times New Roman" w:hAnsi="Segoe UI" w:cs="Segoe UI"/>
+          <w:color w:val="212529"/>
+          <w:kern w:val="0"/>
+          <w:sz w:val="24"/>
+          <w:szCs w:val="24"/>
+          <w:lang w:eastAsia="en-IN"/>
+          <w14:ligatures w14:val="none"/>
+        </w:rPr>
+        <w:t xml:space="preserve"> Systems.</w:t>
+      </w:r>
+    </w:p>
+    <w:p>
+      <w:pPr>
+        <w:shd w:val="clear" w:color="auto" w:fill="FAFFFF"/>
+        <w:spacing w:after="100" w:afterAutospacing="1" w:line="240" w:lineRule="auto"/>
+        <w:jc w:val="center"/>
+        <w:rPr>
+          <w:rFonts w:ascii="Segoe UI" w:eastAsia="Times New Roman" w:hAnsi="Segoe UI" w:cs="Segoe UI"/>
+          <w:color w:val="212529"/>
+          <w:kern w:val="0"/>
+          <w:sz w:val="24"/>
+          <w:szCs w:val="24"/>
+          <w:lang w:eastAsia="en-IN"/>
+          <w14:ligatures w14:val="none"/>
+        </w:rPr>
+      </w:pPr>
+      <w:r>
+        <w:rPr>
+          <w:rFonts w:ascii="Segoe UI" w:eastAsia="Times New Roman" w:hAnsi="Segoe UI" w:cs="Segoe UI"/>
+          <w:noProof/>
+          <w:color w:val="212529"/>
+          <w:kern w:val="0"/>
+          <w:sz w:val="24"/>
+          <w:szCs w:val="24"/>
+          <w:lang w:eastAsia="en-IN"/>
+          <w14:ligatures w14:val="none"/>
+        </w:rPr>
+        <w:lastRenderedPageBreak/>
+        <w:drawing>
+          <wp:inline distT="0" distB="0" distL="0" distR="0" wp14:anchorId="6BBDDBB9" wp14:editId="6DA3269D">
+            <wp:extent cx="5232400" cy="2552700"/>
+            <wp:effectExtent l="0" t="0" r="6350" b="0"/>
+            <wp:docPr id="52" name="Picture 15"/>
+            <wp:cNvGraphicFramePr>
+              <a:graphicFrameLocks xmlns:a="http://schemas.openxmlformats.org/drawingml/2006/main" noChangeAspect="1"/>
+            </wp:cNvGraphicFramePr>
+            <a:graphic xmlns:a="http://schemas.openxmlformats.org/drawingml/2006/main">
+              <a:graphicData uri="http://schemas.openxmlformats.org/drawingml/2006/picture">
+                <pic:pic xmlns:pic="http://schemas.openxmlformats.org/drawingml/2006/picture">
+                  <pic:nvPicPr>
+                    <pic:cNvPr id="0" name="Picture 52"/>
+                    <pic:cNvPicPr>
+                      <a:picLocks noChangeAspect="1" noChangeArrowheads="1"/>
+                    </pic:cNvPicPr>
+                  </pic:nvPicPr>
+                  <pic:blipFill>
+                    <a:blip r:embed="rId15">
+                      <a:extLst>
+                        <a:ext uri="{28A0092B-C50C-407E-A947-70E740481C1C}">
+                          <a14:useLocalDpi xmlns:a14="http://schemas.microsoft.com/office/drawing/2010/main" val="0"/>
+                        </a:ext>
+                      </a:extLst>
+                    </a:blip>
+                    <a:srcRect/>
+                    <a:stretch>
+                      <a:fillRect/>
+                    </a:stretch>
+                  </pic:blipFill>
+                  <pic:spPr bwMode="auto">
+                    <a:xfrm>
+                      <a:off x="0" y="0"/>
+                      <a:ext cx="5232400" cy="2552700"/>
+                    </a:xfrm>
+                    <a:prstGeom prst="rect">
+                      <a:avLst/>
+                    </a:prstGeom>
+                    <a:noFill/>
+                    <a:ln>
+                      <a:noFill/>
+                    </a:ln>
+                  </pic:spPr>
+                </pic:pic>
+              </a:graphicData>
+            </a:graphic>
+          </wp:inline>
+        </w:drawing>
+      </w:r>
+    </w:p>
+    <w:p>
+      <w:pPr>
+        <w:shd w:val="clear" w:color="auto" w:fill="FAFFFF"/>
+        <w:spacing w:after="100" w:afterAutospacing="1" w:line="240" w:lineRule="auto"/>
+        <w:jc w:val="center"/>
+        <w:rPr>
+          <w:rFonts w:ascii="Segoe UI" w:eastAsia="Times New Roman" w:hAnsi="Segoe UI" w:cs="Segoe UI"/>
+          <w:color w:val="212529"/>
+          <w:kern w:val="0"/>
+          <w:sz w:val="24"/>
+          <w:szCs w:val="24"/>
+          <w:lang w:eastAsia="en-IN"/>
+          <w14:ligatures w14:val="none"/>
+        </w:rPr>
+      </w:pPr>
+      <w:r>
+        <w:rPr>
+          <w:rFonts w:ascii="Segoe UI" w:eastAsia="Times New Roman" w:hAnsi="Segoe UI" w:cs="Segoe UI"/>
+          <w:b/>
+          <w:bCs/>
+          <w:color w:val="212529"/>
+          <w:kern w:val="0"/>
+          <w:sz w:val="24"/>
+          <w:szCs w:val="24"/>
+          <w:lang w:eastAsia="en-IN"/>
+          <w14:ligatures w14:val="none"/>
+        </w:rPr>
+        <w:t>ESP32 microcontroller board</w:t>
+      </w:r>
+    </w:p>
+    <w:p>
+      <w:pPr>
+        <w:shd w:val="clear" w:color="auto" w:fill="FAFFFF"/>
+        <w:spacing w:after="100" w:afterAutospacing="1" w:line="240" w:lineRule="auto"/>
+        <w:rPr>
+          <w:rFonts w:ascii="Segoe UI" w:eastAsia="Times New Roman" w:hAnsi="Segoe UI" w:cs="Segoe UI"/>
+          <w:color w:val="212529"/>
+          <w:kern w:val="0"/>
+          <w:sz w:val="24"/>
+          <w:szCs w:val="24"/>
+          <w:lang w:eastAsia="en-IN"/>
+          <w14:ligatures w14:val="none"/>
+        </w:rPr>
+      </w:pPr>
+      <w:r>
+        <w:rPr>
+          <w:rFonts w:ascii="Segoe UI" w:eastAsia="Times New Roman" w:hAnsi="Segoe UI" w:cs="Segoe UI"/>
+          <w:b/>
+          <w:bCs/>
+          <w:color w:val="212529"/>
+          <w:kern w:val="0"/>
+          <w:sz w:val="24"/>
+          <w:szCs w:val="24"/>
+          <w:lang w:eastAsia="en-IN"/>
+          <w14:ligatures w14:val="none"/>
+        </w:rPr>
+        <w:t>Features of ESP32:</w:t>
+      </w:r>
+    </w:p>
+    <w:p>
+      <w:pPr>
+        <w:numPr>
+          <w:ilvl w:val="0"/>
+          <w:numId w:val="3"/>
+        </w:numPr>
+        <w:shd w:val="clear" w:color="auto" w:fill="FAFFFF"/>
+        <w:spacing w:before="100" w:beforeAutospacing="1" w:after="100" w:afterAutospacing="1" w:line="240" w:lineRule="auto"/>
+        <w:rPr>
+          <w:rFonts w:ascii="Segoe UI" w:eastAsia="Times New Roman" w:hAnsi="Segoe UI" w:cs="Segoe UI"/>
+          <w:color w:val="212529"/>
+          <w:kern w:val="0"/>
+          <w:sz w:val="24"/>
+          <w:szCs w:val="24"/>
+          <w:lang w:eastAsia="en-IN"/>
+          <w14:ligatures w14:val="none"/>
+        </w:rPr>
+      </w:pPr>
+      <w:r>
+        <w:rPr>
+          <w:rFonts w:ascii="Segoe UI" w:eastAsia="Times New Roman" w:hAnsi="Segoe UI" w:cs="Segoe UI"/>
+          <w:color w:val="212529"/>
+          <w:kern w:val="0"/>
+          <w:sz w:val="24"/>
+          <w:szCs w:val="24"/>
+          <w:lang w:eastAsia="en-IN"/>
+          <w14:ligatures w14:val="none"/>
+        </w:rPr>
+        <w:t>It has ROM (Read Only Memory), on-chip SRAM (Static Random Access Memory), and Flash Memory for data storage.</w:t>
+      </w:r>
+    </w:p>
+    <w:p>
+      <w:pPr>
+        <w:numPr>
+          <w:ilvl w:val="0"/>
+          <w:numId w:val="3"/>
+        </w:numPr>
+        <w:shd w:val="clear" w:color="auto" w:fill="FAFFFF"/>
+        <w:spacing w:before="100" w:beforeAutospacing="1" w:after="100" w:afterAutospacing="1" w:line="240" w:lineRule="auto"/>
+        <w:rPr>
+          <w:rFonts w:ascii="Segoe UI" w:eastAsia="Times New Roman" w:hAnsi="Segoe UI" w:cs="Segoe UI"/>
+          <w:color w:val="212529"/>
+          <w:kern w:val="0"/>
+          <w:sz w:val="24"/>
+          <w:szCs w:val="24"/>
+          <w:lang w:eastAsia="en-IN"/>
+          <w14:ligatures w14:val="none"/>
+        </w:rPr>
+      </w:pPr>
+      <w:r>
+        <w:rPr>
+          <w:rFonts w:ascii="Segoe UI" w:eastAsia="Times New Roman" w:hAnsi="Segoe UI" w:cs="Segoe UI"/>
+          <w:color w:val="212529"/>
+          <w:kern w:val="0"/>
+          <w:sz w:val="24"/>
+          <w:szCs w:val="24"/>
+          <w:lang w:eastAsia="en-IN"/>
+          <w14:ligatures w14:val="none"/>
+        </w:rPr>
+        <w:t>The ESP32 has built-in Wi-Fi support, which makes it suitable for IoT applications.</w:t>
+      </w:r>
+    </w:p>
+    <w:p>
+      <w:pPr>
+        <w:numPr>
+          <w:ilvl w:val="0"/>
+          <w:numId w:val="3"/>
+        </w:numPr>
+        <w:shd w:val="clear" w:color="auto" w:fill="FAFFFF"/>
+        <w:spacing w:before="100" w:beforeAutospacing="1" w:after="100" w:afterAutospacing="1" w:line="240" w:lineRule="auto"/>
+        <w:rPr>
+          <w:rFonts w:ascii="Segoe UI" w:eastAsia="Times New Roman" w:hAnsi="Segoe UI" w:cs="Segoe UI"/>
+          <w:color w:val="212529"/>
+          <w:kern w:val="0"/>
+          <w:sz w:val="24"/>
+          <w:szCs w:val="24"/>
+          <w:lang w:eastAsia="en-IN"/>
+          <w14:ligatures w14:val="none"/>
+        </w:rPr>
+      </w:pPr>
+      <w:r>
+        <w:rPr>
+          <w:rFonts w:ascii="Segoe UI" w:eastAsia="Times New Roman" w:hAnsi="Segoe UI" w:cs="Segoe UI"/>
+          <w:color w:val="212529"/>
+          <w:kern w:val="0"/>
+          <w:sz w:val="24"/>
+          <w:szCs w:val="24"/>
+          <w:lang w:eastAsia="en-IN"/>
+          <w14:ligatures w14:val="none"/>
+        </w:rPr>
+        <w:t>The board can be powered up from two sources: an external 5 Volt source and from the USB power source using the USB port.</w:t>
+      </w:r>
+    </w:p>
+    <w:p>
+      <w:pPr>
+        <w:numPr>
+          <w:ilvl w:val="0"/>
+          <w:numId w:val="3"/>
+        </w:numPr>
+        <w:shd w:val="clear" w:color="auto" w:fill="FAFFFF"/>
+        <w:spacing w:before="100" w:beforeAutospacing="1" w:after="100" w:afterAutospacing="1" w:line="240" w:lineRule="auto"/>
+        <w:rPr>
+          <w:rFonts w:ascii="Segoe UI" w:eastAsia="Times New Roman" w:hAnsi="Segoe UI" w:cs="Segoe UI"/>
+          <w:color w:val="212529"/>
+          <w:kern w:val="0"/>
+          <w:sz w:val="24"/>
+          <w:szCs w:val="24"/>
+          <w:lang w:eastAsia="en-IN"/>
+          <w14:ligatures w14:val="none"/>
+        </w:rPr>
+      </w:pPr>
+      <w:r>
+        <w:rPr>
+          <w:rFonts w:ascii="Segoe UI" w:eastAsia="Times New Roman" w:hAnsi="Segoe UI" w:cs="Segoe UI"/>
+          <w:color w:val="212529"/>
+          <w:kern w:val="0"/>
+          <w:sz w:val="24"/>
+          <w:szCs w:val="24"/>
+          <w:lang w:eastAsia="en-IN"/>
+          <w14:ligatures w14:val="none"/>
+        </w:rPr>
+        <w:t>It has a total of 38 pins.</w:t>
+      </w:r>
+    </w:p>
+    <w:p/>
+    <w:p/>
+    <w:p>
+      <w:pPr>
+        <w:shd w:val="clear" w:color="auto" w:fill="FAFFFF"/>
+        <w:spacing w:after="0" w:line="240" w:lineRule="auto"/>
+        <w:jc w:val="center"/>
+        <w:rPr>
+          <w:rFonts w:ascii="Segoe UI" w:eastAsia="Times New Roman" w:hAnsi="Segoe UI" w:cs="Segoe UI"/>
+          <w:color w:val="212529"/>
+          <w:kern w:val="0"/>
+          <w:sz w:val="24"/>
+          <w:szCs w:val="24"/>
+          <w:lang w:eastAsia="en-IN"/>
+          <w14:ligatures w14:val="none"/>
+        </w:rPr>
+      </w:pPr>
+      <w:r>
+        <w:rPr>
+          <w:rFonts w:ascii="Segoe UI" w:eastAsia="Times New Roman" w:hAnsi="Segoe UI" w:cs="Segoe UI"/>
+          <w:b/>
+          <w:bCs/>
+          <w:color w:val="212529"/>
+          <w:kern w:val="0"/>
+          <w:sz w:val="24"/>
+          <w:szCs w:val="24"/>
+          <w:lang w:eastAsia="en-IN"/>
+          <w14:ligatures w14:val="none"/>
+        </w:rPr>
+        <w:t>ESP32 microcontroller board pin details</w:t>
+      </w:r>
+    </w:p>
+    <w:p>
+      <w:pPr>
+        <w:spacing w:after="0" w:line="240" w:lineRule="auto"/>
+        <w:rPr>
+          <w:rFonts w:ascii="Times New Roman" w:eastAsia="Times New Roman" w:hAnsi="Times New Roman" w:cs="Times New Roman"/>
+          <w:kern w:val="0"/>
+          <w:sz w:val="24"/>
+          <w:szCs w:val="24"/>
+          <w:lang w:eastAsia="en-IN"/>
+          <w14:ligatures w14:val="none"/>
+        </w:rPr>
+      </w:pPr>
+      <w:r>
+        <w:rPr>
+          <w:rFonts w:ascii="Segoe UI" w:eastAsia="Times New Roman" w:hAnsi="Segoe UI" w:cs="Segoe UI"/>
+          <w:color w:val="212529"/>
+          <w:kern w:val="0"/>
+          <w:sz w:val="24"/>
+          <w:szCs w:val="24"/>
+          <w:lang w:eastAsia="en-IN"/>
+          <w14:ligatures w14:val="none"/>
+        </w:rPr>
+        <w:br/>
+      </w:r>
+      <w:r>
+        <w:rPr>
+          <w:rFonts w:ascii="Segoe UI" w:eastAsia="Times New Roman" w:hAnsi="Segoe UI" w:cs="Segoe UI"/>
+          <w:color w:val="212529"/>
+          <w:kern w:val="0"/>
+          <w:sz w:val="24"/>
+          <w:szCs w:val="24"/>
+          <w:shd w:val="clear" w:color="auto" w:fill="FAFFFF"/>
+          <w:lang w:eastAsia="en-IN"/>
+          <w14:ligatures w14:val="none"/>
+        </w:rPr>
+        <w:t>The ESP32 microcontroller board has 38 GPIO (General Purpose Input Output) pins, which are as shown below. These pins help ESP32 interact with other devices.</w:t>
+      </w:r>
+    </w:p>
+    <w:p>
+      <w:pPr>
+        <w:shd w:val="clear" w:color="auto" w:fill="FAFFFF"/>
+        <w:spacing w:after="0" w:line="240" w:lineRule="auto"/>
+        <w:jc w:val="center"/>
+        <w:rPr>
+          <w:rFonts w:ascii="Segoe UI" w:eastAsia="Times New Roman" w:hAnsi="Segoe UI" w:cs="Segoe UI"/>
+          <w:b/>
+          <w:bCs/>
+          <w:color w:val="212529"/>
+          <w:kern w:val="0"/>
+          <w:sz w:val="24"/>
+          <w:szCs w:val="24"/>
+          <w:lang w:eastAsia="en-IN"/>
+          <w14:ligatures w14:val="none"/>
+        </w:rPr>
+      </w:pPr>
+      <w:r>
+        <w:rPr>
+          <w:rFonts w:ascii="Segoe UI" w:eastAsia="Times New Roman" w:hAnsi="Segoe UI" w:cs="Segoe UI"/>
+          <w:noProof/>
+          <w:color w:val="212529"/>
+          <w:kern w:val="0"/>
+          <w:sz w:val="24"/>
+          <w:szCs w:val="24"/>
+          <w:lang w:eastAsia="en-IN"/>
+          <w14:ligatures w14:val="none"/>
+        </w:rPr>
+        <w:drawing>
+          <wp:inline distT="0" distB="0" distL="0" distR="0" wp14:anchorId="1146B808" wp14:editId="610EB996">
+            <wp:extent cx="3257550" cy="2533650"/>
+            <wp:effectExtent l="0" t="0" r="0" b="0"/>
+            <wp:docPr id="57" name="Picture 17" descr="image"/>
+            <wp:cNvGraphicFramePr>
+              <a:graphicFrameLocks xmlns:a="http://schemas.openxmlformats.org/drawingml/2006/main" noChangeAspect="1"/>
+            </wp:cNvGraphicFramePr>
+            <a:graphic xmlns:a="http://schemas.openxmlformats.org/drawingml/2006/main">
+              <a:graphicData uri="http://schemas.openxmlformats.org/drawingml/2006/picture">
+                <pic:pic xmlns:pic="http://schemas.openxmlformats.org/drawingml/2006/picture">
+                  <pic:nvPicPr>
+                    <pic:cNvPr id="0" name="Picture 57" descr="image"/>
+                    <pic:cNvPicPr>
+                      <a:picLocks noChangeAspect="1" noChangeArrowheads="1"/>
+                    </pic:cNvPicPr>
+                  </pic:nvPicPr>
+                  <pic:blipFill>
+                    <a:blip r:embed="rId16">
+                      <a:extLst>
+                        <a:ext uri="{28A0092B-C50C-407E-A947-70E740481C1C}">
+                          <a14:useLocalDpi xmlns:a14="http://schemas.microsoft.com/office/drawing/2010/main" val="0"/>
+                        </a:ext>
+                      </a:extLst>
+                    </a:blip>
+                    <a:srcRect/>
+                    <a:stretch>
+                      <a:fillRect/>
+                    </a:stretch>
+                  </pic:blipFill>
+                  <pic:spPr bwMode="auto">
+                    <a:xfrm>
+                      <a:off x="0" y="0"/>
+                      <a:ext cx="3257550" cy="2533650"/>
+                    </a:xfrm>
+                    <a:prstGeom prst="rect">
+                      <a:avLst/>
+                    </a:prstGeom>
+                    <a:noFill/>
+                    <a:ln>
+                      <a:noFill/>
+                    </a:ln>
+                  </pic:spPr>
+                </pic:pic>
+              </a:graphicData>
+            </a:graphic>
+          </wp:inline>
+        </w:drawing>
+      </w:r>
+      <w:r>
+        <w:rPr>
+          <w:rFonts w:ascii="Segoe UI" w:eastAsia="Times New Roman" w:hAnsi="Segoe UI" w:cs="Segoe UI"/>
+          <w:color w:val="212529"/>
+          <w:kern w:val="0"/>
+          <w:sz w:val="24"/>
+          <w:szCs w:val="24"/>
+          <w:lang w:eastAsia="en-IN"/>
+          <w14:ligatures w14:val="none"/>
+        </w:rPr>
+        <w:br/>
+      </w:r>
+      <w:r>
+        <w:rPr>
+          <w:rFonts w:ascii="Segoe UI" w:eastAsia="Times New Roman" w:hAnsi="Segoe UI" w:cs="Segoe UI"/>
+          <w:b/>
+          <w:bCs/>
+          <w:color w:val="212529"/>
+          <w:kern w:val="0"/>
+          <w:sz w:val="24"/>
+          <w:szCs w:val="24"/>
+          <w:lang w:eastAsia="en-IN"/>
+          <w14:ligatures w14:val="none"/>
+        </w:rPr>
+        <w:t>ESP32 microcontroller board pins</w:t>
+      </w:r>
+    </w:p>
+    <w:p>
+      <w:pPr>
+        <w:shd w:val="clear" w:color="auto" w:fill="FAFFFF"/>
+        <w:spacing w:after="0" w:line="240" w:lineRule="auto"/>
+        <w:jc w:val="center"/>
+        <w:rPr>
+          <w:rFonts w:ascii="Segoe UI" w:eastAsia="Times New Roman" w:hAnsi="Segoe UI" w:cs="Segoe UI"/>
+          <w:b/>
+          <w:bCs/>
+          <w:color w:val="212529"/>
+          <w:kern w:val="0"/>
+          <w:sz w:val="24"/>
+          <w:szCs w:val="24"/>
+          <w:lang w:eastAsia="en-IN"/>
+          <w14:ligatures w14:val="none"/>
+        </w:rPr>
+      </w:pPr>
+    </w:p>
+    <w:p>
+      <w:pPr>
+        <w:shd w:val="clear" w:color="auto" w:fill="FAFFFF"/>
+        <w:spacing w:after="0" w:line="240" w:lineRule="auto"/>
+        <w:jc w:val="center"/>
+        <w:rPr>
+          <w:rFonts w:ascii="Segoe UI" w:eastAsia="Times New Roman" w:hAnsi="Segoe UI" w:cs="Segoe UI"/>
+          <w:b/>
+          <w:bCs/>
+          <w:color w:val="212529"/>
+          <w:kern w:val="0"/>
+          <w:sz w:val="24"/>
+          <w:szCs w:val="24"/>
+          <w:lang w:eastAsia="en-IN"/>
+          <w14:ligatures w14:val="none"/>
+        </w:rPr>
+      </w:pPr>
+    </w:p>
+    <w:p>
+      <w:pPr>
+        <w:shd w:val="clear" w:color="auto" w:fill="FAFFFF"/>
+        <w:spacing w:after="0" w:line="240" w:lineRule="auto"/>
+        <w:jc w:val="center"/>
+        <w:rPr>
+          <w:rFonts w:ascii="Segoe UI" w:eastAsia="Times New Roman" w:hAnsi="Segoe UI" w:cs="Segoe UI"/>
+          <w:color w:val="212529"/>
+          <w:kern w:val="0"/>
+          <w:sz w:val="24"/>
+          <w:szCs w:val="24"/>
+          <w:lang w:eastAsia="en-IN"/>
+          <w14:ligatures w14:val="none"/>
+        </w:rPr>
+      </w:pPr>
+    </w:p>
+    <w:p>
+      <w:pPr>
+        <w:shd w:val="clear" w:color="auto" w:fill="FAFFFF"/>
+        <w:spacing w:after="100" w:afterAutospacing="1" w:line="240" w:lineRule="auto"/>
+        <w:rPr>
+          <w:rFonts w:ascii="Segoe UI" w:eastAsia="Times New Roman" w:hAnsi="Segoe UI" w:cs="Segoe UI"/>
+          <w:color w:val="212529"/>
+          <w:kern w:val="0"/>
+          <w:sz w:val="24"/>
+          <w:szCs w:val="24"/>
+          <w:lang w:eastAsia="en-IN"/>
+          <w14:ligatures w14:val="none"/>
+        </w:rPr>
+      </w:pPr>
+      <w:r>
+        <w:rPr>
+          <w:rFonts w:ascii="Segoe UI" w:eastAsia="Times New Roman" w:hAnsi="Segoe UI" w:cs="Segoe UI"/>
+          <w:b/>
+          <w:bCs/>
+          <w:color w:val="212529"/>
+          <w:kern w:val="0"/>
+          <w:sz w:val="24"/>
+          <w:szCs w:val="24"/>
+          <w:lang w:eastAsia="en-IN"/>
+          <w14:ligatures w14:val="none"/>
+        </w:rPr>
+        <w:lastRenderedPageBreak/>
+        <w:t>Different types of GPIO pins</w:t>
+      </w:r>
+      <w:r>
+        <w:rPr>
+          <w:rFonts w:ascii="Segoe UI" w:eastAsia="Times New Roman" w:hAnsi="Segoe UI" w:cs="Segoe UI"/>
+          <w:color w:val="212529"/>
+          <w:kern w:val="0"/>
+          <w:sz w:val="24"/>
+          <w:szCs w:val="24"/>
+          <w:lang w:eastAsia="en-IN"/>
+          <w14:ligatures w14:val="none"/>
+        </w:rPr>
+        <w:t> are listed below.</w:t>
+      </w:r>
+      <w:r>
+        <w:rPr>
+          <w:rFonts w:ascii="Segoe UI" w:eastAsia="Times New Roman" w:hAnsi="Segoe UI" w:cs="Segoe UI"/>
+          <w:color w:val="212529"/>
+          <w:kern w:val="0"/>
+          <w:sz w:val="24"/>
+          <w:szCs w:val="24"/>
+          <w:lang w:eastAsia="en-IN"/>
+          <w14:ligatures w14:val="none"/>
+        </w:rPr>
+        <w:br/>
+        <w:t>● Input pins receive data, output pins send commands, and some pins can work as both input and output.</w:t>
+      </w:r>
+      <w:r>
+        <w:rPr>
+          <w:rFonts w:ascii="Segoe UI" w:eastAsia="Times New Roman" w:hAnsi="Segoe UI" w:cs="Segoe UI"/>
+          <w:color w:val="212529"/>
+          <w:kern w:val="0"/>
+          <w:sz w:val="24"/>
+          <w:szCs w:val="24"/>
+          <w:lang w:eastAsia="en-IN"/>
+          <w14:ligatures w14:val="none"/>
+        </w:rPr>
+        <w:br/>
+        <w:t xml:space="preserve">● Special pins are used for advanced tasks like communication and Wi-Fi </w:t>
+      </w:r>
+      <w:proofErr w:type="gramStart"/>
+      <w:r>
+        <w:rPr>
+          <w:rFonts w:ascii="Segoe UI" w:eastAsia="Times New Roman" w:hAnsi="Segoe UI" w:cs="Segoe UI"/>
+          <w:color w:val="212529"/>
+          <w:kern w:val="0"/>
+          <w:sz w:val="24"/>
+          <w:szCs w:val="24"/>
+          <w:lang w:eastAsia="en-IN"/>
+          <w14:ligatures w14:val="none"/>
+        </w:rPr>
+        <w:t>connection.[</w:t>
+      </w:r>
+      <w:proofErr w:type="gramEnd"/>
+      <w:r>
+        <w:rPr>
+          <w:rFonts w:ascii="Segoe UI" w:eastAsia="Times New Roman" w:hAnsi="Segoe UI" w:cs="Segoe UI"/>
+          <w:color w:val="212529"/>
+          <w:kern w:val="0"/>
+          <w:sz w:val="24"/>
+          <w:szCs w:val="24"/>
+          <w:lang w:eastAsia="en-IN"/>
+          <w14:ligatures w14:val="none"/>
+        </w:rPr>
+        <w:t>VP1.1]</w:t>
+      </w:r>
+    </w:p>
+    <w:p>
+      <w:pPr>
+        <w:shd w:val="clear" w:color="auto" w:fill="FAFFFF"/>
+        <w:spacing w:after="100" w:afterAutospacing="1" w:line="240" w:lineRule="auto"/>
+        <w:rPr>
+          <w:rFonts w:ascii="Segoe UI" w:eastAsia="Times New Roman" w:hAnsi="Segoe UI" w:cs="Segoe UI"/>
+          <w:color w:val="212529"/>
+          <w:kern w:val="0"/>
+          <w:sz w:val="24"/>
+          <w:szCs w:val="24"/>
+          <w:lang w:eastAsia="en-IN"/>
+          <w14:ligatures w14:val="none"/>
+        </w:rPr>
+      </w:pPr>
+      <w:r>
+        <w:rPr>
+          <w:rFonts w:ascii="Segoe UI" w:eastAsia="Times New Roman" w:hAnsi="Segoe UI" w:cs="Segoe UI"/>
+          <w:color w:val="212529"/>
+          <w:kern w:val="0"/>
+          <w:sz w:val="24"/>
+          <w:szCs w:val="24"/>
+          <w:lang w:eastAsia="en-IN"/>
+          <w14:ligatures w14:val="none"/>
+        </w:rPr>
+        <w:t>Have you ever noticed </w:t>
+      </w:r>
+      <w:r>
+        <w:rPr>
+          <w:rFonts w:ascii="Segoe UI" w:eastAsia="Times New Roman" w:hAnsi="Segoe UI" w:cs="Segoe UI"/>
+          <w:b/>
+          <w:bCs/>
+          <w:color w:val="212529"/>
+          <w:kern w:val="0"/>
+          <w:sz w:val="24"/>
+          <w:szCs w:val="24"/>
+          <w:lang w:eastAsia="en-IN"/>
+          <w14:ligatures w14:val="none"/>
+        </w:rPr>
+        <w:t xml:space="preserve">how GPIO pins appear on the </w:t>
+      </w:r>
+      <w:proofErr w:type="spellStart"/>
+      <w:r>
+        <w:rPr>
+          <w:rFonts w:ascii="Segoe UI" w:eastAsia="Times New Roman" w:hAnsi="Segoe UI" w:cs="Segoe UI"/>
+          <w:b/>
+          <w:bCs/>
+          <w:color w:val="212529"/>
+          <w:kern w:val="0"/>
+          <w:sz w:val="24"/>
+          <w:szCs w:val="24"/>
+          <w:lang w:eastAsia="en-IN"/>
+          <w14:ligatures w14:val="none"/>
+        </w:rPr>
+        <w:t>WizGear</w:t>
+      </w:r>
+      <w:proofErr w:type="spellEnd"/>
+      <w:r>
+        <w:rPr>
+          <w:rFonts w:ascii="Segoe UI" w:eastAsia="Times New Roman" w:hAnsi="Segoe UI" w:cs="Segoe UI"/>
+          <w:b/>
+          <w:bCs/>
+          <w:color w:val="212529"/>
+          <w:kern w:val="0"/>
+          <w:sz w:val="24"/>
+          <w:szCs w:val="24"/>
+          <w:lang w:eastAsia="en-IN"/>
+          <w14:ligatures w14:val="none"/>
+        </w:rPr>
+        <w:t xml:space="preserve"> IoT Bridge?</w:t>
+      </w:r>
+      <w:r>
+        <w:rPr>
+          <w:rFonts w:ascii="Segoe UI" w:eastAsia="Times New Roman" w:hAnsi="Segoe UI" w:cs="Segoe UI"/>
+          <w:color w:val="212529"/>
+          <w:kern w:val="0"/>
+          <w:sz w:val="24"/>
+          <w:szCs w:val="24"/>
+          <w:lang w:eastAsia="en-IN"/>
+          <w14:ligatures w14:val="none"/>
+        </w:rPr>
+        <w:br/>
+        <w:t xml:space="preserve">In </w:t>
+      </w:r>
+      <w:proofErr w:type="spellStart"/>
+      <w:r>
+        <w:rPr>
+          <w:rFonts w:ascii="Segoe UI" w:eastAsia="Times New Roman" w:hAnsi="Segoe UI" w:cs="Segoe UI"/>
+          <w:color w:val="212529"/>
+          <w:kern w:val="0"/>
+          <w:sz w:val="24"/>
+          <w:szCs w:val="24"/>
+          <w:lang w:eastAsia="en-IN"/>
+          <w14:ligatures w14:val="none"/>
+        </w:rPr>
+        <w:t>WizGear</w:t>
+      </w:r>
+      <w:proofErr w:type="spellEnd"/>
+      <w:r>
+        <w:rPr>
+          <w:rFonts w:ascii="Segoe UI" w:eastAsia="Times New Roman" w:hAnsi="Segoe UI" w:cs="Segoe UI"/>
+          <w:color w:val="212529"/>
+          <w:kern w:val="0"/>
+          <w:sz w:val="24"/>
+          <w:szCs w:val="24"/>
+          <w:lang w:eastAsia="en-IN"/>
+          <w14:ligatures w14:val="none"/>
+        </w:rPr>
+        <w:t xml:space="preserve"> IoT Bridge, these GPIO pin numbers are visible in terms of tiny numbers (marked by red circle) near the CO pins as shown below.</w:t>
+      </w:r>
+    </w:p>
+    <w:p>
+      <w:pPr>
+        <w:shd w:val="clear" w:color="auto" w:fill="FAFFFF"/>
+        <w:spacing w:after="0" w:line="240" w:lineRule="auto"/>
+        <w:jc w:val="center"/>
+        <w:rPr>
+          <w:rFonts w:ascii="Segoe UI" w:eastAsia="Times New Roman" w:hAnsi="Segoe UI" w:cs="Segoe UI"/>
+          <w:color w:val="212529"/>
+          <w:kern w:val="0"/>
+          <w:sz w:val="24"/>
+          <w:szCs w:val="24"/>
+          <w:lang w:eastAsia="en-IN"/>
+          <w14:ligatures w14:val="none"/>
+        </w:rPr>
+      </w:pPr>
+      <w:r>
+        <w:rPr>
+          <w:rFonts w:ascii="Segoe UI" w:eastAsia="Times New Roman" w:hAnsi="Segoe UI" w:cs="Segoe UI"/>
+          <w:noProof/>
+          <w:color w:val="212529"/>
+          <w:kern w:val="0"/>
+          <w:sz w:val="24"/>
+          <w:szCs w:val="24"/>
+          <w:lang w:eastAsia="en-IN"/>
+          <w14:ligatures w14:val="none"/>
+        </w:rPr>
+        <w:drawing>
+          <wp:inline distT="0" distB="0" distL="0" distR="0" wp14:anchorId="0CF28F8E" wp14:editId="5079E8D1">
+            <wp:extent cx="1346200" cy="1181100"/>
+            <wp:effectExtent l="0" t="0" r="6350" b="0"/>
+            <wp:docPr id="58" name="Picture 16" descr="image"/>
+            <wp:cNvGraphicFramePr>
+              <a:graphicFrameLocks xmlns:a="http://schemas.openxmlformats.org/drawingml/2006/main" noChangeAspect="1"/>
+            </wp:cNvGraphicFramePr>
+            <a:graphic xmlns:a="http://schemas.openxmlformats.org/drawingml/2006/main">
+              <a:graphicData uri="http://schemas.openxmlformats.org/drawingml/2006/picture">
+                <pic:pic xmlns:pic="http://schemas.openxmlformats.org/drawingml/2006/picture">
+                  <pic:nvPicPr>
+                    <pic:cNvPr id="0" name="Picture 58" descr="image"/>
+                    <pic:cNvPicPr>
+                      <a:picLocks noChangeAspect="1" noChangeArrowheads="1"/>
+                    </pic:cNvPicPr>
+                  </pic:nvPicPr>
+                  <pic:blipFill>
+                    <a:blip r:embed="rId17">
+                      <a:extLst>
+                        <a:ext uri="{28A0092B-C50C-407E-A947-70E740481C1C}">
+                          <a14:useLocalDpi xmlns:a14="http://schemas.microsoft.com/office/drawing/2010/main" val="0"/>
+                        </a:ext>
+                      </a:extLst>
+                    </a:blip>
+                    <a:srcRect/>
+                    <a:stretch>
+                      <a:fillRect/>
+                    </a:stretch>
+                  </pic:blipFill>
+                  <pic:spPr bwMode="auto">
+                    <a:xfrm>
+                      <a:off x="0" y="0"/>
+                      <a:ext cx="1346200" cy="1181100"/>
+                    </a:xfrm>
+                    <a:prstGeom prst="rect">
+                      <a:avLst/>
+                    </a:prstGeom>
+                    <a:noFill/>
+                    <a:ln>
+                      <a:noFill/>
+                    </a:ln>
+                  </pic:spPr>
+                </pic:pic>
+              </a:graphicData>
+            </a:graphic>
+          </wp:inline>
+        </w:drawing>
+      </w:r>
+      <w:r>
+        <w:rPr>
+          <w:rFonts w:ascii="Segoe UI" w:eastAsia="Times New Roman" w:hAnsi="Segoe UI" w:cs="Segoe UI"/>
+          <w:color w:val="212529"/>
+          <w:kern w:val="0"/>
+          <w:sz w:val="24"/>
+          <w:szCs w:val="24"/>
+          <w:lang w:eastAsia="en-IN"/>
+          <w14:ligatures w14:val="none"/>
+        </w:rPr>
+        <w:br/>
+      </w:r>
+      <w:r>
+        <w:rPr>
+          <w:rFonts w:ascii="Segoe UI" w:eastAsia="Times New Roman" w:hAnsi="Segoe UI" w:cs="Segoe UI"/>
+          <w:b/>
+          <w:bCs/>
+          <w:color w:val="212529"/>
+          <w:kern w:val="0"/>
+          <w:sz w:val="24"/>
+          <w:szCs w:val="24"/>
+          <w:lang w:eastAsia="en-IN"/>
+          <w14:ligatures w14:val="none"/>
+        </w:rPr>
+        <w:t xml:space="preserve">ESP32 GPIO pins on </w:t>
+      </w:r>
+      <w:proofErr w:type="spellStart"/>
+      <w:r>
+        <w:rPr>
+          <w:rFonts w:ascii="Segoe UI" w:eastAsia="Times New Roman" w:hAnsi="Segoe UI" w:cs="Segoe UI"/>
+          <w:b/>
+          <w:bCs/>
+          <w:color w:val="212529"/>
+          <w:kern w:val="0"/>
+          <w:sz w:val="24"/>
+          <w:szCs w:val="24"/>
+          <w:lang w:eastAsia="en-IN"/>
+          <w14:ligatures w14:val="none"/>
+        </w:rPr>
+        <w:t>WizGear</w:t>
+      </w:r>
+      <w:proofErr w:type="spellEnd"/>
+      <w:r>
+        <w:rPr>
+          <w:rFonts w:ascii="Segoe UI" w:eastAsia="Times New Roman" w:hAnsi="Segoe UI" w:cs="Segoe UI"/>
+          <w:b/>
+          <w:bCs/>
+          <w:color w:val="212529"/>
+          <w:kern w:val="0"/>
+          <w:sz w:val="24"/>
+          <w:szCs w:val="24"/>
+          <w:lang w:eastAsia="en-IN"/>
+          <w14:ligatures w14:val="none"/>
+        </w:rPr>
+        <w:t xml:space="preserve"> IoT Bridge</w:t>
+      </w:r>
+    </w:p>
+    <w:p>
+      <w:pPr>
+        <w:shd w:val="clear" w:color="auto" w:fill="FAFFFF"/>
+        <w:spacing w:after="100" w:afterAutospacing="1" w:line="240" w:lineRule="auto"/>
+        <w:rPr>
+          <w:rFonts w:ascii="Segoe UI" w:eastAsia="Times New Roman" w:hAnsi="Segoe UI" w:cs="Segoe UI"/>
+          <w:color w:val="212529"/>
+          <w:kern w:val="0"/>
+          <w:sz w:val="24"/>
+          <w:szCs w:val="24"/>
+          <w:lang w:eastAsia="en-IN"/>
+          <w14:ligatures w14:val="none"/>
+        </w:rPr>
+      </w:pPr>
+      <w:r>
+        <w:rPr>
+          <w:rFonts w:ascii="Segoe UI" w:eastAsia="Times New Roman" w:hAnsi="Segoe UI" w:cs="Segoe UI"/>
+          <w:color w:val="212529"/>
+          <w:kern w:val="0"/>
+          <w:sz w:val="24"/>
+          <w:szCs w:val="24"/>
+          <w:lang w:eastAsia="en-IN"/>
+          <w14:ligatures w14:val="none"/>
+        </w:rPr>
+        <w:t>These pins are used to connect hardware and are referenced in Arduino programs in upcoming sessions.</w:t>
+      </w:r>
+    </w:p>
+    <w:p/>
+    <w:p>
+      <w:pPr>
+        <w:shd w:val="clear" w:color="auto" w:fill="FAFFFF"/>
+        <w:spacing w:after="0" w:line="240" w:lineRule="auto"/>
+        <w:jc w:val="center"/>
+        <w:rPr>
+          <w:rFonts w:ascii="Segoe UI" w:eastAsia="Times New Roman" w:hAnsi="Segoe UI" w:cs="Segoe UI"/>
+          <w:color w:val="212529"/>
+          <w:kern w:val="0"/>
+          <w:sz w:val="24"/>
+          <w:szCs w:val="24"/>
+          <w:lang w:eastAsia="en-IN"/>
+          <w14:ligatures w14:val="none"/>
+        </w:rPr>
+      </w:pPr>
+      <w:r>
+        <w:rPr>
+          <w:rFonts w:ascii="Segoe UI" w:eastAsia="Times New Roman" w:hAnsi="Segoe UI" w:cs="Segoe UI"/>
+          <w:b/>
+          <w:bCs/>
+          <w:color w:val="212529"/>
+          <w:kern w:val="0"/>
+          <w:sz w:val="24"/>
+          <w:szCs w:val="24"/>
+          <w:lang w:eastAsia="en-IN"/>
+          <w14:ligatures w14:val="none"/>
+        </w:rPr>
+        <w:t>Wiz IoT Tri-Colour LED</w:t>
+      </w:r>
+    </w:p>
+    <w:p>
+      <w:pPr>
+        <w:shd w:val="clear" w:color="auto" w:fill="FAFFFF"/>
+        <w:spacing w:after="100" w:afterAutospacing="1" w:line="240" w:lineRule="auto"/>
+        <w:jc w:val="center"/>
+        <w:rPr>
+          <w:rFonts w:ascii="Segoe UI" w:eastAsia="Times New Roman" w:hAnsi="Segoe UI" w:cs="Segoe UI"/>
+          <w:color w:val="212529"/>
+          <w:kern w:val="0"/>
+          <w:sz w:val="24"/>
+          <w:szCs w:val="24"/>
+          <w:lang w:eastAsia="en-IN"/>
+          <w14:ligatures w14:val="none"/>
+        </w:rPr>
+      </w:pPr>
+      <w:r>
+        <w:rPr>
+          <w:rFonts w:ascii="Segoe UI" w:eastAsia="Times New Roman" w:hAnsi="Segoe UI" w:cs="Segoe UI"/>
+          <w:color w:val="212529"/>
+          <w:kern w:val="0"/>
+          <w:sz w:val="24"/>
+          <w:szCs w:val="24"/>
+          <w:lang w:eastAsia="en-IN"/>
+          <w14:ligatures w14:val="none"/>
+        </w:rPr>
+        <w:t>A Tri-Colour LED is a combination of 3 LEDs in just one package:</w:t>
+      </w:r>
+    </w:p>
+    <w:p>
+      <w:pPr>
+        <w:shd w:val="clear" w:color="auto" w:fill="FAFFFF"/>
+        <w:spacing w:after="100" w:afterAutospacing="1" w:line="240" w:lineRule="auto"/>
+        <w:jc w:val="center"/>
+        <w:rPr>
+          <w:rFonts w:ascii="Segoe UI" w:eastAsia="Times New Roman" w:hAnsi="Segoe UI" w:cs="Segoe UI"/>
+          <w:color w:val="FF0000"/>
+          <w:kern w:val="0"/>
+          <w:sz w:val="24"/>
+          <w:szCs w:val="24"/>
+          <w:lang w:eastAsia="en-IN"/>
+          <w14:ligatures w14:val="none"/>
+        </w:rPr>
+      </w:pPr>
+      <w:r>
+        <w:rPr>
+          <w:rFonts w:ascii="Segoe UI" w:eastAsia="Times New Roman" w:hAnsi="Segoe UI" w:cs="Segoe UI"/>
+          <w:color w:val="FF0000"/>
+          <w:kern w:val="0"/>
+          <w:sz w:val="24"/>
+          <w:szCs w:val="24"/>
+          <w:lang w:eastAsia="en-IN"/>
+          <w14:ligatures w14:val="none"/>
+        </w:rPr>
+        <w:t>Red LED</w:t>
+      </w:r>
+    </w:p>
+    <w:p>
+      <w:pPr>
+        <w:shd w:val="clear" w:color="auto" w:fill="FAFFFF"/>
+        <w:spacing w:after="100" w:afterAutospacing="1" w:line="240" w:lineRule="auto"/>
+        <w:jc w:val="center"/>
+        <w:rPr>
+          <w:rFonts w:ascii="Segoe UI" w:eastAsia="Times New Roman" w:hAnsi="Segoe UI" w:cs="Segoe UI"/>
+          <w:color w:val="008000"/>
+          <w:kern w:val="0"/>
+          <w:sz w:val="24"/>
+          <w:szCs w:val="24"/>
+          <w:lang w:eastAsia="en-IN"/>
+          <w14:ligatures w14:val="none"/>
+        </w:rPr>
+      </w:pPr>
+      <w:r>
+        <w:rPr>
+          <w:rFonts w:ascii="Segoe UI" w:eastAsia="Times New Roman" w:hAnsi="Segoe UI" w:cs="Segoe UI"/>
+          <w:color w:val="008000"/>
+          <w:kern w:val="0"/>
+          <w:sz w:val="24"/>
+          <w:szCs w:val="24"/>
+          <w:lang w:eastAsia="en-IN"/>
+          <w14:ligatures w14:val="none"/>
+        </w:rPr>
+        <w:t>Green LED</w:t>
+      </w:r>
+    </w:p>
+    <w:p>
+      <w:pPr>
+        <w:shd w:val="clear" w:color="auto" w:fill="FAFFFF"/>
+        <w:spacing w:after="100" w:afterAutospacing="1" w:line="240" w:lineRule="auto"/>
+        <w:jc w:val="center"/>
+        <w:rPr>
+          <w:rFonts w:ascii="Segoe UI" w:eastAsia="Times New Roman" w:hAnsi="Segoe UI" w:cs="Segoe UI"/>
+          <w:color w:val="0000FF"/>
+          <w:kern w:val="0"/>
+          <w:sz w:val="24"/>
+          <w:szCs w:val="24"/>
+          <w:lang w:eastAsia="en-IN"/>
+          <w14:ligatures w14:val="none"/>
+        </w:rPr>
+      </w:pPr>
+      <w:r>
+        <w:rPr>
+          <w:rFonts w:ascii="Segoe UI" w:eastAsia="Times New Roman" w:hAnsi="Segoe UI" w:cs="Segoe UI"/>
+          <w:color w:val="0000FF"/>
+          <w:kern w:val="0"/>
+          <w:sz w:val="24"/>
+          <w:szCs w:val="24"/>
+          <w:lang w:eastAsia="en-IN"/>
+          <w14:ligatures w14:val="none"/>
+        </w:rPr>
+        <w:t>Blue LED</w:t>
+      </w:r>
+    </w:p>
+    <w:p>
+      <w:pPr>
+        <w:shd w:val="clear" w:color="auto" w:fill="FAFFFF"/>
+        <w:spacing w:after="0" w:line="240" w:lineRule="auto"/>
+        <w:jc w:val="center"/>
+        <w:rPr>
+          <w:rFonts w:ascii="Segoe UI" w:eastAsia="Times New Roman" w:hAnsi="Segoe UI" w:cs="Segoe UI"/>
+          <w:color w:val="212529"/>
+          <w:kern w:val="0"/>
+          <w:sz w:val="24"/>
+          <w:szCs w:val="24"/>
+          <w:lang w:eastAsia="en-IN"/>
+          <w14:ligatures w14:val="none"/>
+        </w:rPr>
+      </w:pPr>
+      <w:r>
+        <w:rPr>
+          <w:rFonts w:ascii="Segoe UI" w:eastAsia="Times New Roman" w:hAnsi="Segoe UI" w:cs="Segoe UI"/>
+          <w:noProof/>
+          <w:color w:val="212529"/>
+          <w:kern w:val="0"/>
+          <w:sz w:val="24"/>
+          <w:szCs w:val="24"/>
+          <w:lang w:eastAsia="en-IN"/>
+          <w14:ligatures w14:val="none"/>
+        </w:rPr>
+        <w:drawing>
+          <wp:inline distT="0" distB="0" distL="0" distR="0" wp14:anchorId="31EAFA57" wp14:editId="1E92B1ED">
+            <wp:extent cx="5086350" cy="2286000"/>
+            <wp:effectExtent l="0" t="0" r="0" b="0"/>
+            <wp:docPr id="65" name="Picture 20"/>
+            <wp:cNvGraphicFramePr>
+              <a:graphicFrameLocks xmlns:a="http://schemas.openxmlformats.org/drawingml/2006/main" noChangeAspect="1"/>
+            </wp:cNvGraphicFramePr>
+            <a:graphic xmlns:a="http://schemas.openxmlformats.org/drawingml/2006/main">
+              <a:graphicData uri="http://schemas.openxmlformats.org/drawingml/2006/picture">
+                <pic:pic xmlns:pic="http://schemas.openxmlformats.org/drawingml/2006/picture">
+                  <pic:nvPicPr>
+                    <pic:cNvPr id="0" name="Picture 65"/>
+                    <pic:cNvPicPr>
+                      <a:picLocks noChangeAspect="1" noChangeArrowheads="1"/>
+                    </pic:cNvPicPr>
+                  </pic:nvPicPr>
+                  <pic:blipFill>
+                    <a:blip r:embed="rId18">
+                      <a:extLst>
+                        <a:ext uri="{28A0092B-C50C-407E-A947-70E740481C1C}">
+                          <a14:useLocalDpi xmlns:a14="http://schemas.microsoft.com/office/drawing/2010/main" val="0"/>
+                        </a:ext>
+                      </a:extLst>
+                    </a:blip>
+                    <a:srcRect/>
+                    <a:stretch>
+                      <a:fillRect/>
+                    </a:stretch>
+                  </pic:blipFill>
+                  <pic:spPr bwMode="auto">
+                    <a:xfrm>
+                      <a:off x="0" y="0"/>
+                      <a:ext cx="5086350" cy="2286000"/>
+                    </a:xfrm>
+                    <a:prstGeom prst="rect">
+                      <a:avLst/>
+                    </a:prstGeom>
+                    <a:noFill/>
+                    <a:ln>
+                      <a:noFill/>
+                    </a:ln>
+                  </pic:spPr>
+                </pic:pic>
+              </a:graphicData>
+            </a:graphic>
+          </wp:inline>
+        </w:drawing>
+      </w:r>
+    </w:p>
+    <w:p>
+      <w:pPr>
+        <w:shd w:val="clear" w:color="auto" w:fill="FAFFFF"/>
+        <w:spacing w:after="100" w:afterAutospacing="1" w:line="240" w:lineRule="auto"/>
+        <w:jc w:val="center"/>
+        <w:rPr>
+          <w:rFonts w:ascii="Segoe UI" w:eastAsia="Times New Roman" w:hAnsi="Segoe UI" w:cs="Segoe UI"/>
+          <w:color w:val="212529"/>
+          <w:kern w:val="0"/>
+          <w:sz w:val="24"/>
+          <w:szCs w:val="24"/>
+          <w:lang w:eastAsia="en-IN"/>
+          <w14:ligatures w14:val="none"/>
+        </w:rPr>
+      </w:pPr>
+      <w:r>
+        <w:rPr>
+          <w:rFonts w:ascii="Segoe UI" w:eastAsia="Times New Roman" w:hAnsi="Segoe UI" w:cs="Segoe UI"/>
+          <w:b/>
+          <w:bCs/>
+          <w:color w:val="212529"/>
+          <w:kern w:val="0"/>
+          <w:sz w:val="24"/>
+          <w:szCs w:val="24"/>
+          <w:lang w:eastAsia="en-IN"/>
+          <w14:ligatures w14:val="none"/>
+        </w:rPr>
+        <w:t>Wiz IoT Tri-Colour LED</w:t>
+      </w:r>
+    </w:p>
+    <w:p>
+      <w:pPr>
+        <w:shd w:val="clear" w:color="auto" w:fill="FAFFFF"/>
+        <w:spacing w:after="100" w:afterAutospacing="1" w:line="240" w:lineRule="auto"/>
+        <w:jc w:val="center"/>
+        <w:rPr>
+          <w:rFonts w:ascii="Segoe UI" w:eastAsia="Times New Roman" w:hAnsi="Segoe UI" w:cs="Segoe UI"/>
+          <w:color w:val="212529"/>
+          <w:kern w:val="0"/>
+          <w:sz w:val="24"/>
+          <w:szCs w:val="24"/>
+          <w:lang w:eastAsia="en-IN"/>
+          <w14:ligatures w14:val="none"/>
+        </w:rPr>
+      </w:pPr>
+      <w:r>
+        <w:rPr>
+          <w:rFonts w:ascii="Segoe UI" w:eastAsia="Times New Roman" w:hAnsi="Segoe UI" w:cs="Segoe UI"/>
+          <w:color w:val="212529"/>
+          <w:kern w:val="0"/>
+          <w:sz w:val="24"/>
+          <w:szCs w:val="24"/>
+          <w:lang w:eastAsia="en-IN"/>
+          <w14:ligatures w14:val="none"/>
+        </w:rPr>
+        <w:t>Wiz IoT Tri-Colour LED is made up of a common anode type of </w:t>
+      </w:r>
+      <w:r>
+        <w:rPr>
+          <w:rFonts w:ascii="Segoe UI" w:eastAsia="Times New Roman" w:hAnsi="Segoe UI" w:cs="Segoe UI"/>
+          <w:b/>
+          <w:bCs/>
+          <w:color w:val="212529"/>
+          <w:kern w:val="0"/>
+          <w:sz w:val="24"/>
+          <w:szCs w:val="24"/>
+          <w:lang w:eastAsia="en-IN"/>
+          <w14:ligatures w14:val="none"/>
+        </w:rPr>
+        <w:t>Tri-Colour LED</w:t>
+      </w:r>
+      <w:r>
+        <w:rPr>
+          <w:rFonts w:ascii="Segoe UI" w:eastAsia="Times New Roman" w:hAnsi="Segoe UI" w:cs="Segoe UI"/>
+          <w:color w:val="212529"/>
+          <w:kern w:val="0"/>
+          <w:sz w:val="24"/>
+          <w:szCs w:val="24"/>
+          <w:lang w:eastAsia="en-IN"/>
+          <w14:ligatures w14:val="none"/>
+        </w:rPr>
+        <w:t>. Let’s understand.</w:t>
+      </w:r>
+    </w:p>
+    <w:p>
+      <w:pPr>
+        <w:shd w:val="clear" w:color="auto" w:fill="FAFFFF"/>
+        <w:spacing w:after="100" w:afterAutospacing="1" w:line="240" w:lineRule="auto"/>
+        <w:jc w:val="center"/>
+        <w:rPr>
+          <w:rFonts w:ascii="Segoe UI" w:eastAsia="Times New Roman" w:hAnsi="Segoe UI" w:cs="Segoe UI"/>
+          <w:color w:val="212529"/>
+          <w:kern w:val="0"/>
+          <w:sz w:val="24"/>
+          <w:szCs w:val="24"/>
+          <w:lang w:eastAsia="en-IN"/>
+          <w14:ligatures w14:val="none"/>
+        </w:rPr>
+      </w:pPr>
+      <w:r>
+        <w:rPr>
+          <w:rFonts w:ascii="Segoe UI" w:eastAsia="Times New Roman" w:hAnsi="Segoe UI" w:cs="Segoe UI"/>
+          <w:b/>
+          <w:bCs/>
+          <w:color w:val="212529"/>
+          <w:kern w:val="0"/>
+          <w:sz w:val="24"/>
+          <w:szCs w:val="24"/>
+          <w:lang w:eastAsia="en-IN"/>
+          <w14:ligatures w14:val="none"/>
+        </w:rPr>
+        <w:t>Common anode type Tri-Colour LED:</w:t>
+      </w:r>
+    </w:p>
+    <w:p>
+      <w:pPr>
+        <w:shd w:val="clear" w:color="auto" w:fill="FAFFFF"/>
+        <w:spacing w:after="100" w:afterAutospacing="1" w:line="240" w:lineRule="auto"/>
+        <w:jc w:val="center"/>
+        <w:rPr>
+          <w:rFonts w:ascii="Segoe UI" w:eastAsia="Times New Roman" w:hAnsi="Segoe UI" w:cs="Segoe UI"/>
+          <w:color w:val="212529"/>
+          <w:kern w:val="0"/>
+          <w:sz w:val="24"/>
+          <w:szCs w:val="24"/>
+          <w:lang w:eastAsia="en-IN"/>
+          <w14:ligatures w14:val="none"/>
+        </w:rPr>
+      </w:pPr>
+      <w:r>
+        <w:rPr>
+          <w:rFonts w:ascii="Segoe UI" w:eastAsia="Times New Roman" w:hAnsi="Segoe UI" w:cs="Segoe UI"/>
+          <w:color w:val="212529"/>
+          <w:kern w:val="0"/>
+          <w:sz w:val="24"/>
+          <w:szCs w:val="24"/>
+          <w:lang w:eastAsia="en-IN"/>
+          <w14:ligatures w14:val="none"/>
+        </w:rPr>
+        <w:lastRenderedPageBreak/>
+        <w:t>A common anode type Tri-Colour LED is made up of three separate LEDs (red, green, and blue), sharing a common anode (positive terminal). Each LED’s cathode terminal (negative terminal) is individually treated as input.</w:t>
+      </w:r>
+    </w:p>
+    <w:p>
+      <w:pPr>
+        <w:shd w:val="clear" w:color="auto" w:fill="FAFFFF"/>
+        <w:spacing w:after="100" w:afterAutospacing="1" w:line="240" w:lineRule="auto"/>
+        <w:jc w:val="center"/>
+        <w:rPr>
+          <w:rFonts w:ascii="Segoe UI" w:eastAsia="Times New Roman" w:hAnsi="Segoe UI" w:cs="Segoe UI"/>
+          <w:color w:val="212529"/>
+          <w:kern w:val="0"/>
+          <w:sz w:val="24"/>
+          <w:szCs w:val="24"/>
+          <w:lang w:eastAsia="en-IN"/>
+          <w14:ligatures w14:val="none"/>
+        </w:rPr>
+      </w:pPr>
+      <w:r>
+        <w:rPr>
+          <w:rFonts w:ascii="Segoe UI" w:eastAsia="Times New Roman" w:hAnsi="Segoe UI" w:cs="Segoe UI"/>
+          <w:noProof/>
+          <w:color w:val="212529"/>
+          <w:kern w:val="0"/>
+          <w:sz w:val="24"/>
+          <w:szCs w:val="24"/>
+          <w:lang w:eastAsia="en-IN"/>
+          <w14:ligatures w14:val="none"/>
+        </w:rPr>
+        <w:drawing>
+          <wp:inline distT="0" distB="0" distL="0" distR="0" wp14:anchorId="7CC08E29" wp14:editId="021ABC86">
+            <wp:extent cx="4311650" cy="2933700"/>
+            <wp:effectExtent l="0" t="0" r="0" b="0"/>
+            <wp:docPr id="66" name="Picture 19"/>
+            <wp:cNvGraphicFramePr>
+              <a:graphicFrameLocks xmlns:a="http://schemas.openxmlformats.org/drawingml/2006/main" noChangeAspect="1"/>
+            </wp:cNvGraphicFramePr>
+            <a:graphic xmlns:a="http://schemas.openxmlformats.org/drawingml/2006/main">
+              <a:graphicData uri="http://schemas.openxmlformats.org/drawingml/2006/picture">
+                <pic:pic xmlns:pic="http://schemas.openxmlformats.org/drawingml/2006/picture">
+                  <pic:nvPicPr>
+                    <pic:cNvPr id="0" name="Picture 66"/>
+                    <pic:cNvPicPr>
+                      <a:picLocks noChangeAspect="1" noChangeArrowheads="1"/>
+                    </pic:cNvPicPr>
+                  </pic:nvPicPr>
+                  <pic:blipFill>
+                    <a:blip r:embed="rId19">
+                      <a:extLst>
+                        <a:ext uri="{28A0092B-C50C-407E-A947-70E740481C1C}">
+                          <a14:useLocalDpi xmlns:a14="http://schemas.microsoft.com/office/drawing/2010/main" val="0"/>
+                        </a:ext>
+                      </a:extLst>
+                    </a:blip>
+                    <a:srcRect/>
+                    <a:stretch>
+                      <a:fillRect/>
+                    </a:stretch>
+                  </pic:blipFill>
+                  <pic:spPr bwMode="auto">
+                    <a:xfrm>
+                      <a:off x="0" y="0"/>
+                      <a:ext cx="4311650" cy="2933700"/>
+                    </a:xfrm>
+                    <a:prstGeom prst="rect">
+                      <a:avLst/>
+                    </a:prstGeom>
+                    <a:noFill/>
+                    <a:ln>
+                      <a:noFill/>
+                    </a:ln>
+                  </pic:spPr>
+                </pic:pic>
+              </a:graphicData>
+            </a:graphic>
+          </wp:inline>
+        </w:drawing>
+      </w:r>
+    </w:p>
+    <w:p>
+      <w:pPr>
+        <w:shd w:val="clear" w:color="auto" w:fill="FAFFFF"/>
+        <w:spacing w:after="100" w:afterAutospacing="1" w:line="240" w:lineRule="auto"/>
+        <w:jc w:val="center"/>
+        <w:rPr>
+          <w:rFonts w:ascii="Segoe UI" w:eastAsia="Times New Roman" w:hAnsi="Segoe UI" w:cs="Segoe UI"/>
+          <w:color w:val="212529"/>
+          <w:kern w:val="0"/>
+          <w:sz w:val="24"/>
+          <w:szCs w:val="24"/>
+          <w:lang w:eastAsia="en-IN"/>
+          <w14:ligatures w14:val="none"/>
+        </w:rPr>
+      </w:pPr>
+      <w:r>
+        <w:rPr>
+          <w:rFonts w:ascii="Segoe UI" w:eastAsia="Times New Roman" w:hAnsi="Segoe UI" w:cs="Segoe UI"/>
+          <w:b/>
+          <w:bCs/>
+          <w:color w:val="212529"/>
+          <w:kern w:val="0"/>
+          <w:sz w:val="24"/>
+          <w:szCs w:val="24"/>
+          <w:lang w:eastAsia="en-IN"/>
+          <w14:ligatures w14:val="none"/>
+        </w:rPr>
+        <w:t>Common anode type Tri-Colour LED</w:t>
+      </w:r>
+    </w:p>
+    <w:p>
+      <w:pPr>
+        <w:shd w:val="clear" w:color="auto" w:fill="FAFFFF"/>
+        <w:spacing w:after="100" w:afterAutospacing="1" w:line="240" w:lineRule="auto"/>
+        <w:jc w:val="center"/>
+        <w:rPr>
+          <w:rFonts w:ascii="Segoe UI" w:eastAsia="Times New Roman" w:hAnsi="Segoe UI" w:cs="Segoe UI"/>
+          <w:color w:val="212529"/>
+          <w:kern w:val="0"/>
+          <w:sz w:val="24"/>
+          <w:szCs w:val="24"/>
+          <w:lang w:eastAsia="en-IN"/>
+          <w14:ligatures w14:val="none"/>
+        </w:rPr>
+      </w:pPr>
+      <w:r>
+        <w:rPr>
+          <w:rFonts w:ascii="Segoe UI" w:eastAsia="Times New Roman" w:hAnsi="Segoe UI" w:cs="Segoe UI"/>
+          <w:color w:val="212529"/>
+          <w:kern w:val="0"/>
+          <w:sz w:val="24"/>
+          <w:szCs w:val="24"/>
+          <w:lang w:eastAsia="en-IN"/>
+          <w14:ligatures w14:val="none"/>
+        </w:rPr>
+        <w:t>The common anode terminal of the Tri-Colour LED is connected to high voltage. To light up a specific colour, the corresponding cathode of the LED is connected to ground.</w:t>
+      </w:r>
+    </w:p>
+    <w:p>
+      <w:pPr>
+        <w:shd w:val="clear" w:color="auto" w:fill="FAFFFF"/>
+        <w:spacing w:after="100" w:afterAutospacing="1" w:line="240" w:lineRule="auto"/>
+        <w:jc w:val="center"/>
+        <w:rPr>
+          <w:rFonts w:ascii="Segoe UI" w:eastAsia="Times New Roman" w:hAnsi="Segoe UI" w:cs="Segoe UI"/>
+          <w:color w:val="212529"/>
+          <w:kern w:val="0"/>
+          <w:sz w:val="24"/>
+          <w:szCs w:val="24"/>
+          <w:lang w:eastAsia="en-IN"/>
+          <w14:ligatures w14:val="none"/>
+        </w:rPr>
+      </w:pPr>
+      <w:r>
+        <w:rPr>
+          <w:rFonts w:ascii="Segoe UI" w:eastAsia="Times New Roman" w:hAnsi="Segoe UI" w:cs="Segoe UI"/>
+          <w:color w:val="212529"/>
+          <w:kern w:val="0"/>
+          <w:sz w:val="24"/>
+          <w:szCs w:val="24"/>
+          <w:lang w:eastAsia="en-IN"/>
+          <w14:ligatures w14:val="none"/>
+        </w:rPr>
+        <w:t>For example, to glow green colour on the Tri-Colour LED,</w:t>
+      </w:r>
+    </w:p>
+    <w:p>
+      <w:pPr>
+        <w:shd w:val="clear" w:color="auto" w:fill="FAFFFF"/>
+        <w:spacing w:after="100" w:afterAutospacing="1" w:line="240" w:lineRule="auto"/>
+        <w:jc w:val="center"/>
+        <w:rPr>
+          <w:rFonts w:ascii="Segoe UI" w:eastAsia="Times New Roman" w:hAnsi="Segoe UI" w:cs="Segoe UI"/>
+          <w:color w:val="212529"/>
+          <w:kern w:val="0"/>
+          <w:sz w:val="24"/>
+          <w:szCs w:val="24"/>
+          <w:lang w:eastAsia="en-IN"/>
+          <w14:ligatures w14:val="none"/>
+        </w:rPr>
+      </w:pPr>
+      <w:r>
+        <w:rPr>
+          <w:rFonts w:ascii="Segoe UI" w:eastAsia="Times New Roman" w:hAnsi="Segoe UI" w:cs="Segoe UI"/>
+          <w:color w:val="212529"/>
+          <w:kern w:val="0"/>
+          <w:sz w:val="24"/>
+          <w:szCs w:val="24"/>
+          <w:lang w:eastAsia="en-IN"/>
+          <w14:ligatures w14:val="none"/>
+        </w:rPr>
+        <w:t>the cathode terminal of the green LED is connected to the ground and red and blue LEDs are connected to high voltage, as shown below.</w:t>
+      </w:r>
+    </w:p>
+    <w:p>
+      <w:pPr>
+        <w:shd w:val="clear" w:color="auto" w:fill="FAFFFF"/>
+        <w:spacing w:after="100" w:afterAutospacing="1" w:line="240" w:lineRule="auto"/>
+        <w:jc w:val="center"/>
+        <w:rPr>
+          <w:rFonts w:ascii="Segoe UI" w:eastAsia="Times New Roman" w:hAnsi="Segoe UI" w:cs="Segoe UI"/>
+          <w:color w:val="212529"/>
+          <w:kern w:val="0"/>
+          <w:sz w:val="24"/>
+          <w:szCs w:val="24"/>
+          <w:lang w:eastAsia="en-IN"/>
+          <w14:ligatures w14:val="none"/>
+        </w:rPr>
+      </w:pPr>
+      <w:r>
+        <w:rPr>
+          <w:rFonts w:ascii="Segoe UI" w:eastAsia="Times New Roman" w:hAnsi="Segoe UI" w:cs="Segoe UI"/>
+          <w:noProof/>
+          <w:color w:val="212529"/>
+          <w:kern w:val="0"/>
+          <w:sz w:val="24"/>
+          <w:szCs w:val="24"/>
+          <w:lang w:eastAsia="en-IN"/>
+          <w14:ligatures w14:val="none"/>
+        </w:rPr>
+        <w:drawing>
+          <wp:inline distT="0" distB="0" distL="0" distR="0" wp14:anchorId="56BF1D72" wp14:editId="7CD9842A">
+            <wp:extent cx="3136900" cy="3175000"/>
+            <wp:effectExtent l="0" t="0" r="6350" b="6350"/>
+            <wp:docPr id="67" name="Picture 18"/>
+            <wp:cNvGraphicFramePr>
+              <a:graphicFrameLocks xmlns:a="http://schemas.openxmlformats.org/drawingml/2006/main" noChangeAspect="1"/>
+            </wp:cNvGraphicFramePr>
+            <a:graphic xmlns:a="http://schemas.openxmlformats.org/drawingml/2006/main">
+              <a:graphicData uri="http://schemas.openxmlformats.org/drawingml/2006/picture">
+                <pic:pic xmlns:pic="http://schemas.openxmlformats.org/drawingml/2006/picture">
+                  <pic:nvPicPr>
+                    <pic:cNvPr id="0" name="Picture 67"/>
+                    <pic:cNvPicPr>
+                      <a:picLocks noChangeAspect="1" noChangeArrowheads="1"/>
+                    </pic:cNvPicPr>
+                  </pic:nvPicPr>
+                  <pic:blipFill>
+                    <a:blip r:embed="rId20">
+                      <a:extLst>
+                        <a:ext uri="{28A0092B-C50C-407E-A947-70E740481C1C}">
+                          <a14:useLocalDpi xmlns:a14="http://schemas.microsoft.com/office/drawing/2010/main" val="0"/>
+                        </a:ext>
+                      </a:extLst>
+                    </a:blip>
+                    <a:srcRect/>
+                    <a:stretch>
+                      <a:fillRect/>
+                    </a:stretch>
+                  </pic:blipFill>
+                  <pic:spPr bwMode="auto">
+                    <a:xfrm>
+                      <a:off x="0" y="0"/>
+                      <a:ext cx="3136900" cy="3175000"/>
+                    </a:xfrm>
+                    <a:prstGeom prst="rect">
+                      <a:avLst/>
+                    </a:prstGeom>
+                    <a:noFill/>
+                    <a:ln>
+                      <a:noFill/>
+                    </a:ln>
+                  </pic:spPr>
+                </pic:pic>
+              </a:graphicData>
+            </a:graphic>
+          </wp:inline>
+        </w:drawing>
+      </w:r>
+    </w:p>
+    <w:p>
+      <w:pPr>
+        <w:shd w:val="clear" w:color="auto" w:fill="FAFFFF"/>
+        <w:spacing w:after="0" w:line="240" w:lineRule="auto"/>
+        <w:rPr>
+          <w:rFonts w:ascii="Segoe UI" w:eastAsia="Times New Roman" w:hAnsi="Segoe UI" w:cs="Segoe UI"/>
+          <w:b/>
+          <w:bCs/>
+          <w:color w:val="212529"/>
+          <w:kern w:val="0"/>
+          <w:sz w:val="24"/>
+          <w:szCs w:val="24"/>
+          <w:lang w:eastAsia="en-IN"/>
+          <w14:ligatures w14:val="none"/>
+        </w:rPr>
+      </w:pPr>
+      <w:r>
+        <w:rPr>
+          <w:rFonts w:ascii="Segoe UI" w:eastAsia="Times New Roman" w:hAnsi="Segoe UI" w:cs="Segoe UI"/>
+          <w:b/>
+          <w:bCs/>
+          <w:color w:val="212529"/>
+          <w:kern w:val="0"/>
+          <w:sz w:val="24"/>
+          <w:szCs w:val="24"/>
+          <w:lang w:eastAsia="en-IN"/>
+          <w14:ligatures w14:val="none"/>
+        </w:rPr>
+        <w:t xml:space="preserve">                                              </w:t>
+      </w:r>
+      <w:r>
+        <w:rPr>
+          <w:rFonts w:ascii="Segoe UI" w:eastAsia="Times New Roman" w:hAnsi="Segoe UI" w:cs="Segoe UI"/>
+          <w:b/>
+          <w:bCs/>
+          <w:color w:val="212529"/>
+          <w:kern w:val="0"/>
+          <w:sz w:val="24"/>
+          <w:szCs w:val="24"/>
+          <w:lang w:eastAsia="en-IN"/>
+          <w14:ligatures w14:val="none"/>
+        </w:rPr>
+        <w:t>Tri-Colour LED glowing green</w:t>
+      </w:r>
+    </w:p>
+    <w:p>
+      <w:pPr>
+        <w:shd w:val="clear" w:color="auto" w:fill="FAFFFF"/>
+        <w:spacing w:after="0" w:line="240" w:lineRule="auto"/>
+        <w:jc w:val="center"/>
+        <w:rPr>
+          <w:rFonts w:ascii="Segoe UI" w:eastAsia="Times New Roman" w:hAnsi="Segoe UI" w:cs="Segoe UI"/>
+          <w:color w:val="212529"/>
+          <w:kern w:val="0"/>
+          <w:sz w:val="24"/>
+          <w:szCs w:val="24"/>
+          <w:lang w:eastAsia="en-IN"/>
+          <w14:ligatures w14:val="none"/>
+        </w:rPr>
+      </w:pPr>
+    </w:p>
+    <w:p>
+      <w:pPr>
+        <w:shd w:val="clear" w:color="auto" w:fill="FAFFFF"/>
+        <w:spacing w:after="100" w:afterAutospacing="1" w:line="240" w:lineRule="auto"/>
+        <w:rPr>
+          <w:rFonts w:ascii="Segoe UI" w:eastAsia="Times New Roman" w:hAnsi="Segoe UI" w:cs="Segoe UI"/>
+          <w:color w:val="212529"/>
+          <w:kern w:val="0"/>
+          <w:sz w:val="24"/>
+          <w:szCs w:val="24"/>
+          <w:lang w:eastAsia="en-IN"/>
+          <w14:ligatures w14:val="none"/>
+        </w:rPr>
+      </w:pPr>
+      <w:r>
+        <w:rPr>
+          <w:rFonts w:ascii="Segoe UI" w:eastAsia="Times New Roman" w:hAnsi="Segoe UI" w:cs="Segoe UI"/>
+          <w:color w:val="212529"/>
+          <w:kern w:val="0"/>
+          <w:sz w:val="24"/>
+          <w:szCs w:val="24"/>
+          <w:lang w:eastAsia="en-IN"/>
+          <w14:ligatures w14:val="none"/>
+        </w:rPr>
+        <w:lastRenderedPageBreak/>
+        <w:t>Use similar logic and tell me what inputs should be given to the Tri-Colour LED to glow blue?</w:t>
+      </w:r>
+    </w:p>
+    <w:p/>
+    <w:p>
+      <w:pPr>
+        <w:shd w:val="clear" w:color="auto" w:fill="FAFFFF"/>
+        <w:spacing w:after="100" w:afterAutospacing="1" w:line="240" w:lineRule="auto"/>
+        <w:rPr>
+          <w:rFonts w:ascii="Segoe UI" w:eastAsia="Times New Roman" w:hAnsi="Segoe UI" w:cs="Segoe UI"/>
+          <w:color w:val="212529"/>
+          <w:kern w:val="0"/>
+          <w:sz w:val="24"/>
+          <w:szCs w:val="24"/>
+          <w:lang w:eastAsia="en-IN"/>
+          <w14:ligatures w14:val="none"/>
+        </w:rPr>
+      </w:pPr>
+      <w:r>
+        <w:rPr>
+          <w:rFonts w:ascii="Segoe UI" w:eastAsia="Times New Roman" w:hAnsi="Segoe UI" w:cs="Segoe UI"/>
+          <w:b/>
+          <w:bCs/>
+          <w:color w:val="212529"/>
+          <w:kern w:val="0"/>
+          <w:sz w:val="24"/>
+          <w:szCs w:val="24"/>
+          <w:lang w:eastAsia="en-IN"/>
+          <w14:ligatures w14:val="none"/>
+        </w:rPr>
+        <w:t>Summary:</w:t>
+      </w:r>
+    </w:p>
+    <w:p>
+      <w:pPr>
+        <w:numPr>
+          <w:ilvl w:val="0"/>
+          <w:numId w:val="4"/>
+        </w:numPr>
+        <w:shd w:val="clear" w:color="auto" w:fill="FAFFFF"/>
+        <w:spacing w:before="100" w:beforeAutospacing="1" w:after="100" w:afterAutospacing="1" w:line="240" w:lineRule="auto"/>
+        <w:rPr>
+          <w:rFonts w:ascii="Segoe UI" w:eastAsia="Times New Roman" w:hAnsi="Segoe UI" w:cs="Segoe UI"/>
+          <w:color w:val="212529"/>
+          <w:kern w:val="0"/>
+          <w:sz w:val="24"/>
+          <w:szCs w:val="24"/>
+          <w:lang w:eastAsia="en-IN"/>
+          <w14:ligatures w14:val="none"/>
+        </w:rPr>
+      </w:pPr>
+      <w:proofErr w:type="spellStart"/>
+      <w:proofErr w:type="gramStart"/>
+      <w:r>
+        <w:rPr>
+          <w:rFonts w:ascii="Segoe UI" w:eastAsia="Times New Roman" w:hAnsi="Segoe UI" w:cs="Segoe UI"/>
+          <w:color w:val="212529"/>
+          <w:kern w:val="0"/>
+          <w:sz w:val="24"/>
+          <w:szCs w:val="24"/>
+          <w:lang w:eastAsia="en-IN"/>
+          <w14:ligatures w14:val="none"/>
+        </w:rPr>
+        <w:t>pinMode</w:t>
+      </w:r>
+      <w:proofErr w:type="spellEnd"/>
+      <w:r>
+        <w:rPr>
+          <w:rFonts w:ascii="Segoe UI" w:eastAsia="Times New Roman" w:hAnsi="Segoe UI" w:cs="Segoe UI"/>
+          <w:color w:val="212529"/>
+          <w:kern w:val="0"/>
+          <w:sz w:val="24"/>
+          <w:szCs w:val="24"/>
+          <w:lang w:eastAsia="en-IN"/>
+          <w14:ligatures w14:val="none"/>
+        </w:rPr>
+        <w:t>(</w:t>
+      </w:r>
+      <w:proofErr w:type="gramEnd"/>
+      <w:r>
+        <w:rPr>
+          <w:rFonts w:ascii="Segoe UI" w:eastAsia="Times New Roman" w:hAnsi="Segoe UI" w:cs="Segoe UI"/>
+          <w:color w:val="212529"/>
+          <w:kern w:val="0"/>
+          <w:sz w:val="24"/>
+          <w:szCs w:val="24"/>
+          <w:lang w:eastAsia="en-IN"/>
+          <w14:ligatures w14:val="none"/>
+        </w:rPr>
+        <w:t xml:space="preserve">) sets a pin as input or output, </w:t>
+      </w:r>
+      <w:proofErr w:type="spellStart"/>
+      <w:proofErr w:type="gramStart"/>
+      <w:r>
+        <w:rPr>
+          <w:rFonts w:ascii="Segoe UI" w:eastAsia="Times New Roman" w:hAnsi="Segoe UI" w:cs="Segoe UI"/>
+          <w:color w:val="212529"/>
+          <w:kern w:val="0"/>
+          <w:sz w:val="24"/>
+          <w:szCs w:val="24"/>
+          <w:lang w:eastAsia="en-IN"/>
+          <w14:ligatures w14:val="none"/>
+        </w:rPr>
+        <w:t>digitalWrite</w:t>
+      </w:r>
+      <w:proofErr w:type="spellEnd"/>
+      <w:r>
+        <w:rPr>
+          <w:rFonts w:ascii="Segoe UI" w:eastAsia="Times New Roman" w:hAnsi="Segoe UI" w:cs="Segoe UI"/>
+          <w:color w:val="212529"/>
+          <w:kern w:val="0"/>
+          <w:sz w:val="24"/>
+          <w:szCs w:val="24"/>
+          <w:lang w:eastAsia="en-IN"/>
+          <w14:ligatures w14:val="none"/>
+        </w:rPr>
+        <w:t>(</w:t>
+      </w:r>
+      <w:proofErr w:type="gramEnd"/>
+      <w:r>
+        <w:rPr>
+          <w:rFonts w:ascii="Segoe UI" w:eastAsia="Times New Roman" w:hAnsi="Segoe UI" w:cs="Segoe UI"/>
+          <w:color w:val="212529"/>
+          <w:kern w:val="0"/>
+          <w:sz w:val="24"/>
+          <w:szCs w:val="24"/>
+          <w:lang w:eastAsia="en-IN"/>
+          <w14:ligatures w14:val="none"/>
+        </w:rPr>
+        <w:t xml:space="preserve">) turns devices ON/OFF, and </w:t>
+      </w:r>
+      <w:proofErr w:type="gramStart"/>
+      <w:r>
+        <w:rPr>
+          <w:rFonts w:ascii="Segoe UI" w:eastAsia="Times New Roman" w:hAnsi="Segoe UI" w:cs="Segoe UI"/>
+          <w:color w:val="212529"/>
+          <w:kern w:val="0"/>
+          <w:sz w:val="24"/>
+          <w:szCs w:val="24"/>
+          <w:lang w:eastAsia="en-IN"/>
+          <w14:ligatures w14:val="none"/>
+        </w:rPr>
+        <w:t>delay(</w:t>
+      </w:r>
+      <w:proofErr w:type="gramEnd"/>
+      <w:r>
+        <w:rPr>
+          <w:rFonts w:ascii="Segoe UI" w:eastAsia="Times New Roman" w:hAnsi="Segoe UI" w:cs="Segoe UI"/>
+          <w:color w:val="212529"/>
+          <w:kern w:val="0"/>
+          <w:sz w:val="24"/>
+          <w:szCs w:val="24"/>
+          <w:lang w:eastAsia="en-IN"/>
+          <w14:ligatures w14:val="none"/>
+        </w:rPr>
+        <w:t>) pauses the program.</w:t>
+      </w:r>
+    </w:p>
+    <w:p>
+      <w:pPr>
+        <w:numPr>
+          <w:ilvl w:val="0"/>
+          <w:numId w:val="4"/>
+        </w:numPr>
+        <w:shd w:val="clear" w:color="auto" w:fill="FAFFFF"/>
+        <w:spacing w:before="100" w:beforeAutospacing="1" w:after="100" w:afterAutospacing="1" w:line="240" w:lineRule="auto"/>
+        <w:rPr>
+          <w:rFonts w:ascii="Segoe UI" w:eastAsia="Times New Roman" w:hAnsi="Segoe UI" w:cs="Segoe UI"/>
+          <w:color w:val="212529"/>
+          <w:kern w:val="0"/>
+          <w:sz w:val="24"/>
+          <w:szCs w:val="24"/>
+          <w:lang w:eastAsia="en-IN"/>
+          <w14:ligatures w14:val="none"/>
+        </w:rPr>
+      </w:pPr>
+      <w:proofErr w:type="spellStart"/>
+      <w:r>
+        <w:rPr>
+          <w:rFonts w:ascii="Segoe UI" w:eastAsia="Times New Roman" w:hAnsi="Segoe UI" w:cs="Segoe UI"/>
+          <w:color w:val="212529"/>
+          <w:kern w:val="0"/>
+          <w:sz w:val="24"/>
+          <w:szCs w:val="24"/>
+          <w:lang w:eastAsia="en-IN"/>
+          <w14:ligatures w14:val="none"/>
+        </w:rPr>
+        <w:t>WizGear</w:t>
+      </w:r>
+      <w:proofErr w:type="spellEnd"/>
+      <w:r>
+        <w:rPr>
+          <w:rFonts w:ascii="Segoe UI" w:eastAsia="Times New Roman" w:hAnsi="Segoe UI" w:cs="Segoe UI"/>
+          <w:color w:val="212529"/>
+          <w:kern w:val="0"/>
+          <w:sz w:val="24"/>
+          <w:szCs w:val="24"/>
+          <w:lang w:eastAsia="en-IN"/>
+          <w14:ligatures w14:val="none"/>
+        </w:rPr>
+        <w:t xml:space="preserve"> IoT Bridge uses ESP32 to control devices via GPIO pins.</w:t>
+      </w:r>
+    </w:p>
+    <w:p>
+      <w:pPr>
+        <w:numPr>
+          <w:ilvl w:val="0"/>
+          <w:numId w:val="4"/>
+        </w:numPr>
+        <w:shd w:val="clear" w:color="auto" w:fill="FAFFFF"/>
+        <w:spacing w:before="100" w:beforeAutospacing="1" w:after="100" w:afterAutospacing="1" w:line="240" w:lineRule="auto"/>
+        <w:rPr>
+          <w:rFonts w:ascii="Segoe UI" w:eastAsia="Times New Roman" w:hAnsi="Segoe UI" w:cs="Segoe UI"/>
+          <w:color w:val="212529"/>
+          <w:kern w:val="0"/>
+          <w:sz w:val="24"/>
+          <w:szCs w:val="24"/>
+          <w:lang w:eastAsia="en-IN"/>
+          <w14:ligatures w14:val="none"/>
+        </w:rPr>
+      </w:pPr>
+      <w:r>
+        <w:rPr>
+          <w:rFonts w:ascii="Segoe UI" w:eastAsia="Times New Roman" w:hAnsi="Segoe UI" w:cs="Segoe UI"/>
+          <w:color w:val="212529"/>
+          <w:kern w:val="0"/>
+          <w:sz w:val="24"/>
+          <w:szCs w:val="24"/>
+          <w:lang w:eastAsia="en-IN"/>
+          <w14:ligatures w14:val="none"/>
+        </w:rPr>
+        <w:t>IoT connects devices to the internet and helps them communicate and automate tasks.</w:t>
+      </w:r>
+    </w:p>
+    <w:p>
+      <w:pPr>
+        <w:numPr>
+          <w:ilvl w:val="0"/>
+          <w:numId w:val="4"/>
+        </w:numPr>
+        <w:shd w:val="clear" w:color="auto" w:fill="FAFFFF"/>
+        <w:spacing w:before="100" w:beforeAutospacing="1" w:after="100" w:afterAutospacing="1" w:line="240" w:lineRule="auto"/>
+        <w:rPr>
+          <w:rFonts w:ascii="Segoe UI" w:eastAsia="Times New Roman" w:hAnsi="Segoe UI" w:cs="Segoe UI"/>
+          <w:color w:val="212529"/>
+          <w:kern w:val="0"/>
+          <w:sz w:val="24"/>
+          <w:szCs w:val="24"/>
+          <w:lang w:eastAsia="en-IN"/>
+          <w14:ligatures w14:val="none"/>
+        </w:rPr>
+      </w:pPr>
+      <w:r>
+        <w:rPr>
+          <w:rFonts w:ascii="Segoe UI" w:eastAsia="Times New Roman" w:hAnsi="Segoe UI" w:cs="Segoe UI"/>
+          <w:color w:val="212529"/>
+          <w:kern w:val="0"/>
+          <w:sz w:val="24"/>
+          <w:szCs w:val="24"/>
+          <w:lang w:eastAsia="en-IN"/>
+          <w14:ligatures w14:val="none"/>
+        </w:rPr>
+        <w:t>A Tri-Colour LED combines red, green, and blue LEDs (common anode type).</w:t>
+      </w:r>
+    </w:p>
     <w:p/>
     <w:sectPr>
       <w:pgSz w:w="11906" w:h="16838"/>
-      <w:pgMar w:top="1440" w:right="1440" w:bottom="1440" w:left="1440" w:header="708" w:footer="708" w:gutter="0"/>
+      <w:pgMar w:top="720" w:right="720" w:bottom="720" w:left="720" w:header="708" w:footer="708" w:gutter="0"/>
       <w:cols w:space="708"/>
       <w:docGrid w:linePitch="360"/>
     </w:sectPr>
   </w:body>
 </w:document>
+</file>
+
+<file path=word/numbering.xml><?xml version="1.0" encoding="utf-8"?>
+<w:numbering xmlns:wpc="http://schemas.microsoft.com/office/word/2010/wordprocessingCanvas" xmlns:cx="http://schemas.microsoft.com/office/drawing/2014/chartex" xmlns:cx1="http://schemas.microsoft.com/office/drawing/2015/9/8/chartex" xmlns:cx2="http://schemas.microsoft.com/office/drawing/2015/10/21/chartex" xmlns:cx3="http://schemas.microsoft.com/office/drawing/2016/5/9/chartex" xmlns:cx4="http://schemas.microsoft.com/office/drawing/2016/5/10/chartex" xmlns:cx5="http://schemas.microsoft.com/office/drawing/2016/5/11/chartex" xmlns:cx6="http://schemas.microsoft.com/office/drawing/2016/5/12/chartex" xmlns:cx7="http://schemas.microsoft.com/office/drawing/2016/5/13/chartex" xmlns:cx8="http://schemas.microsoft.com/office/drawing/2016/5/14/chartex" xmlns:mc="http://schemas.openxmlformats.org/markup-compatibility/2006" xmlns:aink="http://schemas.microsoft.com/office/drawing/2016/ink" xmlns:am3d="http://schemas.microsoft.com/office/drawing/2017/model3d" xmlns:o="urn:schemas-microsoft-com:office:office" xmlns:oel="http://schemas.microsoft.com/office/2019/extlst" xmlns:r="http://schemas.openxmlformats.org/officeDocument/2006/relationships" xmlns:m="http://schemas.openxmlformats.org/officeDocument/2006/math" xmlns:v="urn:schemas-microsoft-com:vml" xmlns:wp14="http://schemas.microsoft.com/office/word/2010/wordprocessingDrawing" xmlns:wp="http://schemas.openxmlformats.org/drawingml/2006/wordprocessingDrawing" xmlns:w10="urn:schemas-microsoft-com:office:word" xmlns:w="http://schemas.openxmlformats.org/wordprocessingml/2006/main" xmlns:w14="http://schemas.microsoft.com/office/word/2010/wordml" xmlns:w15="http://schemas.microsoft.com/office/word/2012/wordml" xmlns:w16cex="http://schemas.microsoft.com/office/word/2018/wordml/cex" xmlns:w16cid="http://schemas.microsoft.com/office/word/2016/wordml/cid" xmlns:w16="http://schemas.microsoft.com/office/word/2018/wordml" xmlns:w16du="http://schemas.microsoft.com/office/word/2023/wordml/word16du" xmlns:w16sdtdh="http://schemas.microsoft.com/office/word/2020/wordml/sdtdatahash" xmlns:w16sdtfl="http://schemas.microsoft.com/office/word/2024/wordml/sdtformatlock" xmlns:w16se="http://schemas.microsoft.com/office/word/2015/wordml/symex" xmlns:wpg="http://schemas.microsoft.com/office/word/2010/wordprocessingGroup" xmlns:wpi="http://schemas.microsoft.com/office/word/2010/wordprocessingInk" xmlns:wne="http://schemas.microsoft.com/office/word/2006/wordml" xmlns:wps="http://schemas.microsoft.com/office/word/2010/wordprocessingShape" mc:Ignorable="w14 w15 w16se w16cid w16 w16cex w16sdtdh w16sdtfl w16du wp14">
+  <w:abstractNum w:abstractNumId="0" w15:restartNumberingAfterBreak="0">
+    <w:nsid w:val="01496CD3"/>
+    <w:multiLevelType w:val="multilevel"/>
+    <w:tmpl w:val="38D4972E"/>
+    <w:lvl w:ilvl="0">
+      <w:start w:val="1"/>
+      <w:numFmt w:val="bullet"/>
+      <w:lvlText w:val=""/>
+      <w:lvlJc w:val="left"/>
+      <w:pPr>
+        <w:tabs>
+          <w:tab w:val="num" w:pos="720"/>
+        </w:tabs>
+        <w:ind w:left="720" w:hanging="360"/>
+      </w:pPr>
+      <w:rPr>
+        <w:rFonts w:ascii="Symbol" w:hAnsi="Symbol" w:hint="default"/>
+        <w:sz w:val="20"/>
+      </w:rPr>
+    </w:lvl>
+    <w:lvl w:ilvl="1" w:tentative="1">
+      <w:start w:val="1"/>
+      <w:numFmt w:val="bullet"/>
+      <w:lvlText w:val="o"/>
+      <w:lvlJc w:val="left"/>
+      <w:pPr>
+        <w:tabs>
+          <w:tab w:val="num" w:pos="1440"/>
+        </w:tabs>
+        <w:ind w:left="1440" w:hanging="360"/>
+      </w:pPr>
+      <w:rPr>
+        <w:rFonts w:ascii="Courier New" w:hAnsi="Courier New" w:hint="default"/>
+        <w:sz w:val="20"/>
+      </w:rPr>
+    </w:lvl>
+    <w:lvl w:ilvl="2" w:tentative="1">
+      <w:start w:val="1"/>
+      <w:numFmt w:val="bullet"/>
+      <w:lvlText w:val=""/>
+      <w:lvlJc w:val="left"/>
+      <w:pPr>
+        <w:tabs>
+          <w:tab w:val="num" w:pos="2160"/>
+        </w:tabs>
+        <w:ind w:left="2160" w:hanging="360"/>
+      </w:pPr>
+      <w:rPr>
+        <w:rFonts w:ascii="Wingdings" w:hAnsi="Wingdings" w:hint="default"/>
+        <w:sz w:val="20"/>
+      </w:rPr>
+    </w:lvl>
+    <w:lvl w:ilvl="3" w:tentative="1">
+      <w:start w:val="1"/>
+      <w:numFmt w:val="bullet"/>
+      <w:lvlText w:val=""/>
+      <w:lvlJc w:val="left"/>
+      <w:pPr>
+        <w:tabs>
+          <w:tab w:val="num" w:pos="2880"/>
+        </w:tabs>
+        <w:ind w:left="2880" w:hanging="360"/>
+      </w:pPr>
+      <w:rPr>
+        <w:rFonts w:ascii="Wingdings" w:hAnsi="Wingdings" w:hint="default"/>
+        <w:sz w:val="20"/>
+      </w:rPr>
+    </w:lvl>
+    <w:lvl w:ilvl="4" w:tentative="1">
+      <w:start w:val="1"/>
+      <w:numFmt w:val="bullet"/>
+      <w:lvlText w:val=""/>
+      <w:lvlJc w:val="left"/>
+      <w:pPr>
+        <w:tabs>
+          <w:tab w:val="num" w:pos="3600"/>
+        </w:tabs>
+        <w:ind w:left="3600" w:hanging="360"/>
+      </w:pPr>
+      <w:rPr>
+        <w:rFonts w:ascii="Wingdings" w:hAnsi="Wingdings" w:hint="default"/>
+        <w:sz w:val="20"/>
+      </w:rPr>
+    </w:lvl>
+    <w:lvl w:ilvl="5" w:tentative="1">
+      <w:start w:val="1"/>
+      <w:numFmt w:val="bullet"/>
+      <w:lvlText w:val=""/>
+      <w:lvlJc w:val="left"/>
+      <w:pPr>
+        <w:tabs>
+          <w:tab w:val="num" w:pos="4320"/>
+        </w:tabs>
+        <w:ind w:left="4320" w:hanging="360"/>
+      </w:pPr>
+      <w:rPr>
+        <w:rFonts w:ascii="Wingdings" w:hAnsi="Wingdings" w:hint="default"/>
+        <w:sz w:val="20"/>
+      </w:rPr>
+    </w:lvl>
+    <w:lvl w:ilvl="6" w:tentative="1">
+      <w:start w:val="1"/>
+      <w:numFmt w:val="bullet"/>
+      <w:lvlText w:val=""/>
+      <w:lvlJc w:val="left"/>
+      <w:pPr>
+        <w:tabs>
+          <w:tab w:val="num" w:pos="5040"/>
+        </w:tabs>
+        <w:ind w:left="5040" w:hanging="360"/>
+      </w:pPr>
+      <w:rPr>
+        <w:rFonts w:ascii="Wingdings" w:hAnsi="Wingdings" w:hint="default"/>
+        <w:sz w:val="20"/>
+      </w:rPr>
+    </w:lvl>
+    <w:lvl w:ilvl="7" w:tentative="1">
+      <w:start w:val="1"/>
+      <w:numFmt w:val="bullet"/>
+      <w:lvlText w:val=""/>
+      <w:lvlJc w:val="left"/>
+      <w:pPr>
+        <w:tabs>
+          <w:tab w:val="num" w:pos="5760"/>
+        </w:tabs>
+        <w:ind w:left="5760" w:hanging="360"/>
+      </w:pPr>
+      <w:rPr>
+        <w:rFonts w:ascii="Wingdings" w:hAnsi="Wingdings" w:hint="default"/>
+        <w:sz w:val="20"/>
+      </w:rPr>
+    </w:lvl>
+    <w:lvl w:ilvl="8" w:tentative="1">
+      <w:start w:val="1"/>
+      <w:numFmt w:val="bullet"/>
+      <w:lvlText w:val=""/>
+      <w:lvlJc w:val="left"/>
+      <w:pPr>
+        <w:tabs>
+          <w:tab w:val="num" w:pos="6480"/>
+        </w:tabs>
+        <w:ind w:left="6480" w:hanging="360"/>
+      </w:pPr>
+      <w:rPr>
+        <w:rFonts w:ascii="Wingdings" w:hAnsi="Wingdings" w:hint="default"/>
+        <w:sz w:val="20"/>
+      </w:rPr>
+    </w:lvl>
+  </w:abstractNum>
+  <w:abstractNum w:abstractNumId="1" w15:restartNumberingAfterBreak="0">
+    <w:nsid w:val="21630B69"/>
+    <w:multiLevelType w:val="multilevel"/>
+    <w:tmpl w:val="ED708D86"/>
+    <w:lvl w:ilvl="0">
+      <w:start w:val="1"/>
+      <w:numFmt w:val="bullet"/>
+      <w:lvlText w:val=""/>
+      <w:lvlJc w:val="left"/>
+      <w:pPr>
+        <w:tabs>
+          <w:tab w:val="num" w:pos="720"/>
+        </w:tabs>
+        <w:ind w:left="720" w:hanging="360"/>
+      </w:pPr>
+      <w:rPr>
+        <w:rFonts w:ascii="Symbol" w:hAnsi="Symbol" w:hint="default"/>
+        <w:sz w:val="20"/>
+      </w:rPr>
+    </w:lvl>
+    <w:lvl w:ilvl="1" w:tentative="1">
+      <w:start w:val="1"/>
+      <w:numFmt w:val="bullet"/>
+      <w:lvlText w:val="o"/>
+      <w:lvlJc w:val="left"/>
+      <w:pPr>
+        <w:tabs>
+          <w:tab w:val="num" w:pos="1440"/>
+        </w:tabs>
+        <w:ind w:left="1440" w:hanging="360"/>
+      </w:pPr>
+      <w:rPr>
+        <w:rFonts w:ascii="Courier New" w:hAnsi="Courier New" w:hint="default"/>
+        <w:sz w:val="20"/>
+      </w:rPr>
+    </w:lvl>
+    <w:lvl w:ilvl="2" w:tentative="1">
+      <w:start w:val="1"/>
+      <w:numFmt w:val="bullet"/>
+      <w:lvlText w:val=""/>
+      <w:lvlJc w:val="left"/>
+      <w:pPr>
+        <w:tabs>
+          <w:tab w:val="num" w:pos="2160"/>
+        </w:tabs>
+        <w:ind w:left="2160" w:hanging="360"/>
+      </w:pPr>
+      <w:rPr>
+        <w:rFonts w:ascii="Wingdings" w:hAnsi="Wingdings" w:hint="default"/>
+        <w:sz w:val="20"/>
+      </w:rPr>
+    </w:lvl>
+    <w:lvl w:ilvl="3" w:tentative="1">
+      <w:start w:val="1"/>
+      <w:numFmt w:val="bullet"/>
+      <w:lvlText w:val=""/>
+      <w:lvlJc w:val="left"/>
+      <w:pPr>
+        <w:tabs>
+          <w:tab w:val="num" w:pos="2880"/>
+        </w:tabs>
+        <w:ind w:left="2880" w:hanging="360"/>
+      </w:pPr>
+      <w:rPr>
+        <w:rFonts w:ascii="Wingdings" w:hAnsi="Wingdings" w:hint="default"/>
+        <w:sz w:val="20"/>
+      </w:rPr>
+    </w:lvl>
+    <w:lvl w:ilvl="4" w:tentative="1">
+      <w:start w:val="1"/>
+      <w:numFmt w:val="bullet"/>
+      <w:lvlText w:val=""/>
+      <w:lvlJc w:val="left"/>
+      <w:pPr>
+        <w:tabs>
+          <w:tab w:val="num" w:pos="3600"/>
+        </w:tabs>
+        <w:ind w:left="3600" w:hanging="360"/>
+      </w:pPr>
+      <w:rPr>
+        <w:rFonts w:ascii="Wingdings" w:hAnsi="Wingdings" w:hint="default"/>
+        <w:sz w:val="20"/>
+      </w:rPr>
+    </w:lvl>
+    <w:lvl w:ilvl="5" w:tentative="1">
+      <w:start w:val="1"/>
+      <w:numFmt w:val="bullet"/>
+      <w:lvlText w:val=""/>
+      <w:lvlJc w:val="left"/>
+      <w:pPr>
+        <w:tabs>
+          <w:tab w:val="num" w:pos="4320"/>
+        </w:tabs>
+        <w:ind w:left="4320" w:hanging="360"/>
+      </w:pPr>
+      <w:rPr>
+        <w:rFonts w:ascii="Wingdings" w:hAnsi="Wingdings" w:hint="default"/>
+        <w:sz w:val="20"/>
+      </w:rPr>
+    </w:lvl>
+    <w:lvl w:ilvl="6" w:tentative="1">
+      <w:start w:val="1"/>
+      <w:numFmt w:val="bullet"/>
+      <w:lvlText w:val=""/>
+      <w:lvlJc w:val="left"/>
+      <w:pPr>
+        <w:tabs>
+          <w:tab w:val="num" w:pos="5040"/>
+        </w:tabs>
+        <w:ind w:left="5040" w:hanging="360"/>
+      </w:pPr>
+      <w:rPr>
+        <w:rFonts w:ascii="Wingdings" w:hAnsi="Wingdings" w:hint="default"/>
+        <w:sz w:val="20"/>
+      </w:rPr>
+    </w:lvl>
+    <w:lvl w:ilvl="7" w:tentative="1">
+      <w:start w:val="1"/>
+      <w:numFmt w:val="bullet"/>
+      <w:lvlText w:val=""/>
+      <w:lvlJc w:val="left"/>
+      <w:pPr>
+        <w:tabs>
+          <w:tab w:val="num" w:pos="5760"/>
+        </w:tabs>
+        <w:ind w:left="5760" w:hanging="360"/>
+      </w:pPr>
+      <w:rPr>
+        <w:rFonts w:ascii="Wingdings" w:hAnsi="Wingdings" w:hint="default"/>
+        <w:sz w:val="20"/>
+      </w:rPr>
+    </w:lvl>
+    <w:lvl w:ilvl="8" w:tentative="1">
+      <w:start w:val="1"/>
+      <w:numFmt w:val="bullet"/>
+      <w:lvlText w:val=""/>
+      <w:lvlJc w:val="left"/>
+      <w:pPr>
+        <w:tabs>
+          <w:tab w:val="num" w:pos="6480"/>
+        </w:tabs>
+        <w:ind w:left="6480" w:hanging="360"/>
+      </w:pPr>
+      <w:rPr>
+        <w:rFonts w:ascii="Wingdings" w:hAnsi="Wingdings" w:hint="default"/>
+        <w:sz w:val="20"/>
+      </w:rPr>
+    </w:lvl>
+  </w:abstractNum>
+  <w:abstractNum w:abstractNumId="2" w15:restartNumberingAfterBreak="0">
+    <w:nsid w:val="3C6358AB"/>
+    <w:multiLevelType w:val="multilevel"/>
+    <w:tmpl w:val="AC385746"/>
+    <w:lvl w:ilvl="0">
+      <w:start w:val="1"/>
+      <w:numFmt w:val="bullet"/>
+      <w:lvlText w:val=""/>
+      <w:lvlJc w:val="left"/>
+      <w:pPr>
+        <w:tabs>
+          <w:tab w:val="num" w:pos="720"/>
+        </w:tabs>
+        <w:ind w:left="720" w:hanging="360"/>
+      </w:pPr>
+      <w:rPr>
+        <w:rFonts w:ascii="Symbol" w:hAnsi="Symbol" w:hint="default"/>
+        <w:sz w:val="20"/>
+      </w:rPr>
+    </w:lvl>
+    <w:lvl w:ilvl="1" w:tentative="1">
+      <w:start w:val="1"/>
+      <w:numFmt w:val="bullet"/>
+      <w:lvlText w:val="o"/>
+      <w:lvlJc w:val="left"/>
+      <w:pPr>
+        <w:tabs>
+          <w:tab w:val="num" w:pos="1440"/>
+        </w:tabs>
+        <w:ind w:left="1440" w:hanging="360"/>
+      </w:pPr>
+      <w:rPr>
+        <w:rFonts w:ascii="Courier New" w:hAnsi="Courier New" w:hint="default"/>
+        <w:sz w:val="20"/>
+      </w:rPr>
+    </w:lvl>
+    <w:lvl w:ilvl="2" w:tentative="1">
+      <w:start w:val="1"/>
+      <w:numFmt w:val="bullet"/>
+      <w:lvlText w:val=""/>
+      <w:lvlJc w:val="left"/>
+      <w:pPr>
+        <w:tabs>
+          <w:tab w:val="num" w:pos="2160"/>
+        </w:tabs>
+        <w:ind w:left="2160" w:hanging="360"/>
+      </w:pPr>
+      <w:rPr>
+        <w:rFonts w:ascii="Wingdings" w:hAnsi="Wingdings" w:hint="default"/>
+        <w:sz w:val="20"/>
+      </w:rPr>
+    </w:lvl>
+    <w:lvl w:ilvl="3" w:tentative="1">
+      <w:start w:val="1"/>
+      <w:numFmt w:val="bullet"/>
+      <w:lvlText w:val=""/>
+      <w:lvlJc w:val="left"/>
+      <w:pPr>
+        <w:tabs>
+          <w:tab w:val="num" w:pos="2880"/>
+        </w:tabs>
+        <w:ind w:left="2880" w:hanging="360"/>
+      </w:pPr>
+      <w:rPr>
+        <w:rFonts w:ascii="Wingdings" w:hAnsi="Wingdings" w:hint="default"/>
+        <w:sz w:val="20"/>
+      </w:rPr>
+    </w:lvl>
+    <w:lvl w:ilvl="4" w:tentative="1">
+      <w:start w:val="1"/>
+      <w:numFmt w:val="bullet"/>
+      <w:lvlText w:val=""/>
+      <w:lvlJc w:val="left"/>
+      <w:pPr>
+        <w:tabs>
+          <w:tab w:val="num" w:pos="3600"/>
+        </w:tabs>
+        <w:ind w:left="3600" w:hanging="360"/>
+      </w:pPr>
+      <w:rPr>
+        <w:rFonts w:ascii="Wingdings" w:hAnsi="Wingdings" w:hint="default"/>
+        <w:sz w:val="20"/>
+      </w:rPr>
+    </w:lvl>
+    <w:lvl w:ilvl="5" w:tentative="1">
+      <w:start w:val="1"/>
+      <w:numFmt w:val="bullet"/>
+      <w:lvlText w:val=""/>
+      <w:lvlJc w:val="left"/>
+      <w:pPr>
+        <w:tabs>
+          <w:tab w:val="num" w:pos="4320"/>
+        </w:tabs>
+        <w:ind w:left="4320" w:hanging="360"/>
+      </w:pPr>
+      <w:rPr>
+        <w:rFonts w:ascii="Wingdings" w:hAnsi="Wingdings" w:hint="default"/>
+        <w:sz w:val="20"/>
+      </w:rPr>
+    </w:lvl>
+    <w:lvl w:ilvl="6" w:tentative="1">
+      <w:start w:val="1"/>
+      <w:numFmt w:val="bullet"/>
+      <w:lvlText w:val=""/>
+      <w:lvlJc w:val="left"/>
+      <w:pPr>
+        <w:tabs>
+          <w:tab w:val="num" w:pos="5040"/>
+        </w:tabs>
+        <w:ind w:left="5040" w:hanging="360"/>
+      </w:pPr>
+      <w:rPr>
+        <w:rFonts w:ascii="Wingdings" w:hAnsi="Wingdings" w:hint="default"/>
+        <w:sz w:val="20"/>
+      </w:rPr>
+    </w:lvl>
+    <w:lvl w:ilvl="7" w:tentative="1">
+      <w:start w:val="1"/>
+      <w:numFmt w:val="bullet"/>
+      <w:lvlText w:val=""/>
+      <w:lvlJc w:val="left"/>
+      <w:pPr>
+        <w:tabs>
+          <w:tab w:val="num" w:pos="5760"/>
+        </w:tabs>
+        <w:ind w:left="5760" w:hanging="360"/>
+      </w:pPr>
+      <w:rPr>
+        <w:rFonts w:ascii="Wingdings" w:hAnsi="Wingdings" w:hint="default"/>
+        <w:sz w:val="20"/>
+      </w:rPr>
+    </w:lvl>
+    <w:lvl w:ilvl="8" w:tentative="1">
+      <w:start w:val="1"/>
+      <w:numFmt w:val="bullet"/>
+      <w:lvlText w:val=""/>
+      <w:lvlJc w:val="left"/>
+      <w:pPr>
+        <w:tabs>
+          <w:tab w:val="num" w:pos="6480"/>
+        </w:tabs>
+        <w:ind w:left="6480" w:hanging="360"/>
+      </w:pPr>
+      <w:rPr>
+        <w:rFonts w:ascii="Wingdings" w:hAnsi="Wingdings" w:hint="default"/>
+        <w:sz w:val="20"/>
+      </w:rPr>
+    </w:lvl>
+  </w:abstractNum>
+  <w:abstractNum w:abstractNumId="3" w15:restartNumberingAfterBreak="0">
+    <w:nsid w:val="3F6E1402"/>
+    <w:multiLevelType w:val="multilevel"/>
+    <w:tmpl w:val="72E8BA94"/>
+    <w:lvl w:ilvl="0">
+      <w:start w:val="1"/>
+      <w:numFmt w:val="bullet"/>
+      <w:lvlText w:val=""/>
+      <w:lvlJc w:val="left"/>
+      <w:pPr>
+        <w:tabs>
+          <w:tab w:val="num" w:pos="720"/>
+        </w:tabs>
+        <w:ind w:left="720" w:hanging="360"/>
+      </w:pPr>
+      <w:rPr>
+        <w:rFonts w:ascii="Symbol" w:hAnsi="Symbol" w:hint="default"/>
+        <w:sz w:val="20"/>
+      </w:rPr>
+    </w:lvl>
+    <w:lvl w:ilvl="1" w:tentative="1">
+      <w:start w:val="1"/>
+      <w:numFmt w:val="bullet"/>
+      <w:lvlText w:val="o"/>
+      <w:lvlJc w:val="left"/>
+      <w:pPr>
+        <w:tabs>
+          <w:tab w:val="num" w:pos="1440"/>
+        </w:tabs>
+        <w:ind w:left="1440" w:hanging="360"/>
+      </w:pPr>
+      <w:rPr>
+        <w:rFonts w:ascii="Courier New" w:hAnsi="Courier New" w:hint="default"/>
+        <w:sz w:val="20"/>
+      </w:rPr>
+    </w:lvl>
+    <w:lvl w:ilvl="2" w:tentative="1">
+      <w:start w:val="1"/>
+      <w:numFmt w:val="bullet"/>
+      <w:lvlText w:val=""/>
+      <w:lvlJc w:val="left"/>
+      <w:pPr>
+        <w:tabs>
+          <w:tab w:val="num" w:pos="2160"/>
+        </w:tabs>
+        <w:ind w:left="2160" w:hanging="360"/>
+      </w:pPr>
+      <w:rPr>
+        <w:rFonts w:ascii="Wingdings" w:hAnsi="Wingdings" w:hint="default"/>
+        <w:sz w:val="20"/>
+      </w:rPr>
+    </w:lvl>
+    <w:lvl w:ilvl="3" w:tentative="1">
+      <w:start w:val="1"/>
+      <w:numFmt w:val="bullet"/>
+      <w:lvlText w:val=""/>
+      <w:lvlJc w:val="left"/>
+      <w:pPr>
+        <w:tabs>
+          <w:tab w:val="num" w:pos="2880"/>
+        </w:tabs>
+        <w:ind w:left="2880" w:hanging="360"/>
+      </w:pPr>
+      <w:rPr>
+        <w:rFonts w:ascii="Wingdings" w:hAnsi="Wingdings" w:hint="default"/>
+        <w:sz w:val="20"/>
+      </w:rPr>
+    </w:lvl>
+    <w:lvl w:ilvl="4" w:tentative="1">
+      <w:start w:val="1"/>
+      <w:numFmt w:val="bullet"/>
+      <w:lvlText w:val=""/>
+      <w:lvlJc w:val="left"/>
+      <w:pPr>
+        <w:tabs>
+          <w:tab w:val="num" w:pos="3600"/>
+        </w:tabs>
+        <w:ind w:left="3600" w:hanging="360"/>
+      </w:pPr>
+      <w:rPr>
+        <w:rFonts w:ascii="Wingdings" w:hAnsi="Wingdings" w:hint="default"/>
+        <w:sz w:val="20"/>
+      </w:rPr>
+    </w:lvl>
+    <w:lvl w:ilvl="5" w:tentative="1">
+      <w:start w:val="1"/>
+      <w:numFmt w:val="bullet"/>
+      <w:lvlText w:val=""/>
+      <w:lvlJc w:val="left"/>
+      <w:pPr>
+        <w:tabs>
+          <w:tab w:val="num" w:pos="4320"/>
+        </w:tabs>
+        <w:ind w:left="4320" w:hanging="360"/>
+      </w:pPr>
+      <w:rPr>
+        <w:rFonts w:ascii="Wingdings" w:hAnsi="Wingdings" w:hint="default"/>
+        <w:sz w:val="20"/>
+      </w:rPr>
+    </w:lvl>
+    <w:lvl w:ilvl="6" w:tentative="1">
+      <w:start w:val="1"/>
+      <w:numFmt w:val="bullet"/>
+      <w:lvlText w:val=""/>
+      <w:lvlJc w:val="left"/>
+      <w:pPr>
+        <w:tabs>
+          <w:tab w:val="num" w:pos="5040"/>
+        </w:tabs>
+        <w:ind w:left="5040" w:hanging="360"/>
+      </w:pPr>
+      <w:rPr>
+        <w:rFonts w:ascii="Wingdings" w:hAnsi="Wingdings" w:hint="default"/>
+        <w:sz w:val="20"/>
+      </w:rPr>
+    </w:lvl>
+    <w:lvl w:ilvl="7" w:tentative="1">
+      <w:start w:val="1"/>
+      <w:numFmt w:val="bullet"/>
+      <w:lvlText w:val=""/>
+      <w:lvlJc w:val="left"/>
+      <w:pPr>
+        <w:tabs>
+          <w:tab w:val="num" w:pos="5760"/>
+        </w:tabs>
+        <w:ind w:left="5760" w:hanging="360"/>
+      </w:pPr>
+      <w:rPr>
+        <w:rFonts w:ascii="Wingdings" w:hAnsi="Wingdings" w:hint="default"/>
+        <w:sz w:val="20"/>
+      </w:rPr>
+    </w:lvl>
+    <w:lvl w:ilvl="8" w:tentative="1">
+      <w:start w:val="1"/>
+      <w:numFmt w:val="bullet"/>
+      <w:lvlText w:val=""/>
+      <w:lvlJc w:val="left"/>
+      <w:pPr>
+        <w:tabs>
+          <w:tab w:val="num" w:pos="6480"/>
+        </w:tabs>
+        <w:ind w:left="6480" w:hanging="360"/>
+      </w:pPr>
+      <w:rPr>
+        <w:rFonts w:ascii="Wingdings" w:hAnsi="Wingdings" w:hint="default"/>
+        <w:sz w:val="20"/>
+      </w:rPr>
+    </w:lvl>
+  </w:abstractNum>
+  <w:abstractNum w:abstractNumId="4" w15:restartNumberingAfterBreak="0">
+    <w:nsid w:val="4D945A27"/>
+    <w:multiLevelType w:val="multilevel"/>
+    <w:tmpl w:val="958A3CAA"/>
+    <w:lvl w:ilvl="0">
+      <w:start w:val="1"/>
+      <w:numFmt w:val="bullet"/>
+      <w:lvlText w:val=""/>
+      <w:lvlJc w:val="left"/>
+      <w:pPr>
+        <w:tabs>
+          <w:tab w:val="num" w:pos="720"/>
+        </w:tabs>
+        <w:ind w:left="720" w:hanging="360"/>
+      </w:pPr>
+      <w:rPr>
+        <w:rFonts w:ascii="Symbol" w:hAnsi="Symbol" w:hint="default"/>
+        <w:sz w:val="20"/>
+      </w:rPr>
+    </w:lvl>
+    <w:lvl w:ilvl="1" w:tentative="1">
+      <w:start w:val="1"/>
+      <w:numFmt w:val="bullet"/>
+      <w:lvlText w:val="o"/>
+      <w:lvlJc w:val="left"/>
+      <w:pPr>
+        <w:tabs>
+          <w:tab w:val="num" w:pos="1440"/>
+        </w:tabs>
+        <w:ind w:left="1440" w:hanging="360"/>
+      </w:pPr>
+      <w:rPr>
+        <w:rFonts w:ascii="Courier New" w:hAnsi="Courier New" w:hint="default"/>
+        <w:sz w:val="20"/>
+      </w:rPr>
+    </w:lvl>
+    <w:lvl w:ilvl="2" w:tentative="1">
+      <w:start w:val="1"/>
+      <w:numFmt w:val="bullet"/>
+      <w:lvlText w:val=""/>
+      <w:lvlJc w:val="left"/>
+      <w:pPr>
+        <w:tabs>
+          <w:tab w:val="num" w:pos="2160"/>
+        </w:tabs>
+        <w:ind w:left="2160" w:hanging="360"/>
+      </w:pPr>
+      <w:rPr>
+        <w:rFonts w:ascii="Wingdings" w:hAnsi="Wingdings" w:hint="default"/>
+        <w:sz w:val="20"/>
+      </w:rPr>
+    </w:lvl>
+    <w:lvl w:ilvl="3" w:tentative="1">
+      <w:start w:val="1"/>
+      <w:numFmt w:val="bullet"/>
+      <w:lvlText w:val=""/>
+      <w:lvlJc w:val="left"/>
+      <w:pPr>
+        <w:tabs>
+          <w:tab w:val="num" w:pos="2880"/>
+        </w:tabs>
+        <w:ind w:left="2880" w:hanging="360"/>
+      </w:pPr>
+      <w:rPr>
+        <w:rFonts w:ascii="Wingdings" w:hAnsi="Wingdings" w:hint="default"/>
+        <w:sz w:val="20"/>
+      </w:rPr>
+    </w:lvl>
+    <w:lvl w:ilvl="4" w:tentative="1">
+      <w:start w:val="1"/>
+      <w:numFmt w:val="bullet"/>
+      <w:lvlText w:val=""/>
+      <w:lvlJc w:val="left"/>
+      <w:pPr>
+        <w:tabs>
+          <w:tab w:val="num" w:pos="3600"/>
+        </w:tabs>
+        <w:ind w:left="3600" w:hanging="360"/>
+      </w:pPr>
+      <w:rPr>
+        <w:rFonts w:ascii="Wingdings" w:hAnsi="Wingdings" w:hint="default"/>
+        <w:sz w:val="20"/>
+      </w:rPr>
+    </w:lvl>
+    <w:lvl w:ilvl="5" w:tentative="1">
+      <w:start w:val="1"/>
+      <w:numFmt w:val="bullet"/>
+      <w:lvlText w:val=""/>
+      <w:lvlJc w:val="left"/>
+      <w:pPr>
+        <w:tabs>
+          <w:tab w:val="num" w:pos="4320"/>
+        </w:tabs>
+        <w:ind w:left="4320" w:hanging="360"/>
+      </w:pPr>
+      <w:rPr>
+        <w:rFonts w:ascii="Wingdings" w:hAnsi="Wingdings" w:hint="default"/>
+        <w:sz w:val="20"/>
+      </w:rPr>
+    </w:lvl>
+    <w:lvl w:ilvl="6" w:tentative="1">
+      <w:start w:val="1"/>
+      <w:numFmt w:val="bullet"/>
+      <w:lvlText w:val=""/>
+      <w:lvlJc w:val="left"/>
+      <w:pPr>
+        <w:tabs>
+          <w:tab w:val="num" w:pos="5040"/>
+        </w:tabs>
+        <w:ind w:left="5040" w:hanging="360"/>
+      </w:pPr>
+      <w:rPr>
+        <w:rFonts w:ascii="Wingdings" w:hAnsi="Wingdings" w:hint="default"/>
+        <w:sz w:val="20"/>
+      </w:rPr>
+    </w:lvl>
+    <w:lvl w:ilvl="7" w:tentative="1">
+      <w:start w:val="1"/>
+      <w:numFmt w:val="bullet"/>
+      <w:lvlText w:val=""/>
+      <w:lvlJc w:val="left"/>
+      <w:pPr>
+        <w:tabs>
+          <w:tab w:val="num" w:pos="5760"/>
+        </w:tabs>
+        <w:ind w:left="5760" w:hanging="360"/>
+      </w:pPr>
+      <w:rPr>
+        <w:rFonts w:ascii="Wingdings" w:hAnsi="Wingdings" w:hint="default"/>
+        <w:sz w:val="20"/>
+      </w:rPr>
+    </w:lvl>
+    <w:lvl w:ilvl="8" w:tentative="1">
+      <w:start w:val="1"/>
+      <w:numFmt w:val="bullet"/>
+      <w:lvlText w:val=""/>
+      <w:lvlJc w:val="left"/>
+      <w:pPr>
+        <w:tabs>
+          <w:tab w:val="num" w:pos="6480"/>
+        </w:tabs>
+        <w:ind w:left="6480" w:hanging="360"/>
+      </w:pPr>
+      <w:rPr>
+        <w:rFonts w:ascii="Wingdings" w:hAnsi="Wingdings" w:hint="default"/>
+        <w:sz w:val="20"/>
+      </w:rPr>
+    </w:lvl>
+  </w:abstractNum>
+  <w:num w:numId="1" w16cid:durableId="1520311401">
+    <w:abstractNumId w:val="4"/>
+  </w:num>
+  <w:num w:numId="2" w16cid:durableId="1368142814">
+    <w:abstractNumId w:val="2"/>
+  </w:num>
+  <w:num w:numId="3" w16cid:durableId="727649302">
+    <w:abstractNumId w:val="0"/>
+  </w:num>
+  <w:num w:numId="4" w16cid:durableId="2040009966">
+    <w:abstractNumId w:val="1"/>
+  </w:num>
+  <w:num w:numId="5" w16cid:durableId="1018121142">
+    <w:abstractNumId w:val="3"/>
+  </w:num>
+</w:numbering>
 </file>
 
 <file path=word/styles.xml><?xml version="1.0" encoding="utf-8"?>
@@ -616,7 +6777,6 @@
   <w:style w:type="character" w:default="1" w:styleId="DefaultParagraphFont">
     <w:name w:val="Default Paragraph Font"/>
     <w:uiPriority w:val="1"/>
-    <w:semiHidden/>
     <w:unhideWhenUsed/>
   </w:style>
   <w:style w:type="table" w:default="1" w:styleId="TableNormal">
